--- a/INFORME_FINAL_EFT.docx
+++ b/INFORME_FINAL_EFT.docx
@@ -64,7 +64,212 @@
         <w:pStyle w:val="Heading1"/>
       </w:pPr>
       <w:r>
+        <w:t>ÍNDICE</w:t>
+      </w:r>
+    </w:p>
+    <w:p>
+      <w:pPr>
+        <w:spacing w:after="40" w:before="0"/>
+      </w:pPr>
+      <w:r>
+        <w:rPr>
+          <w:b/>
+        </w:rPr>
         <w:t>I. PLAN DE PRUEBAS AUTOMATIZADAS</w:t>
+      </w:r>
+    </w:p>
+    <w:p>
+      <w:pPr>
+        <w:spacing w:after="40" w:before="0"/>
+      </w:pPr>
+      <w:r>
+        <w:t xml:space="preserve">   1. Presentación del caso</w:t>
+      </w:r>
+    </w:p>
+    <w:p>
+      <w:pPr>
+        <w:spacing w:after="40" w:before="0"/>
+      </w:pPr>
+      <w:r>
+        <w:t xml:space="preserve">   2. Cronograma por Sprint</w:t>
+      </w:r>
+    </w:p>
+    <w:p>
+      <w:pPr>
+        <w:spacing w:after="40" w:before="0"/>
+      </w:pPr>
+      <w:r>
+        <w:t xml:space="preserve">   3. Casos de pruebas</w:t>
+      </w:r>
+    </w:p>
+    <w:p>
+      <w:pPr>
+        <w:spacing w:after="40" w:before="0"/>
+      </w:pPr>
+      <w:r>
+        <w:t xml:space="preserve">   4. Técnicas y metodologías</w:t>
+      </w:r>
+    </w:p>
+    <w:p>
+      <w:pPr>
+        <w:spacing w:after="40" w:before="0"/>
+      </w:pPr>
+      <w:r>
+        <w:t xml:space="preserve">   5. Tipos de pruebas</w:t>
+      </w:r>
+    </w:p>
+    <w:p>
+      <w:pPr>
+        <w:spacing w:after="40" w:before="0"/>
+      </w:pPr>
+      <w:r>
+        <w:t xml:space="preserve">   6. Herramientas</w:t>
+      </w:r>
+    </w:p>
+    <w:p>
+      <w:pPr>
+        <w:spacing w:after="40" w:before="0"/>
+      </w:pPr>
+      <w:r>
+        <w:t xml:space="preserve">   7. Guiones de automatización</w:t>
+      </w:r>
+    </w:p>
+    <w:p>
+      <w:pPr>
+        <w:spacing w:after="40" w:before="0"/>
+      </w:pPr>
+    </w:p>
+    <w:p>
+      <w:pPr>
+        <w:spacing w:after="40" w:before="0"/>
+      </w:pPr>
+      <w:r>
+        <w:rPr>
+          <w:b/>
+        </w:rPr>
+        <w:t>II. IMPLEMENTACIÓN DEL PLAN DE PRUEBAS AUTOMATIZADAS</w:t>
+      </w:r>
+    </w:p>
+    <w:p>
+      <w:pPr>
+        <w:spacing w:after="40" w:before="0"/>
+      </w:pPr>
+      <w:r>
+        <w:t xml:space="preserve">   1. Matriz de trazabilidad</w:t>
+      </w:r>
+    </w:p>
+    <w:p>
+      <w:pPr>
+        <w:spacing w:after="40" w:before="0"/>
+      </w:pPr>
+      <w:r>
+        <w:t xml:space="preserve">   2. Codificación de escenarios</w:t>
+      </w:r>
+    </w:p>
+    <w:p>
+      <w:pPr>
+        <w:spacing w:after="40" w:before="0"/>
+      </w:pPr>
+      <w:r>
+        <w:t xml:space="preserve">   3. Condiciones de aceptación</w:t>
+      </w:r>
+    </w:p>
+    <w:p>
+      <w:pPr>
+        <w:spacing w:after="40" w:before="0"/>
+      </w:pPr>
+      <w:r>
+        <w:t xml:space="preserve">   4. Casos BDD — Configuración</w:t>
+      </w:r>
+    </w:p>
+    <w:p>
+      <w:pPr>
+        <w:spacing w:after="40" w:before="0"/>
+      </w:pPr>
+      <w:r>
+        <w:t xml:space="preserve">   5. Plantillas de escenarios con evidencia</w:t>
+      </w:r>
+    </w:p>
+    <w:p>
+      <w:pPr>
+        <w:spacing w:after="40" w:before="0"/>
+      </w:pPr>
+    </w:p>
+    <w:p>
+      <w:pPr>
+        <w:spacing w:after="40" w:before="0"/>
+      </w:pPr>
+      <w:r>
+        <w:rPr>
+          <w:b/>
+        </w:rPr>
+        <w:t>III. ANÁLISIS Y EVALUACIÓN DE RESULTADOS</w:t>
+      </w:r>
+    </w:p>
+    <w:p>
+      <w:pPr>
+        <w:spacing w:after="40" w:before="0"/>
+      </w:pPr>
+      <w:r>
+        <w:t xml:space="preserve">   1. Ejecución de pruebas y evidencias</w:t>
+      </w:r>
+    </w:p>
+    <w:p>
+      <w:pPr>
+        <w:spacing w:after="40" w:before="0"/>
+      </w:pPr>
+      <w:r>
+        <w:t xml:space="preserve">   2. Evaluación de resultados</w:t>
+      </w:r>
+    </w:p>
+    <w:p>
+      <w:pPr>
+        <w:spacing w:after="40" w:before="0"/>
+      </w:pPr>
+      <w:r>
+        <w:t xml:space="preserve">   3. Oportunidades de mejora (A+B+C)</w:t>
+      </w:r>
+    </w:p>
+    <w:p>
+      <w:pPr>
+        <w:spacing w:after="40" w:before="0"/>
+      </w:pPr>
+      <w:r>
+        <w:t xml:space="preserve">   4. Métricas de calidad y rendimiento</w:t>
+      </w:r>
+    </w:p>
+    <w:p>
+      <w:pPr>
+        <w:spacing w:after="40" w:before="0"/>
+      </w:pPr>
+      <w:r>
+        <w:t xml:space="preserve">   5. Propuestas de mejora</w:t>
+      </w:r>
+    </w:p>
+    <w:p>
+      <w:pPr>
+        <w:spacing w:after="40" w:before="0"/>
+      </w:pPr>
+      <w:r>
+        <w:t xml:space="preserve">   6. Conclusiones y proyecciones</w:t>
+      </w:r>
+    </w:p>
+    <w:p>
+      <w:r>
+        <w:br w:type="page"/>
+      </w:r>
+    </w:p>
+    <w:p>
+      <w:pPr>
+        <w:pStyle w:val="Heading1"/>
+      </w:pPr>
+      <w:r>
+        <w:t>I. PLAN DE PRUEBAS AUTOMATIZADAS</w:t>
+      </w:r>
+    </w:p>
+    <w:p>
+      <w:r>
+        <w:t>Esta sección describe la planificación completa del proceso de automatización: el caso seleccionado (OrangeHRM), la organización del trabajo en 3 sprints alineados con las evaluaciones parciales, los 16 casos de prueba diseñados con sus prioridades y tipos, las técnicas y metodologías aplicadas (BDD, Data-Driven, captura automática de evidencia), los tipos de pruebas cubiertos, las herramientas del stack tecnológico, y los guiones que definen cómo se automatiza cada caso.</w:t>
       </w:r>
     </w:p>
     <w:p>
@@ -1838,6 +2043,231 @@
         <w:t>Flujo fallo intencional: Login exitoso → assert título "OrangeHRM OS 5.7" → falla (título real: "OrangeHRM") → after_scenario captura screenshot automático.</w:t>
       </w:r>
     </w:p>
+    <w:p/>
+    <w:p>
+      <w:r>
+        <w:rPr>
+          <w:b/>
+        </w:rPr>
+        <w:t>Evidencia de ejecución — Estructura del proyecto</w:t>
+      </w:r>
+    </w:p>
+    <w:p>
+      <w:pPr>
+        <w:spacing w:after="0" w:before="0"/>
+      </w:pPr>
+      <w:r>
+        <w:t>AutomatizacionPruebasPython/</w:t>
+      </w:r>
+    </w:p>
+    <w:p>
+      <w:pPr>
+        <w:spacing w:after="0" w:before="0"/>
+      </w:pPr>
+      <w:r>
+        <w:t>├── environment.py              # Hooks before/after_scenario</w:t>
+      </w:r>
+    </w:p>
+    <w:p>
+      <w:pPr>
+        <w:spacing w:after="0" w:before="0"/>
+      </w:pPr>
+      <w:r>
+        <w:t>├── features/                   # 10 archivos .feature (Gherkin)</w:t>
+      </w:r>
+    </w:p>
+    <w:p>
+      <w:pPr>
+        <w:spacing w:after="0" w:before="0"/>
+      </w:pPr>
+      <w:r>
+        <w:t>│   ├── login.feature</w:t>
+      </w:r>
+    </w:p>
+    <w:p>
+      <w:pPr>
+        <w:spacing w:after="0" w:before="0"/>
+      </w:pPr>
+      <w:r>
+        <w:t>│   ├── sesion_management.feature</w:t>
+      </w:r>
+    </w:p>
+    <w:p>
+      <w:pPr>
+        <w:spacing w:after="0" w:before="0"/>
+      </w:pPr>
+      <w:r>
+        <w:t>│   ├── pim_management.feature</w:t>
+      </w:r>
+    </w:p>
+    <w:p>
+      <w:pPr>
+        <w:spacing w:after="0" w:before="0"/>
+      </w:pPr>
+      <w:r>
+        <w:t>│   ├── empleados.feature</w:t>
+      </w:r>
+    </w:p>
+    <w:p>
+      <w:pPr>
+        <w:spacing w:after="0" w:before="0"/>
+      </w:pPr>
+      <w:r>
+        <w:t>│   ├── busqueda.feature</w:t>
+      </w:r>
+    </w:p>
+    <w:p>
+      <w:pPr>
+        <w:spacing w:after="0" w:before="0"/>
+      </w:pPr>
+      <w:r>
+        <w:t>│   ├── edicion.feature</w:t>
+      </w:r>
+    </w:p>
+    <w:p>
+      <w:pPr>
+        <w:spacing w:after="0" w:before="0"/>
+      </w:pPr>
+      <w:r>
+        <w:t>│   ├── eliminacion.feature</w:t>
+      </w:r>
+    </w:p>
+    <w:p>
+      <w:pPr>
+        <w:spacing w:after="0" w:before="0"/>
+      </w:pPr>
+      <w:r>
+        <w:t>│   ├── perfil.feature</w:t>
+      </w:r>
+    </w:p>
+    <w:p>
+      <w:pPr>
+        <w:spacing w:after="0" w:before="0"/>
+      </w:pPr>
+      <w:r>
+        <w:t>│   ├── licencias.feature</w:t>
+      </w:r>
+    </w:p>
+    <w:p>
+      <w:pPr>
+        <w:spacing w:after="0" w:before="0"/>
+      </w:pPr>
+      <w:r>
+        <w:t>│   └── navigation.feature</w:t>
+      </w:r>
+    </w:p>
+    <w:p>
+      <w:pPr>
+        <w:spacing w:after="0" w:before="0"/>
+      </w:pPr>
+      <w:r>
+        <w:t>├── steps/                      # Implementación Python</w:t>
+      </w:r>
+    </w:p>
+    <w:p>
+      <w:pPr>
+        <w:spacing w:after="0" w:before="0"/>
+      </w:pPr>
+      <w:r>
+        <w:t>│   ├── orangehrm_steps.py</w:t>
+      </w:r>
+    </w:p>
+    <w:p>
+      <w:pPr>
+        <w:spacing w:after="0" w:before="0"/>
+      </w:pPr>
+      <w:r>
+        <w:t>│   └── data_driven_steps.py</w:t>
+      </w:r>
+    </w:p>
+    <w:p>
+      <w:pPr>
+        <w:spacing w:after="0" w:before="0"/>
+      </w:pPr>
+      <w:r>
+        <w:t>├── utils/                      # Utilidades</w:t>
+      </w:r>
+    </w:p>
+    <w:p>
+      <w:pPr>
+        <w:spacing w:after="0" w:before="0"/>
+      </w:pPr>
+      <w:r>
+        <w:t>│   ├── utility.py              # capture_screenshot()</w:t>
+      </w:r>
+    </w:p>
+    <w:p>
+      <w:pPr>
+        <w:spacing w:after="0" w:before="0"/>
+      </w:pPr>
+      <w:r>
+        <w:t>│   └── excel_utils.py          # Lectura Excel</w:t>
+      </w:r>
+    </w:p>
+    <w:p>
+      <w:pPr>
+        <w:spacing w:after="0" w:before="0"/>
+      </w:pPr>
+      <w:r>
+        <w:t>├── testData/                   # Datos de prueba (Excel)</w:t>
+      </w:r>
+    </w:p>
+    <w:p>
+      <w:pPr>
+        <w:spacing w:after="0" w:before="0"/>
+      </w:pPr>
+      <w:r>
+        <w:t>├── evidencias/                 # 177 screenshots</w:t>
+      </w:r>
+    </w:p>
+    <w:p>
+      <w:pPr>
+        <w:spacing w:after="0" w:before="0"/>
+      </w:pPr>
+      <w:r>
+        <w:t>├── reporte.html                # Reporte visual 28/1</w:t>
+      </w:r>
+    </w:p>
+    <w:p>
+      <w:pPr>
+        <w:spacing w:after="0" w:before="0"/>
+      </w:pPr>
+      <w:r>
+        <w:t>├── reporte.json                # Reporte estructurado</w:t>
+      </w:r>
+    </w:p>
+    <w:p>
+      <w:pPr>
+        <w:spacing w:after="0" w:before="0"/>
+      </w:pPr>
+      <w:r>
+        <w:t>├── requirements.txt</w:t>
+      </w:r>
+    </w:p>
+    <w:p>
+      <w:pPr>
+        <w:spacing w:after="0" w:before="0"/>
+      </w:pPr>
+      <w:r>
+        <w:t>├── generar_reporte.py</w:t>
+      </w:r>
+    </w:p>
+    <w:p>
+      <w:pPr>
+        <w:spacing w:after="0" w:before="0"/>
+      </w:pPr>
+      <w:r>
+        <w:t>├── generar_excel.py</w:t>
+      </w:r>
+    </w:p>
+    <w:p>
+      <w:pPr>
+        <w:spacing w:after="0" w:before="0"/>
+      </w:pPr>
+      <w:r>
+        <w:t>└── README.md</w:t>
+      </w:r>
+    </w:p>
     <w:p>
       <w:r>
         <w:br w:type="page"/>
@@ -2535,6 +2965,211 @@
     <w:p>
       <w:r>
         <w:t>Implementación en orangehrm_steps.py con decoradores @given, @when, @then que se mapean exactamente al texto Gherkin.</w:t>
+      </w:r>
+    </w:p>
+    <w:p/>
+    <w:p>
+      <w:r>
+        <w:rPr>
+          <w:b/>
+        </w:rPr>
+        <w:t>Evidencia de ejecución — Resultados de pruebas</w:t>
+      </w:r>
+    </w:p>
+    <w:p>
+      <w:r>
+        <w:t>La ejecución de los 29 escenarios generó los siguientes artefactos verificables:</w:t>
+      </w:r>
+    </w:p>
+    <w:tbl>
+      <w:tblPr>
+        <w:tblStyle w:val="LightGrid-Accent1"/>
+        <w:tblW w:type="auto" w:w="0"/>
+        <w:jc w:val="center"/>
+        <w:tblLook w:firstColumn="1" w:firstRow="1" w:lastColumn="0" w:lastRow="0" w:noHBand="0" w:noVBand="1" w:val="04A0"/>
+      </w:tblPr>
+      <w:tblGrid>
+        <w:gridCol w:w="2880"/>
+        <w:gridCol w:w="2880"/>
+        <w:gridCol w:w="2880"/>
+      </w:tblGrid>
+      <w:tr>
+        <w:tc>
+          <w:tcPr>
+            <w:tcW w:type="dxa" w:w="2880"/>
+          </w:tcPr>
+          <w:p>
+            <w:r>
+              <w:t>Artefacto</w:t>
+            </w:r>
+          </w:p>
+        </w:tc>
+        <w:tc>
+          <w:tcPr>
+            <w:tcW w:type="dxa" w:w="2880"/>
+          </w:tcPr>
+          <w:p>
+            <w:r>
+              <w:t>Ruta</w:t>
+            </w:r>
+          </w:p>
+        </w:tc>
+        <w:tc>
+          <w:tcPr>
+            <w:tcW w:type="dxa" w:w="2880"/>
+          </w:tcPr>
+          <w:p>
+            <w:r>
+              <w:t>Descripción</w:t>
+            </w:r>
+          </w:p>
+        </w:tc>
+      </w:tr>
+      <w:tr>
+        <w:tc>
+          <w:tcPr>
+            <w:tcW w:type="dxa" w:w="2880"/>
+          </w:tcPr>
+          <w:p>
+            <w:r>
+              <w:t>Reporte visual</w:t>
+            </w:r>
+          </w:p>
+        </w:tc>
+        <w:tc>
+          <w:tcPr>
+            <w:tcW w:type="dxa" w:w="2880"/>
+          </w:tcPr>
+          <w:p>
+            <w:r>
+              <w:t>reporte.html</w:t>
+            </w:r>
+          </w:p>
+        </w:tc>
+        <w:tc>
+          <w:tcPr>
+            <w:tcW w:type="dxa" w:w="2880"/>
+          </w:tcPr>
+          <w:p>
+            <w:r>
+              <w:t>Tabla por feature PASS/FAIL</w:t>
+            </w:r>
+          </w:p>
+        </w:tc>
+      </w:tr>
+      <w:tr>
+        <w:tc>
+          <w:tcPr>
+            <w:tcW w:type="dxa" w:w="2880"/>
+          </w:tcPr>
+          <w:p>
+            <w:r>
+              <w:t>Reporte JSON</w:t>
+            </w:r>
+          </w:p>
+        </w:tc>
+        <w:tc>
+          <w:tcPr>
+            <w:tcW w:type="dxa" w:w="2880"/>
+          </w:tcPr>
+          <w:p>
+            <w:r>
+              <w:t>reporte.json</w:t>
+            </w:r>
+          </w:p>
+        </w:tc>
+        <w:tc>
+          <w:tcPr>
+            <w:tcW w:type="dxa" w:w="2880"/>
+          </w:tcPr>
+          <w:p>
+            <w:r>
+              <w:t>10 features, 29 escenarios, duraciones</w:t>
+            </w:r>
+          </w:p>
+        </w:tc>
+      </w:tr>
+      <w:tr>
+        <w:tc>
+          <w:tcPr>
+            <w:tcW w:type="dxa" w:w="2880"/>
+          </w:tcPr>
+          <w:p>
+            <w:r>
+              <w:t>Screenshots</w:t>
+            </w:r>
+          </w:p>
+        </w:tc>
+        <w:tc>
+          <w:tcPr>
+            <w:tcW w:type="dxa" w:w="2880"/>
+          </w:tcPr>
+          <w:p>
+            <w:r>
+              <w:t>evidencias/ (177 archivos)</w:t>
+            </w:r>
+          </w:p>
+        </w:tc>
+        <w:tc>
+          <w:tcPr>
+            <w:tcW w:type="dxa" w:w="2880"/>
+          </w:tcPr>
+          <w:p>
+            <w:r>
+              <w:t>Capturas automáticas con timestamp</w:t>
+            </w:r>
+          </w:p>
+        </w:tc>
+      </w:tr>
+    </w:tbl>
+    <w:p>
+      <w:r>
+        <w:t>Resumen de ejecución (desde reporte.json):</w:t>
+      </w:r>
+    </w:p>
+    <w:p>
+      <w:pPr>
+        <w:pStyle w:val="ListBullet"/>
+      </w:pPr>
+      <w:r>
+        <w:t>Total escenarios: 29</w:t>
+      </w:r>
+    </w:p>
+    <w:p>
+      <w:pPr>
+        <w:pStyle w:val="ListBullet"/>
+      </w:pPr>
+      <w:r>
+        <w:t>PASS: 28 (96.55%)</w:t>
+      </w:r>
+    </w:p>
+    <w:p>
+      <w:pPr>
+        <w:pStyle w:val="ListBullet"/>
+      </w:pPr>
+      <w:r>
+        <w:t>FAIL: 1 (TC_004 — fallo intencional)</w:t>
+      </w:r>
+    </w:p>
+    <w:p>
+      <w:pPr>
+        <w:pStyle w:val="ListBullet"/>
+      </w:pPr>
+      <w:r>
+        <w:t>Duración total: ~4 min 42 seg</w:t>
+      </w:r>
+    </w:p>
+    <w:p>
+      <w:pPr>
+        <w:pStyle w:val="ListBullet"/>
+      </w:pPr>
+      <w:r>
+        <w:t>Tiempo promedio por escenario: ~9.7 seg</w:t>
+      </w:r>
+    </w:p>
+    <w:p>
+      <w:r>
+        <w:t>Para visualizar los resultados: abrir reporte.html en cualquier navegador. Allí se muestra "28 passed, 1 failed" y el TC_004 marcado en rojo.</w:t>
       </w:r>
     </w:p>
     <w:p>
@@ -3907,9 +4542,206 @@
         <w:t>*FAIL intencional TC_004: Assert título "OrangeHRM OS 5.7" — real: "OrangeHRM"</w:t>
       </w:r>
     </w:p>
+    <w:p/>
     <w:p>
       <w:r>
-        <w:t>177 screenshots en evidencias/ | 6 archivos Excel testData/</w:t>
+        <w:rPr>
+          <w:b/>
+        </w:rPr>
+        <w:t>Evidencia de ejecución — Reporte de resultados</w:t>
+      </w:r>
+    </w:p>
+    <w:p>
+      <w:r>
+        <w:t>Los reportes generados contienen toda la información de la ejecución:</w:t>
+      </w:r>
+    </w:p>
+    <w:p>
+      <w:r>
+        <w:t>reporte.html (abrir en navegador):</w:t>
+      </w:r>
+    </w:p>
+    <w:p>
+      <w:pPr>
+        <w:pStyle w:val="ListBullet"/>
+      </w:pPr>
+      <w:r>
+        <w:t>Resumen final: 28 PASS / 1 FAIL / 29 total</w:t>
+      </w:r>
+    </w:p>
+    <w:p>
+      <w:pPr>
+        <w:pStyle w:val="ListBullet"/>
+      </w:pPr>
+      <w:r>
+        <w:t>Tabla por feature con color coding (verde = PASS, rojo = FAIL)</w:t>
+      </w:r>
+    </w:p>
+    <w:p>
+      <w:pPr>
+        <w:pStyle w:val="ListBullet"/>
+      </w:pPr>
+      <w:r>
+        <w:t>TC_004 visible en rojo en login.feature</w:t>
+      </w:r>
+    </w:p>
+    <w:p>
+      <w:pPr>
+        <w:pStyle w:val="ListBullet"/>
+      </w:pPr>
+      <w:r>
+        <w:t>Tablas Data-Driven con 3 filas cada una (PASS)</w:t>
+      </w:r>
+    </w:p>
+    <w:p>
+      <w:r>
+        <w:t>reporte.json (estructura completa):</w:t>
+      </w:r>
+    </w:p>
+    <w:p>
+      <w:pPr>
+        <w:spacing w:after="0" w:before="0"/>
+      </w:pPr>
+      <w:r>
+        <w:t>{</w:t>
+      </w:r>
+    </w:p>
+    <w:p>
+      <w:pPr>
+        <w:spacing w:after="0" w:before="0"/>
+      </w:pPr>
+      <w:r>
+        <w:t xml:space="preserve">  "total_scenarios": 29,</w:t>
+      </w:r>
+    </w:p>
+    <w:p>
+      <w:pPr>
+        <w:spacing w:after="0" w:before="0"/>
+      </w:pPr>
+      <w:r>
+        <w:t xml:space="preserve">  "passed": 28,</w:t>
+      </w:r>
+    </w:p>
+    <w:p>
+      <w:pPr>
+        <w:spacing w:after="0" w:before="0"/>
+      </w:pPr>
+      <w:r>
+        <w:t xml:space="preserve">  "failed": 1,</w:t>
+      </w:r>
+    </w:p>
+    <w:p>
+      <w:pPr>
+        <w:spacing w:after="0" w:before="0"/>
+      </w:pPr>
+      <w:r>
+        <w:t xml:space="preserve">  "duration_seconds": 282.5,</w:t>
+      </w:r>
+    </w:p>
+    <w:p>
+      <w:pPr>
+        <w:spacing w:after="0" w:before="0"/>
+      </w:pPr>
+      <w:r>
+        <w:t xml:space="preserve">  "features": [</w:t>
+      </w:r>
+    </w:p>
+    <w:p>
+      <w:pPr>
+        <w:spacing w:after="0" w:before="0"/>
+      </w:pPr>
+      <w:r>
+        <w:t xml:space="preserve">    {</w:t>
+      </w:r>
+    </w:p>
+    <w:p>
+      <w:pPr>
+        <w:spacing w:after="0" w:before="0"/>
+      </w:pPr>
+      <w:r>
+        <w:t xml:space="preserve">      "name": "login",</w:t>
+      </w:r>
+    </w:p>
+    <w:p>
+      <w:pPr>
+        <w:spacing w:after="0" w:before="0"/>
+      </w:pPr>
+      <w:r>
+        <w:t xml:space="preserve">      "scenarios": [</w:t>
+      </w:r>
+    </w:p>
+    <w:p>
+      <w:pPr>
+        <w:spacing w:after="0" w:before="0"/>
+      </w:pPr>
+      <w:r>
+        <w:t xml:space="preserve">        {"name": "Login exitoso", "status": "passed"},</w:t>
+      </w:r>
+    </w:p>
+    <w:p>
+      <w:pPr>
+        <w:spacing w:after="0" w:before="0"/>
+      </w:pPr>
+      <w:r>
+        <w:t xml:space="preserve">        {"name": "Login inválido", "status": "passed"},</w:t>
+      </w:r>
+    </w:p>
+    <w:p>
+      <w:pPr>
+        <w:spacing w:after="0" w:before="0"/>
+      </w:pPr>
+      <w:r>
+        <w:t xml:space="preserve">        {"name": "Logout exitoso", "status": "passed"},</w:t>
+      </w:r>
+    </w:p>
+    <w:p>
+      <w:pPr>
+        <w:spacing w:after="0" w:before="0"/>
+      </w:pPr>
+      <w:r>
+        <w:t xml:space="preserve">        {"name": "Assert falla título", "status": "failed"}</w:t>
+      </w:r>
+    </w:p>
+    <w:p>
+      <w:pPr>
+        <w:spacing w:after="0" w:before="0"/>
+      </w:pPr>
+      <w:r>
+        <w:t xml:space="preserve">      ]</w:t>
+      </w:r>
+    </w:p>
+    <w:p>
+      <w:pPr>
+        <w:spacing w:after="0" w:before="0"/>
+      </w:pPr>
+      <w:r>
+        <w:t xml:space="preserve">    }</w:t>
+      </w:r>
+    </w:p>
+    <w:p>
+      <w:pPr>
+        <w:spacing w:after="0" w:before="0"/>
+      </w:pPr>
+      <w:r>
+        <w:t xml:space="preserve">  ]</w:t>
+      </w:r>
+    </w:p>
+    <w:p>
+      <w:pPr>
+        <w:spacing w:after="0" w:before="0"/>
+      </w:pPr>
+      <w:r>
+        <w:t>}</w:t>
+      </w:r>
+    </w:p>
+    <w:p>
+      <w:r>
+        <w:t>177 screenshots en evidencias/ con formato screenshot_AAAAMMDD_HHMMSS.png. El hook @after_scenario captura automáticamente el estado del navegador en fallos (TC_004).</w:t>
+      </w:r>
+    </w:p>
+    <w:p>
+      <w:r>
+        <w:t>Nota: reporte.html, reporte.json y evidencias/ están disponibles en la raíz del proyecto.</w:t>
       </w:r>
     </w:p>
     <w:p>

--- a/INFORME_FINAL_EFT.docx
+++ b/INFORME_FINAL_EFT.docx
@@ -65,6 +65,11 @@
       </w:pPr>
       <w:r>
         <w:t>ÍNDICE</w:t>
+      </w:r>
+    </w:p>
+    <w:p>
+      <w:r>
+        <w:t>Nota: En Microsoft Word, actualizar este índice con clic derecho &gt; "Actualizar campo". Para regenerarlo automáticamente: Insert &gt; Index and Tables &gt; Table of Contents.</w:t>
       </w:r>
     </w:p>
     <w:p>
@@ -2270,6 +2275,17 @@
     </w:p>
     <w:p>
       <w:r>
+        <w:rPr>
+          <w:b/>
+        </w:rPr>
+        <w:t xml:space="preserve">📸 CAPTURA 1 — Proyecto en PyCharm: </w:t>
+      </w:r>
+      <w:r>
+        <w:t>Abrir PyCharm → File &gt; Open y seleccionar la carpeta AutomatizacionPruebasPython. Capturar pantalla del Project Explorer expandido (features/, steps/, utils/, evidencias/). Insertar imagen a continuación.</w:t>
+      </w:r>
+    </w:p>
+    <w:p>
+      <w:r>
         <w:br w:type="page"/>
       </w:r>
     </w:p>
@@ -3170,6 +3186,17 @@
     <w:p>
       <w:r>
         <w:t>Para visualizar los resultados: abrir reporte.html en cualquier navegador. Allí se muestra "28 passed, 1 failed" y el TC_004 marcado en rojo.</w:t>
+      </w:r>
+    </w:p>
+    <w:p>
+      <w:r>
+        <w:rPr>
+          <w:b/>
+        </w:rPr>
+        <w:t xml:space="preserve">📸 CAPTURA 2 — Tests en ejecución: </w:t>
+      </w:r>
+      <w:r>
+        <w:t>En PyCharm, abrir features/login.feature y hacer clic en ▶ (Run). Capturar la ventana Run con escenarios en vivo (barras verdes PASS y una roja FAIL). Insertar imagen a continuación.</w:t>
       </w:r>
     </w:p>
     <w:p>
@@ -4742,6 +4769,17 @@
     <w:p>
       <w:r>
         <w:t>Nota: reporte.html, reporte.json y evidencias/ están disponibles en la raíz del proyecto.</w:t>
+      </w:r>
+    </w:p>
+    <w:p>
+      <w:r>
+        <w:rPr>
+          <w:b/>
+        </w:rPr>
+        <w:t xml:space="preserve">📸 CAPTURA 3 — Reporte en navegador: </w:t>
+      </w:r>
+      <w:r>
+        <w:t>Abrir reporte.html en Chrome. Capturar pantalla del resumen final ("28 passed, 1 failed, 29 total") y la tabla de login.feature con TC_004 en rojo. Insertar imagen a continuación.</w:t>
       </w:r>
     </w:p>
     <w:p>

--- a/INFORME_FINAL_EFT.docx
+++ b/INFORME_FINAL_EFT.docx
@@ -2222,7 +2222,7 @@
         <w:spacing w:after="0" w:before="0"/>
       </w:pPr>
       <w:r>
-        <w:t>├── evidencias/                 # 177 screenshots</w:t>
+        <w:t>├── evidencias/                 # 93 screenshots</w:t>
       </w:r>
     </w:p>
     <w:p>
@@ -3122,7 +3122,7 @@
           </w:tcPr>
           <w:p>
             <w:r>
-              <w:t>evidencias/ (177 archivos)</w:t>
+              <w:t>evidencias/ (93 archivos)</w:t>
             </w:r>
           </w:p>
         </w:tc>
@@ -4763,7 +4763,7 @@
     </w:p>
     <w:p>
       <w:r>
-        <w:t>177 screenshots en evidencias/ con formato screenshot_AAAAMMDD_HHMMSS.png. El hook @after_scenario captura automáticamente el estado del navegador en fallos (TC_004).</w:t>
+        <w:t>93 screenshots en evidencias/ con formato screenshot_AAAAMMDD_HHMMSS.png. El hook @after_scenario captura automáticamente el estado del navegador en fallos (TC_004).</w:t>
       </w:r>
     </w:p>
     <w:p>
@@ -5352,7 +5352,7 @@
           </w:tcPr>
           <w:p>
             <w:r>
-              <w:t>6.1 (177/29)</w:t>
+              <w:t>3.2 (93/29)</w:t>
             </w:r>
           </w:p>
         </w:tc>
@@ -5495,7 +5495,7 @@
         <w:pStyle w:val="ListBullet"/>
       </w:pPr>
       <w:r>
-        <w:t>177 screenshots de evidencia, captura automática en fallos</w:t>
+        <w:t>93 screenshots de evidencia, captura automática en fallos</w:t>
       </w:r>
     </w:p>
     <w:p>

--- a/INFORME_FINAL_EFT.docx
+++ b/INFORME_FINAL_EFT.docx
@@ -173,6 +173,43 @@
       <w:pPr>
         <w:pStyle w:val="Ttulo1"/>
       </w:pPr>
+    </w:p>
+    <w:p>
+      <w:pPr>
+        <w:pStyle w:val="Ttulo1"/>
+      </w:pPr>
+      <w:r>
+        <w:rPr>
+          <w:b/>
+          <w:sz w:val="28"/>
+        </w:rPr>
+        <w:t>ÍNDICE</w:t>
+      </w:r>
+    </w:p>
+    <w:p>
+      <w:pPr>
+        <w:spacing w:before="120" w:after="120"/>
+      </w:pPr>
+      <w:r>
+        <w:rPr/>
+        <w:fldChar w:fldCharType="begin"/>
+      </w:r>
+      <w:r>
+        <w:rPr/>
+        <w:instrText xml:space="preserve">TOC \o "1-2" \h \z \u</w:instrText>
+      </w:r>
+      <w:r>
+        <w:rPr/>
+        <w:fldChar w:fldCharType="separate"/>
+      </w:r>
+      <w:r>
+        <w:rPr/>
+        <w:t xml:space="preserve">[Actualizar indice: clic derecho &gt; Actualizar campo]</w:t>
+      </w:r>
+      <w:r>
+        <w:rPr/>
+        <w:fldChar w:fldCharType="end"/>
+      </w:r>
     </w:p>
     <w:p>
       <w:pPr>

--- a/INFORME_FINAL_EFT.docx
+++ b/INFORME_FINAL_EFT.docx
@@ -113,27 +113,18 @@
     </w:p>
     <w:p>
       <w:pPr>
-        <w:pStyle w:val="Ttulo1"/>
-        <w:rPr>
-          <w:lang w:val="es-ES"/>
-        </w:rPr>
-      </w:pPr>
-      <w:bookmarkStart w:id="0" w:name="_Toc234786454"/>
-      <w:r>
-        <w:rPr>
-          <w:lang w:val="es-CL"/>
-        </w:rPr>
-        <w:lastRenderedPageBreak/>
-        <w:t>ÍNDICE</w:t>
-      </w:r>
-      <w:bookmarkEnd w:id="0"/>
-    </w:p>
-    <w:p>
-      <w:pPr>
         <w:pStyle w:val="TDC1"/>
         <w:tabs>
           <w:tab w:val="right" w:leader="dot" w:pos="8830"/>
         </w:tabs>
+      </w:pPr>
+    </w:p>
+    <w:p>
+      <w:pPr>
+        <w:pStyle w:val="TDC1"/>
+        <w:tabs>
+          <w:tab w:val="right" w:leader="dot" w:pos="8830"/>
+        </w:tabs>
         <w:rPr>
           <w:noProof/>
         </w:rPr>
@@ -142,6 +133,7 @@
         <w:rPr>
           <w:lang w:val="es-CL"/>
         </w:rPr>
+        <w:lastRenderedPageBreak/>
         <w:fldChar w:fldCharType="begin"/>
       </w:r>
       <w:r>
@@ -1592,8 +1584,9 @@
           <w:lang w:val="es-ES"/>
         </w:rPr>
       </w:pPr>
-      <w:bookmarkStart w:id="1" w:name="_Toc234786455"/>
-    </w:p>
+      <w:bookmarkStart w:id="0" w:name="_Toc234786455"/>
+    </w:p>
+    <w:p/>
     <w:p/>
     <w:p>
       <w:pPr>
@@ -1609,6 +1602,30 @@
         <w:lastRenderedPageBreak/>
         <w:t>I. PLAN DE PRUEBAS AUTOMATIZADAS</w:t>
       </w:r>
+      <w:bookmarkEnd w:id="0"/>
+    </w:p>
+    <w:p>
+      <w:r>
+        <w:rPr>
+          <w:lang w:val="es-CL"/>
+        </w:rPr>
+        <w:t>Esta sección describe la planificación completa del proceso de automatización: el caso seleccionado (OrangeHRM), la organización del trabajo en 3 sprints alineados con las evaluaciones parciales, los 16 casos de prueba diseñados con sus prioridades y tipos, las técnicas y metodologías aplicadas (BDD, Data-Driven, captura automática de evidencia), los tipos de pruebas cubiertos, las herramientas del stack tecnológico, y los guiones que definen cómo se automatiza cada caso.</w:t>
+      </w:r>
+    </w:p>
+    <w:p>
+      <w:pPr>
+        <w:pStyle w:val="Ttulo2"/>
+        <w:rPr>
+          <w:lang w:val="es-ES"/>
+        </w:rPr>
+      </w:pPr>
+      <w:bookmarkStart w:id="1" w:name="_Toc234786456"/>
+      <w:r>
+        <w:rPr>
+          <w:lang w:val="es-CL"/>
+        </w:rPr>
+        <w:t>1. Presentación del caso</w:t>
+      </w:r>
       <w:bookmarkEnd w:id="1"/>
     </w:p>
     <w:p>
@@ -1616,7 +1633,250 @@
         <w:rPr>
           <w:lang w:val="es-CL"/>
         </w:rPr>
-        <w:t>Esta sección describe la planificación completa del proceso de automatización: el caso seleccionado (OrangeHRM), la organización del trabajo en 3 sprints alineados con las evaluaciones parciales, los 16 casos de prueba diseñados con sus prioridades y tipos, las técnicas y metodologías aplicadas (BDD, Data-Driven, captura automática de evidencia), los tipos de pruebas cubiertos, las herramientas del stack tecnológico, y los guiones que definen cómo se automatiza cada caso.</w:t>
+        <w:t>OrangeHRM es un sistema de gestión de recursos humanos (HRMS) de código abierto. La instancia bajo prueba es la demo oficial disponible en opensource-demo.orangehrmlive.com, accesible con credenciales Admin/admin123.</w:t>
+      </w:r>
+    </w:p>
+    <w:p>
+      <w:r>
+        <w:rPr>
+          <w:lang w:val="es-CL"/>
+        </w:rPr>
+        <w:t>Módulos evaluados:</w:t>
+      </w:r>
+    </w:p>
+    <w:p>
+      <w:pPr>
+        <w:pStyle w:val="Listaconvietas"/>
+        <w:rPr>
+          <w:lang w:val="es-ES"/>
+        </w:rPr>
+      </w:pPr>
+      <w:proofErr w:type="spellStart"/>
+      <w:r>
+        <w:rPr>
+          <w:lang w:val="es-CL"/>
+        </w:rPr>
+        <w:t>Login</w:t>
+      </w:r>
+      <w:proofErr w:type="spellEnd"/>
+      <w:r>
+        <w:rPr>
+          <w:lang w:val="es-CL"/>
+        </w:rPr>
+        <w:t xml:space="preserve"> y autenticación </w:t>
+      </w:r>
+      <w:r>
+        <w:rPr>
+          <w:lang w:val="es-CL"/>
+        </w:rPr>
+        <w:t>(acceso</w:t>
+      </w:r>
+      <w:r>
+        <w:rPr>
+          <w:lang w:val="es-CL"/>
+        </w:rPr>
+        <w:t>,</w:t>
+      </w:r>
+      <w:r>
+        <w:rPr>
+          <w:lang w:val="es-CL"/>
+        </w:rPr>
+        <w:t xml:space="preserve"> validación</w:t>
+      </w:r>
+      <w:r>
+        <w:rPr>
+          <w:lang w:val="es-CL"/>
+        </w:rPr>
+        <w:t>, cierre de sesión)</w:t>
+      </w:r>
+    </w:p>
+    <w:p>
+      <w:pPr>
+        <w:pStyle w:val="Listaconvietas"/>
+      </w:pPr>
+      <w:proofErr w:type="spellStart"/>
+      <w:r>
+        <w:rPr>
+          <w:lang w:val="es-CL"/>
+        </w:rPr>
+        <w:t>Dashboard</w:t>
+      </w:r>
+      <w:proofErr w:type="spellEnd"/>
+      <w:r>
+        <w:rPr>
+          <w:lang w:val="es-CL"/>
+        </w:rPr>
+        <w:t xml:space="preserve"> (verificación de ingreso)</w:t>
+      </w:r>
+    </w:p>
+    <w:p>
+      <w:pPr>
+        <w:pStyle w:val="Listaconvietas"/>
+      </w:pPr>
+      <w:r>
+        <w:rPr>
+          <w:lang w:val="es-CL"/>
+        </w:rPr>
+        <w:t>PIM (Personal Information Management — CRUD de empleados)</w:t>
+      </w:r>
+    </w:p>
+    <w:p>
+      <w:pPr>
+        <w:pStyle w:val="Listaconvietas"/>
+        <w:rPr>
+          <w:lang w:val="es-ES"/>
+        </w:rPr>
+      </w:pPr>
+      <w:r>
+        <w:rPr>
+          <w:lang w:val="es-CL"/>
+        </w:rPr>
+        <w:t>Navegación entre módulos (</w:t>
+      </w:r>
+      <w:proofErr w:type="spellStart"/>
+      <w:r>
+        <w:rPr>
+          <w:lang w:val="es-CL"/>
+        </w:rPr>
+        <w:t>Leave</w:t>
+      </w:r>
+      <w:proofErr w:type="spellEnd"/>
+      <w:r>
+        <w:rPr>
+          <w:lang w:val="es-CL"/>
+        </w:rPr>
+        <w:t xml:space="preserve">, </w:t>
+      </w:r>
+      <w:proofErr w:type="spellStart"/>
+      <w:r>
+        <w:rPr>
+          <w:lang w:val="es-CL"/>
+        </w:rPr>
+        <w:t>Admin</w:t>
+      </w:r>
+      <w:proofErr w:type="spellEnd"/>
+      <w:r>
+        <w:rPr>
+          <w:lang w:val="es-CL"/>
+        </w:rPr>
+        <w:t xml:space="preserve">, </w:t>
+      </w:r>
+      <w:proofErr w:type="spellStart"/>
+      <w:r>
+        <w:rPr>
+          <w:lang w:val="es-CL"/>
+        </w:rPr>
+        <w:t>My</w:t>
+      </w:r>
+      <w:proofErr w:type="spellEnd"/>
+      <w:r>
+        <w:rPr>
+          <w:lang w:val="es-CL"/>
+        </w:rPr>
+        <w:t xml:space="preserve"> </w:t>
+      </w:r>
+      <w:proofErr w:type="spellStart"/>
+      <w:r>
+        <w:rPr>
+          <w:lang w:val="es-CL"/>
+        </w:rPr>
+        <w:t>Info</w:t>
+      </w:r>
+      <w:proofErr w:type="spellEnd"/>
+      <w:r>
+        <w:rPr>
+          <w:lang w:val="es-CL"/>
+        </w:rPr>
+        <w:t>)</w:t>
+      </w:r>
+    </w:p>
+    <w:p>
+      <w:pPr>
+        <w:pStyle w:val="Listaconvietas"/>
+        <w:rPr>
+          <w:lang w:val="es-ES"/>
+        </w:rPr>
+      </w:pPr>
+      <w:r>
+        <w:rPr>
+          <w:lang w:val="es-CL"/>
+        </w:rPr>
+        <w:t>Gestión de perfil personal (</w:t>
+      </w:r>
+      <w:proofErr w:type="spellStart"/>
+      <w:r>
+        <w:rPr>
+          <w:lang w:val="es-CL"/>
+        </w:rPr>
+        <w:t>My</w:t>
+      </w:r>
+      <w:proofErr w:type="spellEnd"/>
+      <w:r>
+        <w:rPr>
+          <w:lang w:val="es-CL"/>
+        </w:rPr>
+        <w:t xml:space="preserve"> </w:t>
+      </w:r>
+      <w:proofErr w:type="spellStart"/>
+      <w:r>
+        <w:rPr>
+          <w:lang w:val="es-CL"/>
+        </w:rPr>
+        <w:t>Info</w:t>
+      </w:r>
+      <w:proofErr w:type="spellEnd"/>
+      <w:r>
+        <w:rPr>
+          <w:lang w:val="es-CL"/>
+        </w:rPr>
+        <w:t>)</w:t>
+      </w:r>
+    </w:p>
+    <w:p>
+      <w:pPr>
+        <w:pStyle w:val="Listaconvietas"/>
+      </w:pPr>
+      <w:r>
+        <w:rPr>
+          <w:lang w:val="es-CL"/>
+        </w:rPr>
+        <w:t>Solicitud de licencias (</w:t>
+      </w:r>
+      <w:proofErr w:type="spellStart"/>
+      <w:r>
+        <w:rPr>
+          <w:lang w:val="es-CL"/>
+        </w:rPr>
+        <w:t>Leave</w:t>
+      </w:r>
+      <w:proofErr w:type="spellEnd"/>
+      <w:r>
+        <w:rPr>
+          <w:lang w:val="es-CL"/>
+        </w:rPr>
+        <w:t>)</w:t>
+      </w:r>
+    </w:p>
+    <w:p>
+      <w:r>
+        <w:rPr>
+          <w:lang w:val="es-CL"/>
+        </w:rPr>
+        <w:t xml:space="preserve">Alcance de la automatización: 29 escenarios de prueba distribuidos en 10 </w:t>
+      </w:r>
+      <w:proofErr w:type="spellStart"/>
+      <w:r>
+        <w:rPr>
+          <w:lang w:val="es-CL"/>
+        </w:rPr>
+        <w:t>features</w:t>
+      </w:r>
+      <w:proofErr w:type="spellEnd"/>
+      <w:r>
+        <w:rPr>
+          <w:lang w:val="es-CL"/>
+        </w:rPr>
+        <w:t>, cubriendo los flujos críticos del sistema. 18 escenarios (62%) utilizan Data-Driven Testing con datos externos desde Excel, lo que permite escalar la cobertura sin modificar código.</w:t>
       </w:r>
     </w:p>
     <w:p>
@@ -1626,331 +1886,14 @@
           <w:lang w:val="es-ES"/>
         </w:rPr>
       </w:pPr>
-      <w:bookmarkStart w:id="2" w:name="_Toc234786456"/>
-      <w:r>
-        <w:rPr>
-          <w:lang w:val="es-CL"/>
-        </w:rPr>
-        <w:t>1. Presentación del caso</w:t>
+      <w:bookmarkStart w:id="2" w:name="_Toc234786457"/>
+      <w:r>
+        <w:rPr>
+          <w:lang w:val="es-CL"/>
+        </w:rPr>
+        <w:t>2. Cronograma por Sprint</w:t>
       </w:r>
       <w:bookmarkEnd w:id="2"/>
-    </w:p>
-    <w:p>
-      <w:proofErr w:type="spellStart"/>
-      <w:r>
-        <w:rPr>
-          <w:lang w:val="es-CL"/>
-        </w:rPr>
-        <w:t>OrangeHRM</w:t>
-      </w:r>
-      <w:proofErr w:type="spellEnd"/>
-      <w:r>
-        <w:rPr>
-          <w:lang w:val="es-CL"/>
-        </w:rPr>
-        <w:t xml:space="preserve"> es un sistema de gestión de recursos humanos (HRMS) de código abierto. La instancia bajo prueba es la demo oficial disponible en opensource-demo.orangehrmlive.com, accesible con credenciales Admin/admin123.</w:t>
-      </w:r>
-    </w:p>
-    <w:p>
-      <w:r>
-        <w:rPr>
-          <w:lang w:val="es-CL"/>
-        </w:rPr>
-        <w:t>Módulos evaluados:</w:t>
-      </w:r>
-    </w:p>
-    <w:p>
-      <w:pPr>
-        <w:pStyle w:val="Listaconvietas"/>
-        <w:rPr>
-          <w:lang w:val="es-ES"/>
-        </w:rPr>
-      </w:pPr>
-      <w:proofErr w:type="spellStart"/>
-      <w:r>
-        <w:rPr>
-          <w:lang w:val="es-CL"/>
-        </w:rPr>
-        <w:t>Login</w:t>
-      </w:r>
-      <w:proofErr w:type="spellEnd"/>
-      <w:r>
-        <w:rPr>
-          <w:lang w:val="es-CL"/>
-        </w:rPr>
-        <w:t xml:space="preserve"> y autenticación </w:t>
-      </w:r>
-      <w:r>
-        <w:rPr>
-          <w:lang w:val="es-CL"/>
-        </w:rPr>
-        <w:t>(acceso</w:t>
-      </w:r>
-      <w:r>
-        <w:rPr>
-          <w:lang w:val="es-CL"/>
-        </w:rPr>
-        <w:t>,</w:t>
-      </w:r>
-      <w:r>
-        <w:rPr>
-          <w:lang w:val="es-CL"/>
-        </w:rPr>
-        <w:t xml:space="preserve"> validación</w:t>
-      </w:r>
-      <w:r>
-        <w:rPr>
-          <w:lang w:val="es-CL"/>
-        </w:rPr>
-        <w:t>, cierre de sesión)</w:t>
-      </w:r>
-    </w:p>
-    <w:p>
-      <w:pPr>
-        <w:pStyle w:val="Listaconvietas"/>
-      </w:pPr>
-      <w:r>
-        <w:rPr>
-          <w:lang w:val="es-CL"/>
-        </w:rPr>
-        <w:t>Dashboard (</w:t>
-      </w:r>
-      <w:proofErr w:type="spellStart"/>
-      <w:r>
-        <w:rPr>
-          <w:lang w:val="es-CL"/>
-        </w:rPr>
-        <w:t>verificación</w:t>
-      </w:r>
-      <w:proofErr w:type="spellEnd"/>
-      <w:r>
-        <w:rPr>
-          <w:lang w:val="es-CL"/>
-        </w:rPr>
-        <w:t xml:space="preserve"> de </w:t>
-      </w:r>
-      <w:proofErr w:type="spellStart"/>
-      <w:r>
-        <w:rPr>
-          <w:lang w:val="es-CL"/>
-        </w:rPr>
-        <w:t>ingreso</w:t>
-      </w:r>
-      <w:proofErr w:type="spellEnd"/>
-      <w:r>
-        <w:rPr>
-          <w:lang w:val="es-CL"/>
-        </w:rPr>
-        <w:t>)</w:t>
-      </w:r>
-    </w:p>
-    <w:p>
-      <w:pPr>
-        <w:pStyle w:val="Listaconvietas"/>
-      </w:pPr>
-      <w:r>
-        <w:rPr>
-          <w:lang w:val="es-CL"/>
-        </w:rPr>
-        <w:t xml:space="preserve">PIM (Personal Information Management — CRUD de </w:t>
-      </w:r>
-      <w:proofErr w:type="spellStart"/>
-      <w:r>
-        <w:rPr>
-          <w:lang w:val="es-CL"/>
-        </w:rPr>
-        <w:t>empleados</w:t>
-      </w:r>
-      <w:proofErr w:type="spellEnd"/>
-      <w:r>
-        <w:rPr>
-          <w:lang w:val="es-CL"/>
-        </w:rPr>
-        <w:t>)</w:t>
-      </w:r>
-    </w:p>
-    <w:p>
-      <w:pPr>
-        <w:pStyle w:val="Listaconvietas"/>
-        <w:rPr>
-          <w:lang w:val="es-ES"/>
-        </w:rPr>
-      </w:pPr>
-      <w:r>
-        <w:rPr>
-          <w:lang w:val="es-CL"/>
-        </w:rPr>
-        <w:t>Navegación entre módulos (</w:t>
-      </w:r>
-      <w:proofErr w:type="spellStart"/>
-      <w:r>
-        <w:rPr>
-          <w:lang w:val="es-CL"/>
-        </w:rPr>
-        <w:t>Leave</w:t>
-      </w:r>
-      <w:proofErr w:type="spellEnd"/>
-      <w:r>
-        <w:rPr>
-          <w:lang w:val="es-CL"/>
-        </w:rPr>
-        <w:t xml:space="preserve">, </w:t>
-      </w:r>
-      <w:proofErr w:type="spellStart"/>
-      <w:r>
-        <w:rPr>
-          <w:lang w:val="es-CL"/>
-        </w:rPr>
-        <w:t>Admin</w:t>
-      </w:r>
-      <w:proofErr w:type="spellEnd"/>
-      <w:r>
-        <w:rPr>
-          <w:lang w:val="es-CL"/>
-        </w:rPr>
-        <w:t xml:space="preserve">, </w:t>
-      </w:r>
-      <w:proofErr w:type="spellStart"/>
-      <w:r>
-        <w:rPr>
-          <w:lang w:val="es-CL"/>
-        </w:rPr>
-        <w:t>My</w:t>
-      </w:r>
-      <w:proofErr w:type="spellEnd"/>
-      <w:r>
-        <w:rPr>
-          <w:lang w:val="es-CL"/>
-        </w:rPr>
-        <w:t xml:space="preserve"> </w:t>
-      </w:r>
-      <w:proofErr w:type="spellStart"/>
-      <w:r>
-        <w:rPr>
-          <w:lang w:val="es-CL"/>
-        </w:rPr>
-        <w:t>Info</w:t>
-      </w:r>
-      <w:proofErr w:type="spellEnd"/>
-      <w:r>
-        <w:rPr>
-          <w:lang w:val="es-CL"/>
-        </w:rPr>
-        <w:t>)</w:t>
-      </w:r>
-    </w:p>
-    <w:p>
-      <w:pPr>
-        <w:pStyle w:val="Listaconvietas"/>
-        <w:rPr>
-          <w:lang w:val="es-ES"/>
-        </w:rPr>
-      </w:pPr>
-      <w:r>
-        <w:rPr>
-          <w:lang w:val="es-CL"/>
-        </w:rPr>
-        <w:t>Gestión de perfil personal (</w:t>
-      </w:r>
-      <w:proofErr w:type="spellStart"/>
-      <w:r>
-        <w:rPr>
-          <w:lang w:val="es-CL"/>
-        </w:rPr>
-        <w:t>My</w:t>
-      </w:r>
-      <w:proofErr w:type="spellEnd"/>
-      <w:r>
-        <w:rPr>
-          <w:lang w:val="es-CL"/>
-        </w:rPr>
-        <w:t xml:space="preserve"> </w:t>
-      </w:r>
-      <w:proofErr w:type="spellStart"/>
-      <w:r>
-        <w:rPr>
-          <w:lang w:val="es-CL"/>
-        </w:rPr>
-        <w:t>Info</w:t>
-      </w:r>
-      <w:proofErr w:type="spellEnd"/>
-      <w:r>
-        <w:rPr>
-          <w:lang w:val="es-CL"/>
-        </w:rPr>
-        <w:t>)</w:t>
-      </w:r>
-    </w:p>
-    <w:p>
-      <w:pPr>
-        <w:pStyle w:val="Listaconvietas"/>
-      </w:pPr>
-      <w:proofErr w:type="spellStart"/>
-      <w:r>
-        <w:rPr>
-          <w:lang w:val="es-CL"/>
-        </w:rPr>
-        <w:t>Solicitud</w:t>
-      </w:r>
-      <w:proofErr w:type="spellEnd"/>
-      <w:r>
-        <w:rPr>
-          <w:lang w:val="es-CL"/>
-        </w:rPr>
-        <w:t xml:space="preserve"> de </w:t>
-      </w:r>
-      <w:proofErr w:type="spellStart"/>
-      <w:r>
-        <w:rPr>
-          <w:lang w:val="es-CL"/>
-        </w:rPr>
-        <w:t>licencias</w:t>
-      </w:r>
-      <w:proofErr w:type="spellEnd"/>
-      <w:r>
-        <w:rPr>
-          <w:lang w:val="es-CL"/>
-        </w:rPr>
-        <w:t xml:space="preserve"> (Leave)</w:t>
-      </w:r>
-    </w:p>
-    <w:p>
-      <w:r>
-        <w:rPr>
-          <w:lang w:val="es-CL"/>
-        </w:rPr>
-        <w:t xml:space="preserve">Alcance de la automatización: 29 escenarios de prueba distribuidos en 10 </w:t>
-      </w:r>
-      <w:proofErr w:type="spellStart"/>
-      <w:r>
-        <w:rPr>
-          <w:lang w:val="es-CL"/>
-        </w:rPr>
-        <w:t>features</w:t>
-      </w:r>
-      <w:proofErr w:type="spellEnd"/>
-      <w:r>
-        <w:rPr>
-          <w:lang w:val="es-CL"/>
-        </w:rPr>
-        <w:t>, cubriendo los flujos críticos del sistema. 18 escenarios (62%) utilizan Data-Driven Testing con datos externos desde Excel, lo que permite escalar la cobertura sin modificar código.</w:t>
-      </w:r>
-    </w:p>
-    <w:p>
-      <w:pPr>
-        <w:pStyle w:val="Ttulo2"/>
-        <w:rPr>
-          <w:lang w:val="es-ES"/>
-        </w:rPr>
-      </w:pPr>
-      <w:bookmarkStart w:id="3" w:name="_Toc234786457"/>
-      <w:r>
-        <w:rPr>
-          <w:lang w:val="es-CL"/>
-        </w:rPr>
-        <w:t>2. Cronograma por Sprint</w:t>
-      </w:r>
-      <w:bookmarkEnd w:id="3"/>
     </w:p>
     <w:p>
       <w:r>
@@ -2049,39 +1992,19 @@
       <w:pPr>
         <w:pStyle w:val="Listaconvietas"/>
       </w:pPr>
-      <w:r>
-        <w:rPr>
-          <w:lang w:val="es-CL"/>
-        </w:rPr>
-        <w:t xml:space="preserve">Steps </w:t>
-      </w:r>
       <w:proofErr w:type="spellStart"/>
       <w:r>
         <w:rPr>
           <w:lang w:val="es-CL"/>
         </w:rPr>
-        <w:t>genéricos</w:t>
+        <w:t>Steps</w:t>
       </w:r>
       <w:proofErr w:type="spellEnd"/>
       <w:r>
         <w:rPr>
           <w:lang w:val="es-CL"/>
         </w:rPr>
-        <w:t xml:space="preserve"> </w:t>
-      </w:r>
-      <w:proofErr w:type="spellStart"/>
-      <w:r>
-        <w:rPr>
-          <w:lang w:val="es-CL"/>
-        </w:rPr>
-        <w:t>en</w:t>
-      </w:r>
-      <w:proofErr w:type="spellEnd"/>
-      <w:r>
-        <w:rPr>
-          <w:lang w:val="es-CL"/>
-        </w:rPr>
-        <w:t xml:space="preserve"> orangehrm_steps.py</w:t>
+        <w:t xml:space="preserve"> genéricos en orangehrm_steps.py</w:t>
       </w:r>
     </w:p>
     <w:p>
@@ -2394,14 +2317,14 @@
           <w:lang w:val="es-ES"/>
         </w:rPr>
       </w:pPr>
-      <w:bookmarkStart w:id="4" w:name="_Toc234786458"/>
+      <w:bookmarkStart w:id="3" w:name="_Toc234786458"/>
       <w:r>
         <w:rPr>
           <w:lang w:val="es-CL"/>
         </w:rPr>
         <w:t>3. Casos de pruebas</w:t>
       </w:r>
-      <w:bookmarkEnd w:id="4"/>
+      <w:bookmarkEnd w:id="3"/>
     </w:p>
     <w:tbl>
       <w:tblPr>
@@ -2444,14 +2367,12 @@
             <w:pPr>
               <w:cnfStyle w:val="100000000000" w:firstRow="1" w:lastRow="0" w:firstColumn="0" w:lastColumn="0" w:oddVBand="0" w:evenVBand="0" w:oddHBand="0" w:evenHBand="0" w:firstRowFirstColumn="0" w:firstRowLastColumn="0" w:lastRowFirstColumn="0" w:lastRowLastColumn="0"/>
             </w:pPr>
-            <w:proofErr w:type="spellStart"/>
             <w:r>
               <w:rPr>
                 <w:lang w:val="es-CL"/>
               </w:rPr>
               <w:t>Módulo</w:t>
             </w:r>
-            <w:proofErr w:type="spellEnd"/>
           </w:p>
         </w:tc>
         <w:tc>
@@ -2462,14 +2383,12 @@
             <w:pPr>
               <w:cnfStyle w:val="100000000000" w:firstRow="1" w:lastRow="0" w:firstColumn="0" w:lastColumn="0" w:oddVBand="0" w:evenVBand="0" w:oddHBand="0" w:evenHBand="0" w:firstRowFirstColumn="0" w:firstRowLastColumn="0" w:lastRowFirstColumn="0" w:lastRowLastColumn="0"/>
             </w:pPr>
-            <w:proofErr w:type="spellStart"/>
             <w:r>
               <w:rPr>
                 <w:lang w:val="es-CL"/>
               </w:rPr>
               <w:t>Nombre</w:t>
             </w:r>
-            <w:proofErr w:type="spellEnd"/>
           </w:p>
         </w:tc>
         <w:tc>
@@ -2480,14 +2399,12 @@
             <w:pPr>
               <w:cnfStyle w:val="100000000000" w:firstRow="1" w:lastRow="0" w:firstColumn="0" w:lastColumn="0" w:oddVBand="0" w:evenVBand="0" w:oddHBand="0" w:evenHBand="0" w:firstRowFirstColumn="0" w:firstRowLastColumn="0" w:lastRowFirstColumn="0" w:lastRowLastColumn="0"/>
             </w:pPr>
-            <w:proofErr w:type="spellStart"/>
             <w:r>
               <w:rPr>
                 <w:lang w:val="es-CL"/>
               </w:rPr>
               <w:t>Prioridad</w:t>
             </w:r>
-            <w:proofErr w:type="spellEnd"/>
           </w:p>
         </w:tc>
         <w:tc>
@@ -2498,14 +2415,12 @@
             <w:pPr>
               <w:cnfStyle w:val="100000000000" w:firstRow="1" w:lastRow="0" w:firstColumn="0" w:lastColumn="0" w:oddVBand="0" w:evenVBand="0" w:oddHBand="0" w:evenHBand="0" w:firstRowFirstColumn="0" w:firstRowLastColumn="0" w:lastRowFirstColumn="0" w:lastRowLastColumn="0"/>
             </w:pPr>
-            <w:proofErr w:type="spellStart"/>
             <w:r>
               <w:rPr>
                 <w:lang w:val="es-CL"/>
               </w:rPr>
               <w:t>Tipo</w:t>
             </w:r>
-            <w:proofErr w:type="spellEnd"/>
           </w:p>
         </w:tc>
       </w:tr>
@@ -2552,20 +2467,20 @@
             <w:pPr>
               <w:cnfStyle w:val="000000100000" w:firstRow="0" w:lastRow="0" w:firstColumn="0" w:lastColumn="0" w:oddVBand="0" w:evenVBand="0" w:oddHBand="1" w:evenHBand="0" w:firstRowFirstColumn="0" w:firstRowLastColumn="0" w:lastRowFirstColumn="0" w:lastRowLastColumn="0"/>
             </w:pPr>
-            <w:r>
-              <w:rPr>
-                <w:lang w:val="es-CL"/>
-              </w:rPr>
-              <w:t xml:space="preserve">Login </w:t>
-            </w:r>
             <w:proofErr w:type="spellStart"/>
             <w:r>
               <w:rPr>
                 <w:lang w:val="es-CL"/>
               </w:rPr>
-              <w:t>exitoso</w:t>
+              <w:t>Login</w:t>
             </w:r>
             <w:proofErr w:type="spellEnd"/>
+            <w:r>
+              <w:rPr>
+                <w:lang w:val="es-CL"/>
+              </w:rPr>
+              <w:t xml:space="preserve"> exitoso</w:t>
+            </w:r>
           </w:p>
         </w:tc>
         <w:tc>
@@ -2592,14 +2507,12 @@
             <w:pPr>
               <w:cnfStyle w:val="000000100000" w:firstRow="0" w:lastRow="0" w:firstColumn="0" w:lastColumn="0" w:oddVBand="0" w:evenVBand="0" w:oddHBand="1" w:evenHBand="0" w:firstRowFirstColumn="0" w:firstRowLastColumn="0" w:lastRowFirstColumn="0" w:lastRowLastColumn="0"/>
             </w:pPr>
-            <w:proofErr w:type="spellStart"/>
             <w:r>
               <w:rPr>
                 <w:lang w:val="es-CL"/>
               </w:rPr>
               <w:t>Funcional</w:t>
             </w:r>
-            <w:proofErr w:type="spellEnd"/>
           </w:p>
         </w:tc>
       </w:tr>
@@ -2646,20 +2559,20 @@
             <w:pPr>
               <w:cnfStyle w:val="000000010000" w:firstRow="0" w:lastRow="0" w:firstColumn="0" w:lastColumn="0" w:oddVBand="0" w:evenVBand="0" w:oddHBand="0" w:evenHBand="1" w:firstRowFirstColumn="0" w:firstRowLastColumn="0" w:lastRowFirstColumn="0" w:lastRowLastColumn="0"/>
             </w:pPr>
-            <w:r>
-              <w:rPr>
-                <w:lang w:val="es-CL"/>
-              </w:rPr>
-              <w:t xml:space="preserve">Login </w:t>
-            </w:r>
             <w:proofErr w:type="spellStart"/>
             <w:r>
               <w:rPr>
                 <w:lang w:val="es-CL"/>
               </w:rPr>
-              <w:t>inválido</w:t>
+              <w:t>Login</w:t>
             </w:r>
             <w:proofErr w:type="spellEnd"/>
+            <w:r>
+              <w:rPr>
+                <w:lang w:val="es-CL"/>
+              </w:rPr>
+              <w:t xml:space="preserve"> inválido</w:t>
+            </w:r>
           </w:p>
         </w:tc>
         <w:tc>
@@ -2686,14 +2599,12 @@
             <w:pPr>
               <w:cnfStyle w:val="000000010000" w:firstRow="0" w:lastRow="0" w:firstColumn="0" w:lastColumn="0" w:oddVBand="0" w:evenVBand="0" w:oddHBand="0" w:evenHBand="1" w:firstRowFirstColumn="0" w:firstRowLastColumn="0" w:lastRowFirstColumn="0" w:lastRowLastColumn="0"/>
             </w:pPr>
-            <w:proofErr w:type="spellStart"/>
             <w:r>
               <w:rPr>
                 <w:lang w:val="es-CL"/>
               </w:rPr>
               <w:t>Funcional</w:t>
             </w:r>
-            <w:proofErr w:type="spellEnd"/>
           </w:p>
         </w:tc>
       </w:tr>
@@ -2724,14 +2635,36 @@
             <w:pPr>
               <w:cnfStyle w:val="000000100000" w:firstRow="0" w:lastRow="0" w:firstColumn="0" w:lastColumn="0" w:oddVBand="0" w:evenVBand="0" w:oddHBand="1" w:evenHBand="0" w:firstRowFirstColumn="0" w:firstRowLastColumn="0" w:lastRowFirstColumn="0" w:lastRowLastColumn="0"/>
             </w:pPr>
+            <w:r>
+              <w:rPr>
+                <w:lang w:val="es-CL"/>
+              </w:rPr>
+              <w:t>Sesión</w:t>
+            </w:r>
+          </w:p>
+        </w:tc>
+        <w:tc>
+          <w:tcPr>
+            <w:tcW w:w="1728" w:type="dxa"/>
+          </w:tcPr>
+          <w:p>
+            <w:pPr>
+              <w:cnfStyle w:val="000000100000" w:firstRow="0" w:lastRow="0" w:firstColumn="0" w:lastColumn="0" w:oddVBand="0" w:evenVBand="0" w:oddHBand="1" w:evenHBand="0" w:firstRowFirstColumn="0" w:firstRowLastColumn="0" w:lastRowFirstColumn="0" w:lastRowLastColumn="0"/>
+            </w:pPr>
             <w:proofErr w:type="spellStart"/>
             <w:r>
               <w:rPr>
                 <w:lang w:val="es-CL"/>
               </w:rPr>
-              <w:t>Sesión</w:t>
+              <w:t>Logout</w:t>
             </w:r>
             <w:proofErr w:type="spellEnd"/>
+            <w:r>
+              <w:rPr>
+                <w:lang w:val="es-CL"/>
+              </w:rPr>
+              <w:t xml:space="preserve"> exitoso</w:t>
+            </w:r>
           </w:p>
         </w:tc>
         <w:tc>
@@ -2746,16 +2679,8 @@
               <w:rPr>
                 <w:lang w:val="es-CL"/>
               </w:rPr>
-              <w:t xml:space="preserve">Logout </w:t>
-            </w:r>
-            <w:proofErr w:type="spellStart"/>
-            <w:r>
-              <w:rPr>
-                <w:lang w:val="es-CL"/>
-              </w:rPr>
-              <w:t>exitoso</w:t>
-            </w:r>
-            <w:proofErr w:type="spellEnd"/>
+              <w:t>Alta</w:t>
+            </w:r>
           </w:p>
         </w:tc>
         <w:tc>
@@ -2770,26 +2695,8 @@
               <w:rPr>
                 <w:lang w:val="es-CL"/>
               </w:rPr>
-              <w:t>Alta</w:t>
-            </w:r>
-          </w:p>
-        </w:tc>
-        <w:tc>
-          <w:tcPr>
-            <w:tcW w:w="1728" w:type="dxa"/>
-          </w:tcPr>
-          <w:p>
-            <w:pPr>
-              <w:cnfStyle w:val="000000100000" w:firstRow="0" w:lastRow="0" w:firstColumn="0" w:lastColumn="0" w:oddVBand="0" w:evenVBand="0" w:oddHBand="1" w:evenHBand="0" w:firstRowFirstColumn="0" w:firstRowLastColumn="0" w:lastRowFirstColumn="0" w:lastRowLastColumn="0"/>
-            </w:pPr>
-            <w:proofErr w:type="spellStart"/>
-            <w:r>
-              <w:rPr>
-                <w:lang w:val="es-CL"/>
-              </w:rPr>
               <w:t>Funcional</w:t>
             </w:r>
-            <w:proofErr w:type="spellEnd"/>
           </w:p>
         </w:tc>
       </w:tr>
@@ -2836,34 +2743,20 @@
             <w:pPr>
               <w:cnfStyle w:val="000000010000" w:firstRow="0" w:lastRow="0" w:firstColumn="0" w:lastColumn="0" w:oddVBand="0" w:evenVBand="0" w:oddHBand="0" w:evenHBand="1" w:firstRowFirstColumn="0" w:firstRowLastColumn="0" w:lastRowFirstColumn="0" w:lastRowLastColumn="0"/>
             </w:pPr>
-            <w:r>
-              <w:rPr>
-                <w:lang w:val="es-CL"/>
-              </w:rPr>
-              <w:t xml:space="preserve">Assert </w:t>
-            </w:r>
             <w:proofErr w:type="spellStart"/>
             <w:r>
               <w:rPr>
                 <w:lang w:val="es-CL"/>
               </w:rPr>
-              <w:t>falla</w:t>
+              <w:t>Assert</w:t>
             </w:r>
             <w:proofErr w:type="spellEnd"/>
             <w:r>
               <w:rPr>
                 <w:lang w:val="es-CL"/>
               </w:rPr>
-              <w:t xml:space="preserve"> </w:t>
-            </w:r>
-            <w:proofErr w:type="spellStart"/>
-            <w:r>
-              <w:rPr>
-                <w:lang w:val="es-CL"/>
-              </w:rPr>
-              <w:t>título</w:t>
-            </w:r>
-            <w:proofErr w:type="spellEnd"/>
+              <w:t xml:space="preserve"> falla título</w:t>
+            </w:r>
           </w:p>
         </w:tc>
         <w:tc>
@@ -2890,28 +2783,12 @@
             <w:pPr>
               <w:cnfStyle w:val="000000010000" w:firstRow="0" w:lastRow="0" w:firstColumn="0" w:lastColumn="0" w:oddVBand="0" w:evenVBand="0" w:oddHBand="0" w:evenHBand="1" w:firstRowFirstColumn="0" w:firstRowLastColumn="0" w:lastRowFirstColumn="0" w:lastRowLastColumn="0"/>
             </w:pPr>
-            <w:proofErr w:type="spellStart"/>
-            <w:r>
-              <w:rPr>
-                <w:lang w:val="es-CL"/>
-              </w:rPr>
-              <w:t>Fallo</w:t>
-            </w:r>
-            <w:proofErr w:type="spellEnd"/>
-            <w:r>
-              <w:rPr>
-                <w:lang w:val="es-CL"/>
-              </w:rPr>
-              <w:t xml:space="preserve"> </w:t>
-            </w:r>
-            <w:proofErr w:type="spellStart"/>
-            <w:r>
-              <w:rPr>
-                <w:lang w:val="es-CL"/>
-              </w:rPr>
-              <w:t>intencional</w:t>
-            </w:r>
-            <w:proofErr w:type="spellEnd"/>
+            <w:r>
+              <w:rPr>
+                <w:lang w:val="es-CL"/>
+              </w:rPr>
+              <w:t>Fallo intencional</w:t>
+            </w:r>
           </w:p>
         </w:tc>
       </w:tr>
@@ -2958,33 +2835,11 @@
             <w:pPr>
               <w:cnfStyle w:val="000000100000" w:firstRow="0" w:lastRow="0" w:firstColumn="0" w:lastColumn="0" w:oddVBand="0" w:evenVBand="0" w:oddHBand="1" w:evenHBand="0" w:firstRowFirstColumn="0" w:firstRowLastColumn="0" w:lastRowFirstColumn="0" w:lastRowLastColumn="0"/>
             </w:pPr>
-            <w:proofErr w:type="spellStart"/>
-            <w:r>
-              <w:rPr>
-                <w:lang w:val="es-CL"/>
-              </w:rPr>
-              <w:t>Registro</w:t>
-            </w:r>
-            <w:proofErr w:type="spellEnd"/>
-            <w:r>
-              <w:rPr>
-                <w:lang w:val="es-CL"/>
-              </w:rPr>
-              <w:t xml:space="preserve"> </w:t>
-            </w:r>
-            <w:proofErr w:type="spellStart"/>
-            <w:r>
-              <w:rPr>
-                <w:lang w:val="es-CL"/>
-              </w:rPr>
-              <w:t>empleados</w:t>
-            </w:r>
-            <w:proofErr w:type="spellEnd"/>
-            <w:r>
-              <w:rPr>
-                <w:lang w:val="es-CL"/>
-              </w:rPr>
-              <w:t xml:space="preserve"> (DD)</w:t>
+            <w:r>
+              <w:rPr>
+                <w:lang w:val="es-CL"/>
+              </w:rPr>
+              <w:t>Registro empleados (DD)</w:t>
             </w:r>
           </w:p>
         </w:tc>
@@ -3012,28 +2867,12 @@
             <w:pPr>
               <w:cnfStyle w:val="000000100000" w:firstRow="0" w:lastRow="0" w:firstColumn="0" w:lastColumn="0" w:oddVBand="0" w:evenVBand="0" w:oddHBand="1" w:evenHBand="0" w:firstRowFirstColumn="0" w:firstRowLastColumn="0" w:lastRowFirstColumn="0" w:lastRowLastColumn="0"/>
             </w:pPr>
-            <w:proofErr w:type="spellStart"/>
-            <w:r>
-              <w:rPr>
-                <w:lang w:val="es-CL"/>
-              </w:rPr>
-              <w:t>Funcional</w:t>
-            </w:r>
-            <w:proofErr w:type="spellEnd"/>
-            <w:r>
-              <w:rPr>
-                <w:lang w:val="es-CL"/>
-              </w:rPr>
-              <w:t xml:space="preserve"> + </w:t>
-            </w:r>
-            <w:proofErr w:type="spellStart"/>
-            <w:r>
-              <w:rPr>
-                <w:lang w:val="es-CL"/>
-              </w:rPr>
-              <w:t>Datos</w:t>
-            </w:r>
-            <w:proofErr w:type="spellEnd"/>
+            <w:r>
+              <w:rPr>
+                <w:lang w:val="es-CL"/>
+              </w:rPr>
+              <w:t>Funcional + Datos</w:t>
+            </w:r>
           </w:p>
         </w:tc>
       </w:tr>
@@ -3080,33 +2919,11 @@
             <w:pPr>
               <w:cnfStyle w:val="000000010000" w:firstRow="0" w:lastRow="0" w:firstColumn="0" w:lastColumn="0" w:oddVBand="0" w:evenVBand="0" w:oddHBand="0" w:evenHBand="1" w:firstRowFirstColumn="0" w:firstRowLastColumn="0" w:lastRowFirstColumn="0" w:lastRowLastColumn="0"/>
             </w:pPr>
-            <w:proofErr w:type="spellStart"/>
-            <w:r>
-              <w:rPr>
-                <w:lang w:val="es-CL"/>
-              </w:rPr>
-              <w:t>Búsqueda</w:t>
-            </w:r>
-            <w:proofErr w:type="spellEnd"/>
-            <w:r>
-              <w:rPr>
-                <w:lang w:val="es-CL"/>
-              </w:rPr>
-              <w:t xml:space="preserve"> con </w:t>
-            </w:r>
-            <w:proofErr w:type="spellStart"/>
-            <w:r>
-              <w:rPr>
-                <w:lang w:val="es-CL"/>
-              </w:rPr>
-              <w:t>filtros</w:t>
-            </w:r>
-            <w:proofErr w:type="spellEnd"/>
-            <w:r>
-              <w:rPr>
-                <w:lang w:val="es-CL"/>
-              </w:rPr>
-              <w:t xml:space="preserve"> (DD)</w:t>
+            <w:r>
+              <w:rPr>
+                <w:lang w:val="es-CL"/>
+              </w:rPr>
+              <w:t>Búsqueda con filtros (DD)</w:t>
             </w:r>
           </w:p>
         </w:tc>
@@ -3134,28 +2951,12 @@
             <w:pPr>
               <w:cnfStyle w:val="000000010000" w:firstRow="0" w:lastRow="0" w:firstColumn="0" w:lastColumn="0" w:oddVBand="0" w:evenVBand="0" w:oddHBand="0" w:evenHBand="1" w:firstRowFirstColumn="0" w:firstRowLastColumn="0" w:lastRowFirstColumn="0" w:lastRowLastColumn="0"/>
             </w:pPr>
-            <w:proofErr w:type="spellStart"/>
-            <w:r>
-              <w:rPr>
-                <w:lang w:val="es-CL"/>
-              </w:rPr>
-              <w:t>Funcional</w:t>
-            </w:r>
-            <w:proofErr w:type="spellEnd"/>
-            <w:r>
-              <w:rPr>
-                <w:lang w:val="es-CL"/>
-              </w:rPr>
-              <w:t xml:space="preserve"> + </w:t>
-            </w:r>
-            <w:proofErr w:type="spellStart"/>
-            <w:r>
-              <w:rPr>
-                <w:lang w:val="es-CL"/>
-              </w:rPr>
-              <w:t>Datos</w:t>
-            </w:r>
-            <w:proofErr w:type="spellEnd"/>
+            <w:r>
+              <w:rPr>
+                <w:lang w:val="es-CL"/>
+              </w:rPr>
+              <w:t>Funcional + Datos</w:t>
+            </w:r>
           </w:p>
         </w:tc>
       </w:tr>
@@ -3202,33 +3003,11 @@
             <w:pPr>
               <w:cnfStyle w:val="000000100000" w:firstRow="0" w:lastRow="0" w:firstColumn="0" w:lastColumn="0" w:oddVBand="0" w:evenVBand="0" w:oddHBand="1" w:evenHBand="0" w:firstRowFirstColumn="0" w:firstRowLastColumn="0" w:lastRowFirstColumn="0" w:lastRowLastColumn="0"/>
             </w:pPr>
-            <w:proofErr w:type="spellStart"/>
-            <w:r>
-              <w:rPr>
-                <w:lang w:val="es-CL"/>
-              </w:rPr>
-              <w:t>Edición</w:t>
-            </w:r>
-            <w:proofErr w:type="spellEnd"/>
-            <w:r>
-              <w:rPr>
-                <w:lang w:val="es-CL"/>
-              </w:rPr>
-              <w:t xml:space="preserve"> </w:t>
-            </w:r>
-            <w:proofErr w:type="spellStart"/>
-            <w:r>
-              <w:rPr>
-                <w:lang w:val="es-CL"/>
-              </w:rPr>
-              <w:t>empleados</w:t>
-            </w:r>
-            <w:proofErr w:type="spellEnd"/>
-            <w:r>
-              <w:rPr>
-                <w:lang w:val="es-CL"/>
-              </w:rPr>
-              <w:t xml:space="preserve"> (DD)</w:t>
+            <w:r>
+              <w:rPr>
+                <w:lang w:val="es-CL"/>
+              </w:rPr>
+              <w:t>Edición empleados (DD)</w:t>
             </w:r>
           </w:p>
         </w:tc>
@@ -3256,28 +3035,12 @@
             <w:pPr>
               <w:cnfStyle w:val="000000100000" w:firstRow="0" w:lastRow="0" w:firstColumn="0" w:lastColumn="0" w:oddVBand="0" w:evenVBand="0" w:oddHBand="1" w:evenHBand="0" w:firstRowFirstColumn="0" w:firstRowLastColumn="0" w:lastRowFirstColumn="0" w:lastRowLastColumn="0"/>
             </w:pPr>
-            <w:proofErr w:type="spellStart"/>
-            <w:r>
-              <w:rPr>
-                <w:lang w:val="es-CL"/>
-              </w:rPr>
-              <w:t>Funcional</w:t>
-            </w:r>
-            <w:proofErr w:type="spellEnd"/>
-            <w:r>
-              <w:rPr>
-                <w:lang w:val="es-CL"/>
-              </w:rPr>
-              <w:t xml:space="preserve"> + </w:t>
-            </w:r>
-            <w:proofErr w:type="spellStart"/>
-            <w:r>
-              <w:rPr>
-                <w:lang w:val="es-CL"/>
-              </w:rPr>
-              <w:t>Datos</w:t>
-            </w:r>
-            <w:proofErr w:type="spellEnd"/>
+            <w:r>
+              <w:rPr>
+                <w:lang w:val="es-CL"/>
+              </w:rPr>
+              <w:t>Funcional + Datos</w:t>
+            </w:r>
           </w:p>
         </w:tc>
       </w:tr>
@@ -3324,33 +3087,11 @@
             <w:pPr>
               <w:cnfStyle w:val="000000010000" w:firstRow="0" w:lastRow="0" w:firstColumn="0" w:lastColumn="0" w:oddVBand="0" w:evenVBand="0" w:oddHBand="0" w:evenHBand="1" w:firstRowFirstColumn="0" w:firstRowLastColumn="0" w:lastRowFirstColumn="0" w:lastRowLastColumn="0"/>
             </w:pPr>
-            <w:proofErr w:type="spellStart"/>
-            <w:r>
-              <w:rPr>
-                <w:lang w:val="es-CL"/>
-              </w:rPr>
-              <w:t>Eliminación</w:t>
-            </w:r>
-            <w:proofErr w:type="spellEnd"/>
-            <w:r>
-              <w:rPr>
-                <w:lang w:val="es-CL"/>
-              </w:rPr>
-              <w:t xml:space="preserve"> </w:t>
-            </w:r>
-            <w:proofErr w:type="spellStart"/>
-            <w:r>
-              <w:rPr>
-                <w:lang w:val="es-CL"/>
-              </w:rPr>
-              <w:t>empleados</w:t>
-            </w:r>
-            <w:proofErr w:type="spellEnd"/>
-            <w:r>
-              <w:rPr>
-                <w:lang w:val="es-CL"/>
-              </w:rPr>
-              <w:t xml:space="preserve"> (DD)</w:t>
+            <w:r>
+              <w:rPr>
+                <w:lang w:val="es-CL"/>
+              </w:rPr>
+              <w:t>Eliminación empleados (DD)</w:t>
             </w:r>
           </w:p>
         </w:tc>
@@ -3378,28 +3119,12 @@
             <w:pPr>
               <w:cnfStyle w:val="000000010000" w:firstRow="0" w:lastRow="0" w:firstColumn="0" w:lastColumn="0" w:oddVBand="0" w:evenVBand="0" w:oddHBand="0" w:evenHBand="1" w:firstRowFirstColumn="0" w:firstRowLastColumn="0" w:lastRowFirstColumn="0" w:lastRowLastColumn="0"/>
             </w:pPr>
-            <w:proofErr w:type="spellStart"/>
-            <w:r>
-              <w:rPr>
-                <w:lang w:val="es-CL"/>
-              </w:rPr>
-              <w:t>Funcional</w:t>
-            </w:r>
-            <w:proofErr w:type="spellEnd"/>
-            <w:r>
-              <w:rPr>
-                <w:lang w:val="es-CL"/>
-              </w:rPr>
-              <w:t xml:space="preserve"> + </w:t>
-            </w:r>
-            <w:proofErr w:type="spellStart"/>
-            <w:r>
-              <w:rPr>
-                <w:lang w:val="es-CL"/>
-              </w:rPr>
-              <w:t>Datos</w:t>
-            </w:r>
-            <w:proofErr w:type="spellEnd"/>
+            <w:r>
+              <w:rPr>
+                <w:lang w:val="es-CL"/>
+              </w:rPr>
+              <w:t>Funcional + Datos</w:t>
+            </w:r>
           </w:p>
         </w:tc>
       </w:tr>
@@ -3446,42 +3171,12 @@
             <w:pPr>
               <w:cnfStyle w:val="000000100000" w:firstRow="0" w:lastRow="0" w:firstColumn="0" w:lastColumn="0" w:oddVBand="0" w:evenVBand="0" w:oddHBand="1" w:evenHBand="0" w:firstRowFirstColumn="0" w:firstRowLastColumn="0" w:lastRowFirstColumn="0" w:lastRowLastColumn="0"/>
             </w:pPr>
-            <w:proofErr w:type="spellStart"/>
-            <w:r>
-              <w:rPr>
-                <w:lang w:val="es-CL"/>
-              </w:rPr>
-              <w:t>Validación</w:t>
-            </w:r>
-            <w:proofErr w:type="spellEnd"/>
-            <w:r>
-              <w:rPr>
-                <w:lang w:val="es-CL"/>
-              </w:rPr>
-              <w:t xml:space="preserve"> </w:t>
-            </w:r>
-            <w:proofErr w:type="spellStart"/>
-            <w:r>
-              <w:rPr>
-                <w:lang w:val="es-CL"/>
-              </w:rPr>
-              <w:t>campos</w:t>
-            </w:r>
-            <w:proofErr w:type="spellEnd"/>
-            <w:r>
-              <w:rPr>
-                <w:lang w:val="es-CL"/>
-              </w:rPr>
-              <w:t xml:space="preserve"> </w:t>
-            </w:r>
-            <w:proofErr w:type="spellStart"/>
-            <w:r>
-              <w:rPr>
-                <w:lang w:val="es-CL"/>
-              </w:rPr>
-              <w:t>obligatorios</w:t>
-            </w:r>
-            <w:proofErr w:type="spellEnd"/>
+            <w:r>
+              <w:rPr>
+                <w:lang w:val="es-CL"/>
+              </w:rPr>
+              <w:t>Validación campos obligatorios</w:t>
+            </w:r>
           </w:p>
         </w:tc>
         <w:tc>
@@ -3508,14 +3203,12 @@
             <w:pPr>
               <w:cnfStyle w:val="000000100000" w:firstRow="0" w:lastRow="0" w:firstColumn="0" w:lastColumn="0" w:oddVBand="0" w:evenVBand="0" w:oddHBand="1" w:evenHBand="0" w:firstRowFirstColumn="0" w:firstRowLastColumn="0" w:lastRowFirstColumn="0" w:lastRowLastColumn="0"/>
             </w:pPr>
-            <w:proofErr w:type="spellStart"/>
             <w:r>
               <w:rPr>
                 <w:lang w:val="es-CL"/>
               </w:rPr>
               <w:t>Funcional</w:t>
             </w:r>
-            <w:proofErr w:type="spellEnd"/>
           </w:p>
         </w:tc>
       </w:tr>
@@ -3566,21 +3259,7 @@
               <w:rPr>
                 <w:lang w:val="es-CL"/>
               </w:rPr>
-              <w:t xml:space="preserve">CRUD </w:t>
-            </w:r>
-            <w:proofErr w:type="spellStart"/>
-            <w:r>
-              <w:rPr>
-                <w:lang w:val="es-CL"/>
-              </w:rPr>
-              <w:t>básico</w:t>
-            </w:r>
-            <w:proofErr w:type="spellEnd"/>
-            <w:r>
-              <w:rPr>
-                <w:lang w:val="es-CL"/>
-              </w:rPr>
-              <w:t xml:space="preserve"> PIM</w:t>
+              <w:t>CRUD básico PIM</w:t>
             </w:r>
           </w:p>
         </w:tc>
@@ -3608,14 +3287,12 @@
             <w:pPr>
               <w:cnfStyle w:val="000000010000" w:firstRow="0" w:lastRow="0" w:firstColumn="0" w:lastColumn="0" w:oddVBand="0" w:evenVBand="0" w:oddHBand="0" w:evenHBand="1" w:firstRowFirstColumn="0" w:firstRowLastColumn="0" w:lastRowFirstColumn="0" w:lastRowLastColumn="0"/>
             </w:pPr>
-            <w:proofErr w:type="spellStart"/>
             <w:r>
               <w:rPr>
                 <w:lang w:val="es-CL"/>
               </w:rPr>
               <w:t>Funcional</w:t>
             </w:r>
-            <w:proofErr w:type="spellEnd"/>
           </w:p>
         </w:tc>
       </w:tr>
@@ -3662,19 +3339,11 @@
             <w:pPr>
               <w:cnfStyle w:val="000000100000" w:firstRow="0" w:lastRow="0" w:firstColumn="0" w:lastColumn="0" w:oddVBand="0" w:evenVBand="0" w:oddHBand="1" w:evenHBand="0" w:firstRowFirstColumn="0" w:firstRowLastColumn="0" w:lastRowFirstColumn="0" w:lastRowLastColumn="0"/>
             </w:pPr>
-            <w:proofErr w:type="spellStart"/>
-            <w:r>
-              <w:rPr>
-                <w:lang w:val="es-CL"/>
-              </w:rPr>
-              <w:t>Perfil</w:t>
-            </w:r>
-            <w:proofErr w:type="spellEnd"/>
-            <w:r>
-              <w:rPr>
-                <w:lang w:val="es-CL"/>
-              </w:rPr>
-              <w:t xml:space="preserve"> personal (DD)</w:t>
+            <w:r>
+              <w:rPr>
+                <w:lang w:val="es-CL"/>
+              </w:rPr>
+              <w:t>Perfil personal (DD)</w:t>
             </w:r>
           </w:p>
         </w:tc>
@@ -3702,28 +3371,12 @@
             <w:pPr>
               <w:cnfStyle w:val="000000100000" w:firstRow="0" w:lastRow="0" w:firstColumn="0" w:lastColumn="0" w:oddVBand="0" w:evenVBand="0" w:oddHBand="1" w:evenHBand="0" w:firstRowFirstColumn="0" w:firstRowLastColumn="0" w:lastRowFirstColumn="0" w:lastRowLastColumn="0"/>
             </w:pPr>
-            <w:proofErr w:type="spellStart"/>
-            <w:r>
-              <w:rPr>
-                <w:lang w:val="es-CL"/>
-              </w:rPr>
-              <w:t>Funcional</w:t>
-            </w:r>
-            <w:proofErr w:type="spellEnd"/>
-            <w:r>
-              <w:rPr>
-                <w:lang w:val="es-CL"/>
-              </w:rPr>
-              <w:t xml:space="preserve"> + </w:t>
-            </w:r>
-            <w:proofErr w:type="spellStart"/>
-            <w:r>
-              <w:rPr>
-                <w:lang w:val="es-CL"/>
-              </w:rPr>
-              <w:t>Datos</w:t>
-            </w:r>
-            <w:proofErr w:type="spellEnd"/>
+            <w:r>
+              <w:rPr>
+                <w:lang w:val="es-CL"/>
+              </w:rPr>
+              <w:t>Funcional + Datos</w:t>
+            </w:r>
           </w:p>
         </w:tc>
       </w:tr>
@@ -3770,33 +3423,11 @@
             <w:pPr>
               <w:cnfStyle w:val="000000010000" w:firstRow="0" w:lastRow="0" w:firstColumn="0" w:lastColumn="0" w:oddVBand="0" w:evenVBand="0" w:oddHBand="0" w:evenHBand="1" w:firstRowFirstColumn="0" w:firstRowLastColumn="0" w:lastRowFirstColumn="0" w:lastRowLastColumn="0"/>
             </w:pPr>
-            <w:proofErr w:type="spellStart"/>
-            <w:r>
-              <w:rPr>
-                <w:lang w:val="es-CL"/>
-              </w:rPr>
-              <w:t>Solicitud</w:t>
-            </w:r>
-            <w:proofErr w:type="spellEnd"/>
-            <w:r>
-              <w:rPr>
-                <w:lang w:val="es-CL"/>
-              </w:rPr>
-              <w:t xml:space="preserve"> </w:t>
-            </w:r>
-            <w:proofErr w:type="spellStart"/>
-            <w:r>
-              <w:rPr>
-                <w:lang w:val="es-CL"/>
-              </w:rPr>
-              <w:t>licencias</w:t>
-            </w:r>
-            <w:proofErr w:type="spellEnd"/>
-            <w:r>
-              <w:rPr>
-                <w:lang w:val="es-CL"/>
-              </w:rPr>
-              <w:t xml:space="preserve"> (DD)</w:t>
+            <w:r>
+              <w:rPr>
+                <w:lang w:val="es-CL"/>
+              </w:rPr>
+              <w:t>Solicitud licencias (DD)</w:t>
             </w:r>
           </w:p>
         </w:tc>
@@ -3824,28 +3455,12 @@
             <w:pPr>
               <w:cnfStyle w:val="000000010000" w:firstRow="0" w:lastRow="0" w:firstColumn="0" w:lastColumn="0" w:oddVBand="0" w:evenVBand="0" w:oddHBand="0" w:evenHBand="1" w:firstRowFirstColumn="0" w:firstRowLastColumn="0" w:lastRowFirstColumn="0" w:lastRowLastColumn="0"/>
             </w:pPr>
-            <w:proofErr w:type="spellStart"/>
-            <w:r>
-              <w:rPr>
-                <w:lang w:val="es-CL"/>
-              </w:rPr>
-              <w:t>Funcional</w:t>
-            </w:r>
-            <w:proofErr w:type="spellEnd"/>
-            <w:r>
-              <w:rPr>
-                <w:lang w:val="es-CL"/>
-              </w:rPr>
-              <w:t xml:space="preserve"> + </w:t>
-            </w:r>
-            <w:proofErr w:type="spellStart"/>
-            <w:r>
-              <w:rPr>
-                <w:lang w:val="es-CL"/>
-              </w:rPr>
-              <w:t>Datos</w:t>
-            </w:r>
-            <w:proofErr w:type="spellEnd"/>
+            <w:r>
+              <w:rPr>
+                <w:lang w:val="es-CL"/>
+              </w:rPr>
+              <w:t>Funcional + Datos</w:t>
+            </w:r>
           </w:p>
         </w:tc>
       </w:tr>
@@ -3900,20 +3515,20 @@
             <w:pPr>
               <w:cnfStyle w:val="000000100000" w:firstRow="0" w:lastRow="0" w:firstColumn="0" w:lastColumn="0" w:oddVBand="0" w:evenVBand="0" w:oddHBand="1" w:evenHBand="0" w:firstRowFirstColumn="0" w:firstRowLastColumn="0" w:lastRowFirstColumn="0" w:lastRowLastColumn="0"/>
             </w:pPr>
+            <w:r>
+              <w:rPr>
+                <w:lang w:val="es-CL"/>
+              </w:rPr>
+              <w:t xml:space="preserve">Navegar a </w:t>
+            </w:r>
             <w:proofErr w:type="spellStart"/>
             <w:r>
               <w:rPr>
                 <w:lang w:val="es-CL"/>
               </w:rPr>
-              <w:t>Navegar</w:t>
+              <w:t>Leave</w:t>
             </w:r>
             <w:proofErr w:type="spellEnd"/>
-            <w:r>
-              <w:rPr>
-                <w:lang w:val="es-CL"/>
-              </w:rPr>
-              <w:t xml:space="preserve"> a Leave</w:t>
-            </w:r>
           </w:p>
         </w:tc>
         <w:tc>
@@ -3940,14 +3555,12 @@
             <w:pPr>
               <w:cnfStyle w:val="000000100000" w:firstRow="0" w:lastRow="0" w:firstColumn="0" w:lastColumn="0" w:oddVBand="0" w:evenVBand="0" w:oddHBand="1" w:evenHBand="0" w:firstRowFirstColumn="0" w:firstRowLastColumn="0" w:lastRowFirstColumn="0" w:lastRowLastColumn="0"/>
             </w:pPr>
-            <w:proofErr w:type="spellStart"/>
             <w:r>
               <w:rPr>
                 <w:lang w:val="es-CL"/>
               </w:rPr>
               <w:t>Navegación</w:t>
             </w:r>
-            <w:proofErr w:type="spellEnd"/>
           </w:p>
         </w:tc>
       </w:tr>
@@ -4002,20 +3615,20 @@
             <w:pPr>
               <w:cnfStyle w:val="000000010000" w:firstRow="0" w:lastRow="0" w:firstColumn="0" w:lastColumn="0" w:oddVBand="0" w:evenVBand="0" w:oddHBand="0" w:evenHBand="1" w:firstRowFirstColumn="0" w:firstRowLastColumn="0" w:lastRowFirstColumn="0" w:lastRowLastColumn="0"/>
             </w:pPr>
+            <w:r>
+              <w:rPr>
+                <w:lang w:val="es-CL"/>
+              </w:rPr>
+              <w:t xml:space="preserve">Navegar a </w:t>
+            </w:r>
             <w:proofErr w:type="spellStart"/>
             <w:r>
               <w:rPr>
                 <w:lang w:val="es-CL"/>
               </w:rPr>
-              <w:t>Navegar</w:t>
+              <w:t>Admin</w:t>
             </w:r>
             <w:proofErr w:type="spellEnd"/>
-            <w:r>
-              <w:rPr>
-                <w:lang w:val="es-CL"/>
-              </w:rPr>
-              <w:t xml:space="preserve"> a Admin</w:t>
-            </w:r>
           </w:p>
         </w:tc>
         <w:tc>
@@ -4042,14 +3655,12 @@
             <w:pPr>
               <w:cnfStyle w:val="000000010000" w:firstRow="0" w:lastRow="0" w:firstColumn="0" w:lastColumn="0" w:oddVBand="0" w:evenVBand="0" w:oddHBand="0" w:evenHBand="1" w:firstRowFirstColumn="0" w:firstRowLastColumn="0" w:lastRowFirstColumn="0" w:lastRowLastColumn="0"/>
             </w:pPr>
-            <w:proofErr w:type="spellStart"/>
             <w:r>
               <w:rPr>
                 <w:lang w:val="es-CL"/>
               </w:rPr>
               <w:t>Navegación</w:t>
             </w:r>
-            <w:proofErr w:type="spellEnd"/>
           </w:p>
         </w:tc>
       </w:tr>
@@ -4104,20 +3715,34 @@
             <w:pPr>
               <w:cnfStyle w:val="000000100000" w:firstRow="0" w:lastRow="0" w:firstColumn="0" w:lastColumn="0" w:oddVBand="0" w:evenVBand="0" w:oddHBand="1" w:evenHBand="0" w:firstRowFirstColumn="0" w:firstRowLastColumn="0" w:lastRowFirstColumn="0" w:lastRowLastColumn="0"/>
             </w:pPr>
+            <w:r>
+              <w:rPr>
+                <w:lang w:val="es-CL"/>
+              </w:rPr>
+              <w:t xml:space="preserve">Navegar a </w:t>
+            </w:r>
             <w:proofErr w:type="spellStart"/>
             <w:r>
               <w:rPr>
                 <w:lang w:val="es-CL"/>
               </w:rPr>
-              <w:t>Navegar</w:t>
+              <w:t>My</w:t>
             </w:r>
             <w:proofErr w:type="spellEnd"/>
             <w:r>
               <w:rPr>
                 <w:lang w:val="es-CL"/>
               </w:rPr>
-              <w:t xml:space="preserve"> a My Info</w:t>
-            </w:r>
+              <w:t xml:space="preserve"> </w:t>
+            </w:r>
+            <w:proofErr w:type="spellStart"/>
+            <w:r>
+              <w:rPr>
+                <w:lang w:val="es-CL"/>
+              </w:rPr>
+              <w:t>Info</w:t>
+            </w:r>
+            <w:proofErr w:type="spellEnd"/>
           </w:p>
         </w:tc>
         <w:tc>
@@ -4144,14 +3769,12 @@
             <w:pPr>
               <w:cnfStyle w:val="000000100000" w:firstRow="0" w:lastRow="0" w:firstColumn="0" w:lastColumn="0" w:oddVBand="0" w:evenVBand="0" w:oddHBand="1" w:evenHBand="0" w:firstRowFirstColumn="0" w:firstRowLastColumn="0" w:lastRowFirstColumn="0" w:lastRowLastColumn="0"/>
             </w:pPr>
-            <w:proofErr w:type="spellStart"/>
             <w:r>
               <w:rPr>
                 <w:lang w:val="es-CL"/>
               </w:rPr>
               <w:t>Navegación</w:t>
             </w:r>
-            <w:proofErr w:type="spellEnd"/>
           </w:p>
         </w:tc>
       </w:tr>
@@ -4160,37 +3783,15 @@
       <w:pPr>
         <w:pStyle w:val="Ttulo2"/>
       </w:pPr>
-      <w:bookmarkStart w:id="5" w:name="_Toc234786459"/>
+      <w:bookmarkStart w:id="4" w:name="_Toc234786459"/>
       <w:r>
         <w:rPr>
           <w:lang w:val="es-CL"/>
         </w:rPr>
         <w:lastRenderedPageBreak/>
-        <w:t xml:space="preserve">4. </w:t>
-      </w:r>
-      <w:proofErr w:type="spellStart"/>
-      <w:r>
-        <w:rPr>
-          <w:lang w:val="es-CL"/>
-        </w:rPr>
-        <w:t>Técnicas</w:t>
-      </w:r>
-      <w:proofErr w:type="spellEnd"/>
-      <w:r>
-        <w:rPr>
-          <w:lang w:val="es-CL"/>
-        </w:rPr>
-        <w:t xml:space="preserve"> y </w:t>
-      </w:r>
-      <w:proofErr w:type="spellStart"/>
-      <w:r>
-        <w:rPr>
-          <w:lang w:val="es-CL"/>
-        </w:rPr>
-        <w:t>metodologías</w:t>
-      </w:r>
-      <w:bookmarkEnd w:id="5"/>
-      <w:proofErr w:type="spellEnd"/>
+        <w:t>4. Técnicas y metodologías</w:t>
+      </w:r>
+      <w:bookmarkEnd w:id="4"/>
     </w:p>
     <w:tbl>
       <w:tblPr>
@@ -4214,14 +3815,12 @@
             <w:tcW w:w="4320" w:type="dxa"/>
           </w:tcPr>
           <w:p>
-            <w:proofErr w:type="spellStart"/>
             <w:r>
               <w:rPr>
                 <w:lang w:val="es-CL"/>
               </w:rPr>
               <w:t>Técnica</w:t>
             </w:r>
-            <w:proofErr w:type="spellEnd"/>
           </w:p>
         </w:tc>
         <w:tc>
@@ -4232,14 +3831,12 @@
             <w:pPr>
               <w:cnfStyle w:val="100000000000" w:firstRow="1" w:lastRow="0" w:firstColumn="0" w:lastColumn="0" w:oddVBand="0" w:evenVBand="0" w:oddHBand="0" w:evenHBand="0" w:firstRowFirstColumn="0" w:firstRowLastColumn="0" w:lastRowFirstColumn="0" w:lastRowLastColumn="0"/>
             </w:pPr>
-            <w:proofErr w:type="spellStart"/>
             <w:r>
               <w:rPr>
                 <w:lang w:val="es-CL"/>
               </w:rPr>
               <w:t>Aplicación</w:t>
             </w:r>
-            <w:proofErr w:type="spellEnd"/>
           </w:p>
         </w:tc>
       </w:tr>
@@ -4359,19 +3956,11 @@
             <w:pPr>
               <w:cnfStyle w:val="000000100000" w:firstRow="0" w:lastRow="0" w:firstColumn="0" w:lastColumn="0" w:oddVBand="0" w:evenVBand="0" w:oddHBand="1" w:evenHBand="0" w:firstRowFirstColumn="0" w:firstRowLastColumn="0" w:lastRowFirstColumn="0" w:lastRowLastColumn="0"/>
             </w:pPr>
-            <w:proofErr w:type="spellStart"/>
-            <w:r>
-              <w:rPr>
-                <w:lang w:val="es-CL"/>
-              </w:rPr>
-              <w:t>Propuesto</w:t>
-            </w:r>
-            <w:proofErr w:type="spellEnd"/>
-            <w:r>
-              <w:rPr>
-                <w:lang w:val="es-CL"/>
-              </w:rPr>
-              <w:t xml:space="preserve">: </w:t>
+            <w:r>
+              <w:rPr>
+                <w:lang w:val="es-CL"/>
+              </w:rPr>
+              <w:t xml:space="preserve">Propuesto: </w:t>
             </w:r>
             <w:proofErr w:type="spellStart"/>
             <w:r>
@@ -4423,28 +4012,12 @@
             <w:tcW w:w="4320" w:type="dxa"/>
           </w:tcPr>
           <w:p>
-            <w:proofErr w:type="spellStart"/>
-            <w:r>
-              <w:rPr>
-                <w:lang w:val="es-CL"/>
-              </w:rPr>
-              <w:t>Captura</w:t>
-            </w:r>
-            <w:proofErr w:type="spellEnd"/>
-            <w:r>
-              <w:rPr>
-                <w:lang w:val="es-CL"/>
-              </w:rPr>
-              <w:t xml:space="preserve"> </w:t>
-            </w:r>
-            <w:proofErr w:type="spellStart"/>
-            <w:r>
-              <w:rPr>
-                <w:lang w:val="es-CL"/>
-              </w:rPr>
-              <w:t>automática</w:t>
-            </w:r>
-            <w:proofErr w:type="spellEnd"/>
+            <w:r>
+              <w:rPr>
+                <w:lang w:val="es-CL"/>
+              </w:rPr>
+              <w:t>Captura automática</w:t>
+            </w:r>
           </w:p>
         </w:tc>
         <w:tc>
@@ -4515,19 +4088,25 @@
             <w:pPr>
               <w:cnfStyle w:val="000000100000" w:firstRow="0" w:lastRow="0" w:firstColumn="0" w:lastColumn="0" w:oddVBand="0" w:evenVBand="0" w:oddHBand="1" w:evenHBand="0" w:firstRowFirstColumn="0" w:firstRowLastColumn="0" w:lastRowFirstColumn="0" w:lastRowLastColumn="0"/>
             </w:pPr>
+            <w:r>
+              <w:rPr>
+                <w:lang w:val="es-CL"/>
+              </w:rPr>
+              <w:t xml:space="preserve">Propuesta: </w:t>
+            </w:r>
             <w:proofErr w:type="spellStart"/>
             <w:r>
               <w:rPr>
                 <w:lang w:val="es-CL"/>
               </w:rPr>
-              <w:t>Propuesta</w:t>
+              <w:t>behave</w:t>
             </w:r>
             <w:proofErr w:type="spellEnd"/>
             <w:r>
               <w:rPr>
                 <w:lang w:val="es-CL"/>
               </w:rPr>
-              <w:t>: behave -j 4</w:t>
+              <w:t xml:space="preserve"> -j 4</w:t>
             </w:r>
           </w:p>
         </w:tc>
@@ -4559,20 +4138,20 @@
             <w:pPr>
               <w:cnfStyle w:val="000000010000" w:firstRow="0" w:lastRow="0" w:firstColumn="0" w:lastColumn="0" w:oddVBand="0" w:evenVBand="0" w:oddHBand="0" w:evenHBand="1" w:firstRowFirstColumn="0" w:firstRowLastColumn="0" w:lastRowFirstColumn="0" w:lastRowLastColumn="0"/>
             </w:pPr>
+            <w:r>
+              <w:rPr>
+                <w:lang w:val="es-CL"/>
+              </w:rPr>
+              <w:t xml:space="preserve">Propuesta: GitHub </w:t>
+            </w:r>
             <w:proofErr w:type="spellStart"/>
             <w:r>
               <w:rPr>
                 <w:lang w:val="es-CL"/>
               </w:rPr>
-              <w:t>Propuesta</w:t>
+              <w:t>Actions</w:t>
             </w:r>
             <w:proofErr w:type="spellEnd"/>
-            <w:r>
-              <w:rPr>
-                <w:lang w:val="es-CL"/>
-              </w:rPr>
-              <w:t>: GitHub Actions</w:t>
-            </w:r>
           </w:p>
         </w:tc>
       </w:tr>
@@ -4581,36 +4160,14 @@
       <w:pPr>
         <w:pStyle w:val="Ttulo2"/>
       </w:pPr>
-      <w:bookmarkStart w:id="6" w:name="_Toc234786460"/>
-      <w:r>
-        <w:rPr>
-          <w:lang w:val="es-CL"/>
-        </w:rPr>
-        <w:t xml:space="preserve">5. </w:t>
-      </w:r>
-      <w:proofErr w:type="spellStart"/>
-      <w:r>
-        <w:rPr>
-          <w:lang w:val="es-CL"/>
-        </w:rPr>
-        <w:t>Tipos</w:t>
-      </w:r>
-      <w:proofErr w:type="spellEnd"/>
-      <w:r>
-        <w:rPr>
-          <w:lang w:val="es-CL"/>
-        </w:rPr>
-        <w:t xml:space="preserve"> de </w:t>
-      </w:r>
-      <w:proofErr w:type="spellStart"/>
-      <w:r>
-        <w:rPr>
-          <w:lang w:val="es-CL"/>
-        </w:rPr>
-        <w:t>pruebas</w:t>
-      </w:r>
-      <w:bookmarkEnd w:id="6"/>
-      <w:proofErr w:type="spellEnd"/>
+      <w:bookmarkStart w:id="5" w:name="_Toc234786460"/>
+      <w:r>
+        <w:rPr>
+          <w:lang w:val="es-CL"/>
+        </w:rPr>
+        <w:t>5. Tipos de pruebas</w:t>
+      </w:r>
+      <w:bookmarkEnd w:id="5"/>
     </w:p>
     <w:tbl>
       <w:tblPr>
@@ -4635,14 +4192,12 @@
             <w:tcW w:w="2880" w:type="dxa"/>
           </w:tcPr>
           <w:p>
-            <w:proofErr w:type="spellStart"/>
             <w:r>
               <w:rPr>
                 <w:lang w:val="es-CL"/>
               </w:rPr>
               <w:t>Tipo</w:t>
             </w:r>
-            <w:proofErr w:type="spellEnd"/>
           </w:p>
         </w:tc>
         <w:tc>
@@ -4653,14 +4208,12 @@
             <w:pPr>
               <w:cnfStyle w:val="100000000000" w:firstRow="1" w:lastRow="0" w:firstColumn="0" w:lastColumn="0" w:oddVBand="0" w:evenVBand="0" w:oddHBand="0" w:evenHBand="0" w:firstRowFirstColumn="0" w:firstRowLastColumn="0" w:lastRowFirstColumn="0" w:lastRowLastColumn="0"/>
             </w:pPr>
-            <w:proofErr w:type="spellStart"/>
             <w:r>
               <w:rPr>
                 <w:lang w:val="es-CL"/>
               </w:rPr>
               <w:t>Descripción</w:t>
             </w:r>
-            <w:proofErr w:type="spellEnd"/>
           </w:p>
         </w:tc>
         <w:tc>
@@ -4671,14 +4224,12 @@
             <w:pPr>
               <w:cnfStyle w:val="100000000000" w:firstRow="1" w:lastRow="0" w:firstColumn="0" w:lastColumn="0" w:oddVBand="0" w:evenVBand="0" w:oddHBand="0" w:evenHBand="0" w:firstRowFirstColumn="0" w:firstRowLastColumn="0" w:lastRowFirstColumn="0" w:lastRowLastColumn="0"/>
             </w:pPr>
-            <w:proofErr w:type="spellStart"/>
             <w:r>
               <w:rPr>
                 <w:lang w:val="es-CL"/>
               </w:rPr>
               <w:t>Escenarios</w:t>
             </w:r>
-            <w:proofErr w:type="spellEnd"/>
           </w:p>
         </w:tc>
       </w:tr>
@@ -4693,14 +4244,12 @@
             <w:tcW w:w="2880" w:type="dxa"/>
           </w:tcPr>
           <w:p>
-            <w:proofErr w:type="spellStart"/>
             <w:r>
               <w:rPr>
                 <w:lang w:val="es-CL"/>
               </w:rPr>
               <w:t>Funcionales</w:t>
             </w:r>
-            <w:proofErr w:type="spellEnd"/>
           </w:p>
         </w:tc>
         <w:tc>
@@ -4711,42 +4260,12 @@
             <w:pPr>
               <w:cnfStyle w:val="000000100000" w:firstRow="0" w:lastRow="0" w:firstColumn="0" w:lastColumn="0" w:oddVBand="0" w:evenVBand="0" w:oddHBand="1" w:evenHBand="0" w:firstRowFirstColumn="0" w:firstRowLastColumn="0" w:lastRowFirstColumn="0" w:lastRowLastColumn="0"/>
             </w:pPr>
-            <w:proofErr w:type="spellStart"/>
-            <w:r>
-              <w:rPr>
-                <w:lang w:val="es-CL"/>
-              </w:rPr>
-              <w:t>Verifican</w:t>
-            </w:r>
-            <w:proofErr w:type="spellEnd"/>
-            <w:r>
-              <w:rPr>
-                <w:lang w:val="es-CL"/>
-              </w:rPr>
-              <w:t xml:space="preserve"> </w:t>
-            </w:r>
-            <w:proofErr w:type="spellStart"/>
-            <w:r>
-              <w:rPr>
-                <w:lang w:val="es-CL"/>
-              </w:rPr>
-              <w:t>funcionalidad</w:t>
-            </w:r>
-            <w:proofErr w:type="spellEnd"/>
-            <w:r>
-              <w:rPr>
-                <w:lang w:val="es-CL"/>
-              </w:rPr>
-              <w:t xml:space="preserve"> </w:t>
-            </w:r>
-            <w:proofErr w:type="spellStart"/>
-            <w:r>
-              <w:rPr>
-                <w:lang w:val="es-CL"/>
-              </w:rPr>
-              <w:t>esperada</w:t>
-            </w:r>
-            <w:proofErr w:type="spellEnd"/>
+            <w:r>
+              <w:rPr>
+                <w:lang w:val="es-CL"/>
+              </w:rPr>
+              <w:t>Verifican funcionalidad esperada</w:t>
+            </w:r>
           </w:p>
         </w:tc>
         <w:tc>
@@ -4777,14 +4296,12 @@
             <w:tcW w:w="2880" w:type="dxa"/>
           </w:tcPr>
           <w:p>
-            <w:proofErr w:type="spellStart"/>
             <w:r>
               <w:rPr>
                 <w:lang w:val="es-CL"/>
               </w:rPr>
               <w:t>Regresión</w:t>
             </w:r>
-            <w:proofErr w:type="spellEnd"/>
           </w:p>
         </w:tc>
         <w:tc>
@@ -4814,19 +4331,11 @@
             <w:pPr>
               <w:cnfStyle w:val="000000010000" w:firstRow="0" w:lastRow="0" w:firstColumn="0" w:lastColumn="0" w:oddVBand="0" w:evenVBand="0" w:oddHBand="0" w:evenHBand="1" w:firstRowFirstColumn="0" w:firstRowLastColumn="0" w:lastRowFirstColumn="0" w:lastRowLastColumn="0"/>
             </w:pPr>
-            <w:proofErr w:type="spellStart"/>
-            <w:r>
-              <w:rPr>
-                <w:lang w:val="es-CL"/>
-              </w:rPr>
-              <w:t>Todos</w:t>
-            </w:r>
-            <w:proofErr w:type="spellEnd"/>
-            <w:r>
-              <w:rPr>
-                <w:lang w:val="es-CL"/>
-              </w:rPr>
-              <w:t xml:space="preserve"> (29)</w:t>
+            <w:r>
+              <w:rPr>
+                <w:lang w:val="es-CL"/>
+              </w:rPr>
+              <w:t>Todos (29)</w:t>
             </w:r>
           </w:p>
         </w:tc>
@@ -4842,19 +4351,25 @@
             <w:tcW w:w="2880" w:type="dxa"/>
           </w:tcPr>
           <w:p>
+            <w:r>
+              <w:rPr>
+                <w:lang w:val="es-CL"/>
+              </w:rPr>
+              <w:t>Humo (</w:t>
+            </w:r>
             <w:proofErr w:type="spellStart"/>
             <w:r>
               <w:rPr>
                 <w:lang w:val="es-CL"/>
               </w:rPr>
-              <w:t>Humo</w:t>
+              <w:t>Smoke</w:t>
             </w:r>
             <w:proofErr w:type="spellEnd"/>
             <w:r>
               <w:rPr>
                 <w:lang w:val="es-CL"/>
               </w:rPr>
-              <w:t xml:space="preserve"> (Smoke)</w:t>
+              <w:t>)</w:t>
             </w:r>
           </w:p>
         </w:tc>
@@ -4866,34 +4381,20 @@
             <w:pPr>
               <w:cnfStyle w:val="000000100000" w:firstRow="0" w:lastRow="0" w:firstColumn="0" w:lastColumn="0" w:oddVBand="0" w:evenVBand="0" w:oddHBand="1" w:evenHBand="0" w:firstRowFirstColumn="0" w:firstRowLastColumn="0" w:lastRowFirstColumn="0" w:lastRowLastColumn="0"/>
             </w:pPr>
+            <w:r>
+              <w:rPr>
+                <w:lang w:val="es-CL"/>
+              </w:rPr>
+              <w:t>Funcionalidades críticas post-</w:t>
+            </w:r>
             <w:proofErr w:type="spellStart"/>
             <w:r>
               <w:rPr>
                 <w:lang w:val="es-CL"/>
               </w:rPr>
-              <w:t>Funcionalidades</w:t>
+              <w:t>deploy</w:t>
             </w:r>
             <w:proofErr w:type="spellEnd"/>
-            <w:r>
-              <w:rPr>
-                <w:lang w:val="es-CL"/>
-              </w:rPr>
-              <w:t xml:space="preserve"> </w:t>
-            </w:r>
-            <w:proofErr w:type="spellStart"/>
-            <w:r>
-              <w:rPr>
-                <w:lang w:val="es-CL"/>
-              </w:rPr>
-              <w:t>críticas</w:t>
-            </w:r>
-            <w:proofErr w:type="spellEnd"/>
-            <w:r>
-              <w:rPr>
-                <w:lang w:val="es-CL"/>
-              </w:rPr>
-              <w:t xml:space="preserve"> post-deploy</w:t>
-            </w:r>
           </w:p>
         </w:tc>
         <w:tc>
@@ -4924,14 +4425,12 @@
             <w:tcW w:w="2880" w:type="dxa"/>
           </w:tcPr>
           <w:p>
-            <w:proofErr w:type="spellStart"/>
             <w:r>
               <w:rPr>
                 <w:lang w:val="es-CL"/>
               </w:rPr>
               <w:t>Internacionalización</w:t>
             </w:r>
-            <w:proofErr w:type="spellEnd"/>
           </w:p>
         </w:tc>
         <w:tc>
@@ -4981,14 +4480,12 @@
             <w:tcW w:w="2880" w:type="dxa"/>
           </w:tcPr>
           <w:p>
-            <w:proofErr w:type="spellStart"/>
             <w:r>
               <w:rPr>
                 <w:lang w:val="es-CL"/>
               </w:rPr>
               <w:t>Validación</w:t>
             </w:r>
-            <w:proofErr w:type="spellEnd"/>
           </w:p>
         </w:tc>
         <w:tc>
@@ -4999,28 +4496,12 @@
             <w:pPr>
               <w:cnfStyle w:val="000000100000" w:firstRow="0" w:lastRow="0" w:firstColumn="0" w:lastColumn="0" w:oddVBand="0" w:evenVBand="0" w:oddHBand="1" w:evenHBand="0" w:firstRowFirstColumn="0" w:firstRowLastColumn="0" w:lastRowFirstColumn="0" w:lastRowLastColumn="0"/>
             </w:pPr>
-            <w:proofErr w:type="spellStart"/>
-            <w:r>
-              <w:rPr>
-                <w:lang w:val="es-CL"/>
-              </w:rPr>
-              <w:t>Rechazo</w:t>
-            </w:r>
-            <w:proofErr w:type="spellEnd"/>
-            <w:r>
-              <w:rPr>
-                <w:lang w:val="es-CL"/>
-              </w:rPr>
-              <w:t xml:space="preserve"> de entradas </w:t>
-            </w:r>
-            <w:proofErr w:type="spellStart"/>
-            <w:r>
-              <w:rPr>
-                <w:lang w:val="es-CL"/>
-              </w:rPr>
-              <w:t>inválidas</w:t>
-            </w:r>
-            <w:proofErr w:type="spellEnd"/>
+            <w:r>
+              <w:rPr>
+                <w:lang w:val="es-CL"/>
+              </w:rPr>
+              <w:t>Rechazo de entradas inválidas</w:t>
+            </w:r>
           </w:p>
         </w:tc>
         <w:tc>
@@ -5051,28 +4532,12 @@
             <w:tcW w:w="2880" w:type="dxa"/>
           </w:tcPr>
           <w:p>
-            <w:proofErr w:type="spellStart"/>
-            <w:r>
-              <w:rPr>
-                <w:lang w:val="es-CL"/>
-              </w:rPr>
-              <w:t>Fallo</w:t>
-            </w:r>
-            <w:proofErr w:type="spellEnd"/>
-            <w:r>
-              <w:rPr>
-                <w:lang w:val="es-CL"/>
-              </w:rPr>
-              <w:t xml:space="preserve"> </w:t>
-            </w:r>
-            <w:proofErr w:type="spellStart"/>
-            <w:r>
-              <w:rPr>
-                <w:lang w:val="es-CL"/>
-              </w:rPr>
-              <w:t>intencional</w:t>
-            </w:r>
-            <w:proofErr w:type="spellEnd"/>
+            <w:r>
+              <w:rPr>
+                <w:lang w:val="es-CL"/>
+              </w:rPr>
+              <w:t>Fallo intencional</w:t>
+            </w:r>
           </w:p>
         </w:tc>
         <w:tc>
@@ -5083,42 +4548,12 @@
             <w:pPr>
               <w:cnfStyle w:val="000000010000" w:firstRow="0" w:lastRow="0" w:firstColumn="0" w:lastColumn="0" w:oddVBand="0" w:evenVBand="0" w:oddHBand="0" w:evenHBand="1" w:firstRowFirstColumn="0" w:firstRowLastColumn="0" w:lastRowFirstColumn="0" w:lastRowLastColumn="0"/>
             </w:pPr>
-            <w:proofErr w:type="spellStart"/>
-            <w:r>
-              <w:rPr>
-                <w:lang w:val="es-CL"/>
-              </w:rPr>
-              <w:t>Demostrar</w:t>
-            </w:r>
-            <w:proofErr w:type="spellEnd"/>
-            <w:r>
-              <w:rPr>
-                <w:lang w:val="es-CL"/>
-              </w:rPr>
-              <w:t xml:space="preserve"> </w:t>
-            </w:r>
-            <w:proofErr w:type="spellStart"/>
-            <w:r>
-              <w:rPr>
-                <w:lang w:val="es-CL"/>
-              </w:rPr>
-              <w:t>captura</w:t>
-            </w:r>
-            <w:proofErr w:type="spellEnd"/>
-            <w:r>
-              <w:rPr>
-                <w:lang w:val="es-CL"/>
-              </w:rPr>
-              <w:t xml:space="preserve"> de </w:t>
-            </w:r>
-            <w:proofErr w:type="spellStart"/>
-            <w:r>
-              <w:rPr>
-                <w:lang w:val="es-CL"/>
-              </w:rPr>
-              <w:t>evidencia</w:t>
-            </w:r>
-            <w:proofErr w:type="spellEnd"/>
+            <w:r>
+              <w:rPr>
+                <w:lang w:val="es-CL"/>
+              </w:rPr>
+              <w:t>Demostrar captura de evidencia</w:t>
+            </w:r>
           </w:p>
         </w:tc>
         <w:tc>
@@ -5143,22 +4578,14 @@
       <w:pPr>
         <w:pStyle w:val="Ttulo2"/>
       </w:pPr>
-      <w:bookmarkStart w:id="7" w:name="_Toc234786461"/>
-      <w:r>
-        <w:rPr>
-          <w:lang w:val="es-CL"/>
-        </w:rPr>
-        <w:t xml:space="preserve">6. </w:t>
-      </w:r>
-      <w:proofErr w:type="spellStart"/>
-      <w:r>
-        <w:rPr>
-          <w:lang w:val="es-CL"/>
-        </w:rPr>
-        <w:t>Herramientas</w:t>
-      </w:r>
-      <w:bookmarkEnd w:id="7"/>
-      <w:proofErr w:type="spellEnd"/>
+      <w:bookmarkStart w:id="6" w:name="_Toc234786461"/>
+      <w:r>
+        <w:rPr>
+          <w:lang w:val="es-CL"/>
+        </w:rPr>
+        <w:t>6. Herramientas</w:t>
+      </w:r>
+      <w:bookmarkEnd w:id="6"/>
     </w:p>
     <w:tbl>
       <w:tblPr>
@@ -5183,14 +4610,12 @@
             <w:tcW w:w="2880" w:type="dxa"/>
           </w:tcPr>
           <w:p>
-            <w:proofErr w:type="spellStart"/>
             <w:r>
               <w:rPr>
                 <w:lang w:val="es-CL"/>
               </w:rPr>
               <w:t>Herramienta</w:t>
             </w:r>
-            <w:proofErr w:type="spellEnd"/>
           </w:p>
         </w:tc>
         <w:tc>
@@ -5201,14 +4626,12 @@
             <w:pPr>
               <w:cnfStyle w:val="100000000000" w:firstRow="1" w:lastRow="0" w:firstColumn="0" w:lastColumn="0" w:oddVBand="0" w:evenVBand="0" w:oddHBand="0" w:evenHBand="0" w:firstRowFirstColumn="0" w:firstRowLastColumn="0" w:lastRowFirstColumn="0" w:lastRowLastColumn="0"/>
             </w:pPr>
-            <w:proofErr w:type="spellStart"/>
             <w:r>
               <w:rPr>
                 <w:lang w:val="es-CL"/>
               </w:rPr>
               <w:t>Versión</w:t>
             </w:r>
-            <w:proofErr w:type="spellEnd"/>
           </w:p>
         </w:tc>
         <w:tc>
@@ -5219,14 +4642,12 @@
             <w:pPr>
               <w:cnfStyle w:val="100000000000" w:firstRow="1" w:lastRow="0" w:firstColumn="0" w:lastColumn="0" w:oddVBand="0" w:evenVBand="0" w:oddHBand="0" w:evenHBand="0" w:firstRowFirstColumn="0" w:firstRowLastColumn="0" w:lastRowFirstColumn="0" w:lastRowLastColumn="0"/>
             </w:pPr>
-            <w:proofErr w:type="spellStart"/>
             <w:r>
               <w:rPr>
                 <w:lang w:val="es-CL"/>
               </w:rPr>
               <w:t>Propósito</w:t>
             </w:r>
-            <w:proofErr w:type="spellEnd"/>
           </w:p>
         </w:tc>
       </w:tr>
@@ -5273,19 +4694,11 @@
             <w:pPr>
               <w:cnfStyle w:val="000000100000" w:firstRow="0" w:lastRow="0" w:firstColumn="0" w:lastColumn="0" w:oddVBand="0" w:evenVBand="0" w:oddHBand="1" w:evenHBand="0" w:firstRowFirstColumn="0" w:firstRowLastColumn="0" w:lastRowFirstColumn="0" w:lastRowLastColumn="0"/>
             </w:pPr>
-            <w:proofErr w:type="spellStart"/>
-            <w:r>
-              <w:rPr>
-                <w:lang w:val="es-CL"/>
-              </w:rPr>
-              <w:t>Lenguaje</w:t>
-            </w:r>
-            <w:proofErr w:type="spellEnd"/>
-            <w:r>
-              <w:rPr>
-                <w:lang w:val="es-CL"/>
-              </w:rPr>
-              <w:t xml:space="preserve"> base</w:t>
+            <w:r>
+              <w:rPr>
+                <w:lang w:val="es-CL"/>
+              </w:rPr>
+              <w:t>Lenguaje base</w:t>
             </w:r>
           </w:p>
         </w:tc>
@@ -5385,19 +4798,11 @@
             <w:pPr>
               <w:cnfStyle w:val="000000100000" w:firstRow="0" w:lastRow="0" w:firstColumn="0" w:lastColumn="0" w:oddVBand="0" w:evenVBand="0" w:oddHBand="1" w:evenHBand="0" w:firstRowFirstColumn="0" w:firstRowLastColumn="0" w:lastRowFirstColumn="0" w:lastRowLastColumn="0"/>
             </w:pPr>
-            <w:proofErr w:type="spellStart"/>
-            <w:r>
-              <w:rPr>
-                <w:lang w:val="es-CL"/>
-              </w:rPr>
-              <w:t>Automatización</w:t>
-            </w:r>
-            <w:proofErr w:type="spellEnd"/>
-            <w:r>
-              <w:rPr>
-                <w:lang w:val="es-CL"/>
-              </w:rPr>
-              <w:t xml:space="preserve"> Chrome</w:t>
+            <w:r>
+              <w:rPr>
+                <w:lang w:val="es-CL"/>
+              </w:rPr>
+              <w:t>Automatización Chrome</w:t>
             </w:r>
           </w:p>
         </w:tc>
@@ -5445,19 +4850,11 @@
             <w:pPr>
               <w:cnfStyle w:val="000000010000" w:firstRow="0" w:lastRow="0" w:firstColumn="0" w:lastColumn="0" w:oddVBand="0" w:evenVBand="0" w:oddHBand="0" w:evenHBand="1" w:firstRowFirstColumn="0" w:firstRowLastColumn="0" w:lastRowFirstColumn="0" w:lastRowLastColumn="0"/>
             </w:pPr>
-            <w:proofErr w:type="spellStart"/>
-            <w:r>
-              <w:rPr>
-                <w:lang w:val="es-CL"/>
-              </w:rPr>
-              <w:t>Lectura</w:t>
-            </w:r>
-            <w:proofErr w:type="spellEnd"/>
-            <w:r>
-              <w:rPr>
-                <w:lang w:val="es-CL"/>
-              </w:rPr>
-              <w:t xml:space="preserve"> Excel</w:t>
+            <w:r>
+              <w:rPr>
+                <w:lang w:val="es-CL"/>
+              </w:rPr>
+              <w:t>Lectura Excel</w:t>
             </w:r>
           </w:p>
         </w:tc>
@@ -5505,42 +4902,12 @@
             <w:pPr>
               <w:cnfStyle w:val="000000100000" w:firstRow="0" w:lastRow="0" w:firstColumn="0" w:lastColumn="0" w:oddVBand="0" w:evenVBand="0" w:oddHBand="1" w:evenHBand="0" w:firstRowFirstColumn="0" w:firstRowLastColumn="0" w:lastRowFirstColumn="0" w:lastRowLastColumn="0"/>
             </w:pPr>
-            <w:proofErr w:type="spellStart"/>
-            <w:r>
-              <w:rPr>
-                <w:lang w:val="es-CL"/>
-              </w:rPr>
-              <w:t>Navegador</w:t>
-            </w:r>
-            <w:proofErr w:type="spellEnd"/>
-            <w:r>
-              <w:rPr>
-                <w:lang w:val="es-CL"/>
-              </w:rPr>
-              <w:t xml:space="preserve"> </w:t>
-            </w:r>
-            <w:proofErr w:type="spellStart"/>
-            <w:r>
-              <w:rPr>
-                <w:lang w:val="es-CL"/>
-              </w:rPr>
-              <w:t>bajo</w:t>
-            </w:r>
-            <w:proofErr w:type="spellEnd"/>
-            <w:r>
-              <w:rPr>
-                <w:lang w:val="es-CL"/>
-              </w:rPr>
-              <w:t xml:space="preserve"> </w:t>
-            </w:r>
-            <w:proofErr w:type="spellStart"/>
-            <w:r>
-              <w:rPr>
-                <w:lang w:val="es-CL"/>
-              </w:rPr>
-              <w:t>prueba</w:t>
-            </w:r>
-            <w:proofErr w:type="spellEnd"/>
+            <w:r>
+              <w:rPr>
+                <w:lang w:val="es-CL"/>
+              </w:rPr>
+              <w:t>Navegador bajo prueba</w:t>
+            </w:r>
           </w:p>
         </w:tc>
       </w:tr>
@@ -5593,16 +4960,8 @@
               <w:rPr>
                 <w:lang w:val="es-CL"/>
               </w:rPr>
-              <w:t xml:space="preserve">IDE </w:t>
-            </w:r>
-            <w:proofErr w:type="spellStart"/>
-            <w:r>
-              <w:rPr>
-                <w:lang w:val="es-CL"/>
-              </w:rPr>
-              <w:t>desarrollo</w:t>
-            </w:r>
-            <w:proofErr w:type="spellEnd"/>
+              <w:t>IDE desarrollo</w:t>
+            </w:r>
           </w:p>
         </w:tc>
       </w:tr>
@@ -5655,16 +5014,8 @@
               <w:rPr>
                 <w:lang w:val="es-CL"/>
               </w:rPr>
-              <w:t xml:space="preserve">Control de </w:t>
-            </w:r>
-            <w:proofErr w:type="spellStart"/>
-            <w:r>
-              <w:rPr>
-                <w:lang w:val="es-CL"/>
-              </w:rPr>
-              <w:t>versiones</w:t>
-            </w:r>
-            <w:proofErr w:type="spellEnd"/>
+              <w:t>Control de versiones</w:t>
+            </w:r>
           </w:p>
         </w:tc>
       </w:tr>
@@ -5673,36 +5024,14 @@
       <w:pPr>
         <w:pStyle w:val="Ttulo2"/>
       </w:pPr>
-      <w:bookmarkStart w:id="8" w:name="_Toc234786462"/>
-      <w:r>
-        <w:rPr>
-          <w:lang w:val="es-CL"/>
-        </w:rPr>
-        <w:t xml:space="preserve">7. </w:t>
-      </w:r>
-      <w:proofErr w:type="spellStart"/>
-      <w:r>
-        <w:rPr>
-          <w:lang w:val="es-CL"/>
-        </w:rPr>
-        <w:t>Guiones</w:t>
-      </w:r>
-      <w:proofErr w:type="spellEnd"/>
-      <w:r>
-        <w:rPr>
-          <w:lang w:val="es-CL"/>
-        </w:rPr>
-        <w:t xml:space="preserve"> de </w:t>
-      </w:r>
-      <w:proofErr w:type="spellStart"/>
-      <w:r>
-        <w:rPr>
-          <w:lang w:val="es-CL"/>
-        </w:rPr>
-        <w:t>automatización</w:t>
-      </w:r>
-      <w:bookmarkEnd w:id="8"/>
-      <w:proofErr w:type="spellEnd"/>
+      <w:bookmarkStart w:id="7" w:name="_Toc234786462"/>
+      <w:r>
+        <w:rPr>
+          <w:lang w:val="es-CL"/>
+        </w:rPr>
+        <w:t>7. Guiones de automatización</w:t>
+      </w:r>
+      <w:bookmarkEnd w:id="7"/>
     </w:p>
     <w:p>
       <w:pPr>
@@ -6792,11 +6121,19 @@
           <w:b/>
         </w:rPr>
       </w:pPr>
-      <w:r>
+    </w:p>
+    <w:p>
+      <w:pPr>
         <w:rPr>
           <w:b/>
-          <w:lang w:val="es-CL"/>
-        </w:rPr>
+        </w:rPr>
+      </w:pPr>
+      <w:r>
+        <w:rPr>
+          <w:b/>
+          <w:lang w:val="es-CL"/>
+        </w:rPr>
+        <w:lastRenderedPageBreak/>
         <w:t xml:space="preserve">CAPTURA 1 — Proyecto en </w:t>
       </w:r>
       <w:proofErr w:type="spellStart"/>
@@ -6812,9 +6149,9 @@
     <w:p>
       <w:r>
         <w:rPr>
-          <w:lang w:val="es-CL"/>
-        </w:rPr>
-        <w:lastRenderedPageBreak/>
+          <w:noProof/>
+          <w:lang w:val="es-CL" w:eastAsia="es-ES"/>
+        </w:rPr>
         <w:drawing>
           <wp:inline distT="0" distB="0" distL="0" distR="0" wp14:anchorId="06AF4864" wp14:editId="79AF4192">
             <wp:extent cx="5613400" cy="3387725"/>
@@ -6853,64 +6190,27 @@
       </w:r>
     </w:p>
     <w:p>
-      <w:r>
-        <w:rPr>
-          <w:lang w:val="es-CL"/>
-        </w:rPr>
-        <w:br w:type="page"/>
-      </w:r>
-    </w:p>
-    <w:p>
-      <w:pPr>
-        <w:pStyle w:val="Ttulo1"/>
-        <w:rPr>
-          <w:lang w:val="es-ES"/>
-        </w:rPr>
-      </w:pPr>
-      <w:bookmarkStart w:id="9" w:name="_Toc234786463"/>
-      <w:r>
-        <w:rPr>
-          <w:lang w:val="es-CL"/>
-        </w:rPr>
-        <w:lastRenderedPageBreak/>
+      <w:bookmarkStart w:id="8" w:name="_Toc234786463"/>
+      <w:r>
+        <w:rPr>
+          <w:lang w:val="es-CL"/>
+        </w:rPr>
         <w:t>II. IMPLEMENTACIÓN DEL PLAN DE PRUEBAS AUTOMATIZADAS</w:t>
       </w:r>
+      <w:bookmarkEnd w:id="8"/>
+    </w:p>
+    <w:p>
+      <w:pPr>
+        <w:pStyle w:val="Ttulo2"/>
+      </w:pPr>
+      <w:bookmarkStart w:id="9" w:name="_Toc234786464"/>
+      <w:r>
+        <w:rPr>
+          <w:lang w:val="es-CL"/>
+        </w:rPr>
+        <w:t>1. Matriz de trazabilidad</w:t>
+      </w:r>
       <w:bookmarkEnd w:id="9"/>
-    </w:p>
-    <w:p>
-      <w:pPr>
-        <w:pStyle w:val="Ttulo2"/>
-      </w:pPr>
-      <w:bookmarkStart w:id="10" w:name="_Toc234786464"/>
-      <w:r>
-        <w:rPr>
-          <w:lang w:val="es-CL"/>
-        </w:rPr>
-        <w:t xml:space="preserve">1. </w:t>
-      </w:r>
-      <w:proofErr w:type="spellStart"/>
-      <w:r>
-        <w:rPr>
-          <w:lang w:val="es-CL"/>
-        </w:rPr>
-        <w:t>Matriz</w:t>
-      </w:r>
-      <w:proofErr w:type="spellEnd"/>
-      <w:r>
-        <w:rPr>
-          <w:lang w:val="es-CL"/>
-        </w:rPr>
-        <w:t xml:space="preserve"> de </w:t>
-      </w:r>
-      <w:proofErr w:type="spellStart"/>
-      <w:r>
-        <w:rPr>
-          <w:lang w:val="es-CL"/>
-        </w:rPr>
-        <w:t>trazabilidad</w:t>
-      </w:r>
-      <w:bookmarkEnd w:id="10"/>
-      <w:proofErr w:type="spellEnd"/>
     </w:p>
     <w:tbl>
       <w:tblPr>
@@ -6937,14 +6237,12 @@
             <w:tcW w:w="1728" w:type="dxa"/>
           </w:tcPr>
           <w:p>
-            <w:proofErr w:type="spellStart"/>
             <w:r>
               <w:rPr>
                 <w:lang w:val="es-CL"/>
               </w:rPr>
               <w:t>Requisito</w:t>
             </w:r>
-            <w:proofErr w:type="spellEnd"/>
           </w:p>
         </w:tc>
         <w:tc>
@@ -6955,14 +6253,12 @@
             <w:pPr>
               <w:cnfStyle w:val="100000000000" w:firstRow="1" w:lastRow="0" w:firstColumn="0" w:lastColumn="0" w:oddVBand="0" w:evenVBand="0" w:oddHBand="0" w:evenHBand="0" w:firstRowFirstColumn="0" w:firstRowLastColumn="0" w:lastRowFirstColumn="0" w:lastRowLastColumn="0"/>
             </w:pPr>
-            <w:proofErr w:type="spellStart"/>
             <w:r>
               <w:rPr>
                 <w:lang w:val="es-CL"/>
               </w:rPr>
               <w:t>Funcionalidad</w:t>
             </w:r>
-            <w:proofErr w:type="spellEnd"/>
           </w:p>
         </w:tc>
         <w:tc>
@@ -6973,19 +6269,11 @@
             <w:pPr>
               <w:cnfStyle w:val="100000000000" w:firstRow="1" w:lastRow="0" w:firstColumn="0" w:lastColumn="0" w:oddVBand="0" w:evenVBand="0" w:oddHBand="0" w:evenHBand="0" w:firstRowFirstColumn="0" w:firstRowLastColumn="0" w:lastRowFirstColumn="0" w:lastRowLastColumn="0"/>
             </w:pPr>
-            <w:proofErr w:type="spellStart"/>
-            <w:r>
-              <w:rPr>
-                <w:lang w:val="es-CL"/>
-              </w:rPr>
-              <w:t>Escenario</w:t>
-            </w:r>
-            <w:proofErr w:type="spellEnd"/>
-            <w:r>
-              <w:rPr>
-                <w:lang w:val="es-CL"/>
-              </w:rPr>
-              <w:t>(s)</w:t>
+            <w:r>
+              <w:rPr>
+                <w:lang w:val="es-CL"/>
+              </w:rPr>
+              <w:t>Escenario(s)</w:t>
             </w:r>
           </w:p>
         </w:tc>
@@ -7013,14 +6301,12 @@
             <w:pPr>
               <w:cnfStyle w:val="100000000000" w:firstRow="1" w:lastRow="0" w:firstColumn="0" w:lastColumn="0" w:oddVBand="0" w:evenVBand="0" w:oddHBand="0" w:evenHBand="0" w:firstRowFirstColumn="0" w:firstRowLastColumn="0" w:lastRowFirstColumn="0" w:lastRowLastColumn="0"/>
             </w:pPr>
-            <w:proofErr w:type="spellStart"/>
             <w:r>
               <w:rPr>
                 <w:lang w:val="es-CL"/>
               </w:rPr>
               <w:t>Resultado</w:t>
             </w:r>
-            <w:proofErr w:type="spellEnd"/>
           </w:p>
         </w:tc>
       </w:tr>
@@ -7039,16 +6325,22 @@
               <w:rPr>
                 <w:lang w:val="es-CL"/>
               </w:rPr>
-              <w:t xml:space="preserve">RF01: Login </w:t>
+              <w:t xml:space="preserve">RF01: </w:t>
             </w:r>
             <w:proofErr w:type="spellStart"/>
             <w:r>
               <w:rPr>
                 <w:lang w:val="es-CL"/>
               </w:rPr>
-              <w:t>exitoso</w:t>
+              <w:t>Login</w:t>
             </w:r>
             <w:proofErr w:type="spellEnd"/>
+            <w:r>
+              <w:rPr>
+                <w:lang w:val="es-CL"/>
+              </w:rPr>
+              <w:t xml:space="preserve"> exitoso</w:t>
+            </w:r>
           </w:p>
         </w:tc>
         <w:tc>
@@ -7131,16 +6423,22 @@
               <w:rPr>
                 <w:lang w:val="es-CL"/>
               </w:rPr>
-              <w:t xml:space="preserve">RF02: Login </w:t>
+              <w:t xml:space="preserve">RF02: </w:t>
             </w:r>
             <w:proofErr w:type="spellStart"/>
             <w:r>
               <w:rPr>
                 <w:lang w:val="es-CL"/>
               </w:rPr>
-              <w:t>inválido</w:t>
+              <w:t>Login</w:t>
             </w:r>
             <w:proofErr w:type="spellEnd"/>
+            <w:r>
+              <w:rPr>
+                <w:lang w:val="es-CL"/>
+              </w:rPr>
+              <w:t xml:space="preserve"> inválido</w:t>
+            </w:r>
           </w:p>
         </w:tc>
         <w:tc>
@@ -7151,14 +6449,12 @@
             <w:pPr>
               <w:cnfStyle w:val="000000010000" w:firstRow="0" w:lastRow="0" w:firstColumn="0" w:lastColumn="0" w:oddVBand="0" w:evenVBand="0" w:oddHBand="0" w:evenHBand="1" w:firstRowFirstColumn="0" w:firstRowLastColumn="0" w:lastRowFirstColumn="0" w:lastRowLastColumn="0"/>
             </w:pPr>
-            <w:proofErr w:type="spellStart"/>
             <w:r>
               <w:rPr>
                 <w:lang w:val="es-CL"/>
               </w:rPr>
               <w:t>Rechazo</w:t>
             </w:r>
-            <w:proofErr w:type="spellEnd"/>
           </w:p>
         </w:tc>
         <w:tc>
@@ -7227,30 +6523,8 @@
               <w:rPr>
                 <w:lang w:val="es-CL"/>
               </w:rPr>
-              <w:t xml:space="preserve">RF03: </w:t>
-            </w:r>
-            <w:proofErr w:type="spellStart"/>
-            <w:r>
-              <w:rPr>
-                <w:lang w:val="es-CL"/>
-              </w:rPr>
-              <w:t>Crear</w:t>
-            </w:r>
-            <w:proofErr w:type="spellEnd"/>
-            <w:r>
-              <w:rPr>
-                <w:lang w:val="es-CL"/>
-              </w:rPr>
-              <w:t xml:space="preserve"> </w:t>
-            </w:r>
-            <w:proofErr w:type="spellStart"/>
-            <w:r>
-              <w:rPr>
-                <w:lang w:val="es-CL"/>
-              </w:rPr>
-              <w:t>empleado</w:t>
-            </w:r>
-            <w:proofErr w:type="spellEnd"/>
+              <w:t>RF03: Crear empleado</w:t>
+            </w:r>
           </w:p>
         </w:tc>
         <w:tc>
@@ -7265,16 +6539,8 @@
               <w:rPr>
                 <w:lang w:val="es-CL"/>
               </w:rPr>
-              <w:t xml:space="preserve">PIM </w:t>
-            </w:r>
-            <w:proofErr w:type="spellStart"/>
-            <w:r>
-              <w:rPr>
-                <w:lang w:val="es-CL"/>
-              </w:rPr>
-              <w:t>registro</w:t>
-            </w:r>
-            <w:proofErr w:type="spellEnd"/>
+              <w:t>PIM registro</w:t>
+            </w:r>
           </w:p>
         </w:tc>
         <w:tc>
@@ -7289,21 +6555,7 @@
               <w:rPr>
                 <w:lang w:val="es-CL"/>
               </w:rPr>
-              <w:t xml:space="preserve">TC_005 (3 </w:t>
-            </w:r>
-            <w:proofErr w:type="spellStart"/>
-            <w:r>
-              <w:rPr>
-                <w:lang w:val="es-CL"/>
-              </w:rPr>
-              <w:t>filas</w:t>
-            </w:r>
-            <w:proofErr w:type="spellEnd"/>
-            <w:r>
-              <w:rPr>
-                <w:lang w:val="es-CL"/>
-              </w:rPr>
-              <w:t>)</w:t>
+              <w:t>TC_005 (3 filas)</w:t>
             </w:r>
           </w:p>
         </w:tc>
@@ -7355,30 +6607,8 @@
               <w:rPr>
                 <w:lang w:val="es-CL"/>
               </w:rPr>
-              <w:t xml:space="preserve">RF04: </w:t>
-            </w:r>
-            <w:proofErr w:type="spellStart"/>
-            <w:r>
-              <w:rPr>
-                <w:lang w:val="es-CL"/>
-              </w:rPr>
-              <w:t>Buscar</w:t>
-            </w:r>
-            <w:proofErr w:type="spellEnd"/>
-            <w:r>
-              <w:rPr>
-                <w:lang w:val="es-CL"/>
-              </w:rPr>
-              <w:t xml:space="preserve"> </w:t>
-            </w:r>
-            <w:proofErr w:type="spellStart"/>
-            <w:r>
-              <w:rPr>
-                <w:lang w:val="es-CL"/>
-              </w:rPr>
-              <w:t>empleado</w:t>
-            </w:r>
-            <w:proofErr w:type="spellEnd"/>
+              <w:t>RF04: Buscar empleado</w:t>
+            </w:r>
           </w:p>
         </w:tc>
         <w:tc>
@@ -7393,16 +6623,8 @@
               <w:rPr>
                 <w:lang w:val="es-CL"/>
               </w:rPr>
-              <w:t xml:space="preserve">PIM </w:t>
-            </w:r>
-            <w:proofErr w:type="spellStart"/>
-            <w:r>
-              <w:rPr>
-                <w:lang w:val="es-CL"/>
-              </w:rPr>
-              <w:t>búsqueda</w:t>
-            </w:r>
-            <w:proofErr w:type="spellEnd"/>
+              <w:t>PIM búsqueda</w:t>
+            </w:r>
           </w:p>
         </w:tc>
         <w:tc>
@@ -7417,21 +6639,7 @@
               <w:rPr>
                 <w:lang w:val="es-CL"/>
               </w:rPr>
-              <w:t xml:space="preserve">TC_006 (3 </w:t>
-            </w:r>
-            <w:proofErr w:type="spellStart"/>
-            <w:r>
-              <w:rPr>
-                <w:lang w:val="es-CL"/>
-              </w:rPr>
-              <w:t>filas</w:t>
-            </w:r>
-            <w:proofErr w:type="spellEnd"/>
-            <w:r>
-              <w:rPr>
-                <w:lang w:val="es-CL"/>
-              </w:rPr>
-              <w:t>)</w:t>
+              <w:t>TC_006 (3 filas)</w:t>
             </w:r>
           </w:p>
         </w:tc>
@@ -7485,30 +6693,8 @@
               <w:rPr>
                 <w:lang w:val="es-CL"/>
               </w:rPr>
-              <w:t xml:space="preserve">RF05: </w:t>
-            </w:r>
-            <w:proofErr w:type="spellStart"/>
-            <w:r>
-              <w:rPr>
-                <w:lang w:val="es-CL"/>
-              </w:rPr>
-              <w:t>Editar</w:t>
-            </w:r>
-            <w:proofErr w:type="spellEnd"/>
-            <w:r>
-              <w:rPr>
-                <w:lang w:val="es-CL"/>
-              </w:rPr>
-              <w:t xml:space="preserve"> </w:t>
-            </w:r>
-            <w:proofErr w:type="spellStart"/>
-            <w:r>
-              <w:rPr>
-                <w:lang w:val="es-CL"/>
-              </w:rPr>
-              <w:t>empleado</w:t>
-            </w:r>
-            <w:proofErr w:type="spellEnd"/>
+              <w:t>RF05: Editar empleado</w:t>
+            </w:r>
           </w:p>
         </w:tc>
         <w:tc>
@@ -7523,16 +6709,8 @@
               <w:rPr>
                 <w:lang w:val="es-CL"/>
               </w:rPr>
-              <w:t xml:space="preserve">PIM </w:t>
-            </w:r>
-            <w:proofErr w:type="spellStart"/>
-            <w:r>
-              <w:rPr>
-                <w:lang w:val="es-CL"/>
-              </w:rPr>
-              <w:t>edición</w:t>
-            </w:r>
-            <w:proofErr w:type="spellEnd"/>
+              <w:t>PIM edición</w:t>
+            </w:r>
           </w:p>
         </w:tc>
         <w:tc>
@@ -7547,21 +6725,7 @@
               <w:rPr>
                 <w:lang w:val="es-CL"/>
               </w:rPr>
-              <w:t xml:space="preserve">TC_007 (3 </w:t>
-            </w:r>
-            <w:proofErr w:type="spellStart"/>
-            <w:r>
-              <w:rPr>
-                <w:lang w:val="es-CL"/>
-              </w:rPr>
-              <w:t>filas</w:t>
-            </w:r>
-            <w:proofErr w:type="spellEnd"/>
-            <w:r>
-              <w:rPr>
-                <w:lang w:val="es-CL"/>
-              </w:rPr>
-              <w:t>)</w:t>
+              <w:t>TC_007 (3 filas)</w:t>
             </w:r>
           </w:p>
         </w:tc>
@@ -7615,30 +6779,8 @@
               <w:rPr>
                 <w:lang w:val="es-CL"/>
               </w:rPr>
-              <w:t xml:space="preserve">RF06: </w:t>
-            </w:r>
-            <w:proofErr w:type="spellStart"/>
-            <w:r>
-              <w:rPr>
-                <w:lang w:val="es-CL"/>
-              </w:rPr>
-              <w:t>Eliminar</w:t>
-            </w:r>
-            <w:proofErr w:type="spellEnd"/>
-            <w:r>
-              <w:rPr>
-                <w:lang w:val="es-CL"/>
-              </w:rPr>
-              <w:t xml:space="preserve"> </w:t>
-            </w:r>
-            <w:proofErr w:type="spellStart"/>
-            <w:r>
-              <w:rPr>
-                <w:lang w:val="es-CL"/>
-              </w:rPr>
-              <w:t>empleado</w:t>
-            </w:r>
-            <w:proofErr w:type="spellEnd"/>
+              <w:t>RF06: Eliminar empleado</w:t>
+            </w:r>
           </w:p>
         </w:tc>
         <w:tc>
@@ -7653,16 +6795,8 @@
               <w:rPr>
                 <w:lang w:val="es-CL"/>
               </w:rPr>
-              <w:t xml:space="preserve">PIM </w:t>
-            </w:r>
-            <w:proofErr w:type="spellStart"/>
-            <w:r>
-              <w:rPr>
-                <w:lang w:val="es-CL"/>
-              </w:rPr>
-              <w:t>eliminación</w:t>
-            </w:r>
-            <w:proofErr w:type="spellEnd"/>
+              <w:t>PIM eliminación</w:t>
+            </w:r>
           </w:p>
         </w:tc>
         <w:tc>
@@ -7677,21 +6811,7 @@
               <w:rPr>
                 <w:lang w:val="es-CL"/>
               </w:rPr>
-              <w:t xml:space="preserve">TC_008 (3 </w:t>
-            </w:r>
-            <w:proofErr w:type="spellStart"/>
-            <w:r>
-              <w:rPr>
-                <w:lang w:val="es-CL"/>
-              </w:rPr>
-              <w:t>filas</w:t>
-            </w:r>
-            <w:proofErr w:type="spellEnd"/>
-            <w:r>
-              <w:rPr>
-                <w:lang w:val="es-CL"/>
-              </w:rPr>
-              <w:t>)</w:t>
+              <w:t>TC_008 (3 filas)</w:t>
             </w:r>
           </w:p>
         </w:tc>
@@ -7745,16 +6865,8 @@
               <w:rPr>
                 <w:lang w:val="es-CL"/>
               </w:rPr>
-              <w:t xml:space="preserve">RF07: </w:t>
-            </w:r>
-            <w:proofErr w:type="spellStart"/>
-            <w:r>
-              <w:rPr>
-                <w:lang w:val="es-CL"/>
-              </w:rPr>
-              <w:t>Navegación</w:t>
-            </w:r>
-            <w:proofErr w:type="spellEnd"/>
+              <w:t>RF07: Navegación</w:t>
+            </w:r>
           </w:p>
         </w:tc>
         <w:tc>
@@ -7765,14 +6877,12 @@
             <w:pPr>
               <w:cnfStyle w:val="000000100000" w:firstRow="0" w:lastRow="0" w:firstColumn="0" w:lastColumn="0" w:oddVBand="0" w:evenVBand="0" w:oddHBand="1" w:evenHBand="0" w:firstRowFirstColumn="0" w:firstRowLastColumn="0" w:lastRowFirstColumn="0" w:lastRowLastColumn="0"/>
             </w:pPr>
-            <w:proofErr w:type="spellStart"/>
             <w:r>
               <w:rPr>
                 <w:lang w:val="es-CL"/>
               </w:rPr>
               <w:t>Módulos</w:t>
             </w:r>
-            <w:proofErr w:type="spellEnd"/>
           </w:p>
         </w:tc>
         <w:tc>
@@ -7841,30 +6951,9 @@
               <w:rPr>
                 <w:lang w:val="es-CL"/>
               </w:rPr>
-              <w:t xml:space="preserve">RF08: </w:t>
-            </w:r>
-            <w:proofErr w:type="spellStart"/>
-            <w:r>
-              <w:rPr>
-                <w:lang w:val="es-CL"/>
-              </w:rPr>
-              <w:t>Cerrar</w:t>
-            </w:r>
-            <w:proofErr w:type="spellEnd"/>
-            <w:r>
-              <w:rPr>
-                <w:lang w:val="es-CL"/>
-              </w:rPr>
-              <w:t xml:space="preserve"> </w:t>
-            </w:r>
-            <w:proofErr w:type="spellStart"/>
-            <w:r>
-              <w:rPr>
-                <w:lang w:val="es-CL"/>
-              </w:rPr>
-              <w:t>sesión</w:t>
-            </w:r>
-            <w:proofErr w:type="spellEnd"/>
+              <w:lastRenderedPageBreak/>
+              <w:t>RF08: Cerrar sesión</w:t>
+            </w:r>
           </w:p>
         </w:tc>
         <w:tc>
@@ -7949,30 +7038,8 @@
               <w:rPr>
                 <w:lang w:val="es-CL"/>
               </w:rPr>
-              <w:t xml:space="preserve">RF09: </w:t>
-            </w:r>
-            <w:proofErr w:type="spellStart"/>
-            <w:r>
-              <w:rPr>
-                <w:lang w:val="es-CL"/>
-              </w:rPr>
-              <w:t>Validación</w:t>
-            </w:r>
-            <w:proofErr w:type="spellEnd"/>
-            <w:r>
-              <w:rPr>
-                <w:lang w:val="es-CL"/>
-              </w:rPr>
-              <w:t xml:space="preserve"> </w:t>
-            </w:r>
-            <w:proofErr w:type="spellStart"/>
-            <w:r>
-              <w:rPr>
-                <w:lang w:val="es-CL"/>
-              </w:rPr>
-              <w:t>campos</w:t>
-            </w:r>
-            <w:proofErr w:type="spellEnd"/>
+              <w:t>RF09: Validación campos</w:t>
+            </w:r>
           </w:p>
         </w:tc>
         <w:tc>
@@ -7983,14 +7050,12 @@
             <w:pPr>
               <w:cnfStyle w:val="000000100000" w:firstRow="0" w:lastRow="0" w:firstColumn="0" w:lastColumn="0" w:oddVBand="0" w:evenVBand="0" w:oddHBand="1" w:evenHBand="0" w:firstRowFirstColumn="0" w:firstRowLastColumn="0" w:lastRowFirstColumn="0" w:lastRowLastColumn="0"/>
             </w:pPr>
-            <w:proofErr w:type="spellStart"/>
             <w:r>
               <w:rPr>
                 <w:lang w:val="es-CL"/>
               </w:rPr>
               <w:t>Formularios</w:t>
             </w:r>
-            <w:proofErr w:type="spellEnd"/>
           </w:p>
         </w:tc>
         <w:tc>
@@ -8059,16 +7124,22 @@
               <w:rPr>
                 <w:lang w:val="es-CL"/>
               </w:rPr>
-              <w:t xml:space="preserve">RF10: Assert </w:t>
+              <w:t xml:space="preserve">RF10: </w:t>
             </w:r>
             <w:proofErr w:type="spellStart"/>
             <w:r>
               <w:rPr>
                 <w:lang w:val="es-CL"/>
               </w:rPr>
-              <w:t>título</w:t>
+              <w:t>Assert</w:t>
             </w:r>
             <w:proofErr w:type="spellEnd"/>
+            <w:r>
+              <w:rPr>
+                <w:lang w:val="es-CL"/>
+              </w:rPr>
+              <w:t xml:space="preserve"> título</w:t>
+            </w:r>
           </w:p>
         </w:tc>
         <w:tc>
@@ -8079,14 +7150,12 @@
             <w:pPr>
               <w:cnfStyle w:val="000000010000" w:firstRow="0" w:lastRow="0" w:firstColumn="0" w:lastColumn="0" w:oddVBand="0" w:evenVBand="0" w:oddHBand="0" w:evenHBand="1" w:firstRowFirstColumn="0" w:firstRowLastColumn="0" w:lastRowFirstColumn="0" w:lastRowLastColumn="0"/>
             </w:pPr>
-            <w:proofErr w:type="spellStart"/>
             <w:r>
               <w:rPr>
                 <w:lang w:val="es-CL"/>
               </w:rPr>
               <w:t>Verificación</w:t>
             </w:r>
-            <w:proofErr w:type="spellEnd"/>
           </w:p>
         </w:tc>
         <w:tc>
@@ -8155,30 +7224,8 @@
               <w:rPr>
                 <w:lang w:val="es-CL"/>
               </w:rPr>
-              <w:t xml:space="preserve">RF11: </w:t>
-            </w:r>
-            <w:proofErr w:type="spellStart"/>
-            <w:r>
-              <w:rPr>
-                <w:lang w:val="es-CL"/>
-              </w:rPr>
-              <w:t>Solicitar</w:t>
-            </w:r>
-            <w:proofErr w:type="spellEnd"/>
-            <w:r>
-              <w:rPr>
-                <w:lang w:val="es-CL"/>
-              </w:rPr>
-              <w:t xml:space="preserve"> </w:t>
-            </w:r>
-            <w:proofErr w:type="spellStart"/>
-            <w:r>
-              <w:rPr>
-                <w:lang w:val="es-CL"/>
-              </w:rPr>
-              <w:t>licencia</w:t>
-            </w:r>
-            <w:proofErr w:type="spellEnd"/>
+              <w:t>RF11: Solicitar licencia</w:t>
+            </w:r>
           </w:p>
         </w:tc>
         <w:tc>
@@ -8275,36 +7322,14 @@
       <w:pPr>
         <w:pStyle w:val="Ttulo2"/>
       </w:pPr>
-      <w:bookmarkStart w:id="11" w:name="_Toc234786465"/>
-      <w:r>
-        <w:rPr>
-          <w:lang w:val="es-CL"/>
-        </w:rPr>
-        <w:t xml:space="preserve">2. </w:t>
-      </w:r>
-      <w:proofErr w:type="spellStart"/>
-      <w:r>
-        <w:rPr>
-          <w:lang w:val="es-CL"/>
-        </w:rPr>
-        <w:t>Codificación</w:t>
-      </w:r>
-      <w:proofErr w:type="spellEnd"/>
-      <w:r>
-        <w:rPr>
-          <w:lang w:val="es-CL"/>
-        </w:rPr>
-        <w:t xml:space="preserve"> de </w:t>
-      </w:r>
-      <w:proofErr w:type="spellStart"/>
-      <w:r>
-        <w:rPr>
-          <w:lang w:val="es-CL"/>
-        </w:rPr>
-        <w:t>escenarios</w:t>
-      </w:r>
-      <w:bookmarkEnd w:id="11"/>
-      <w:proofErr w:type="spellEnd"/>
+      <w:bookmarkStart w:id="10" w:name="_Toc234786465"/>
+      <w:r>
+        <w:rPr>
+          <w:lang w:val="es-CL"/>
+        </w:rPr>
+        <w:t>2. Codificación de escenarios</w:t>
+      </w:r>
+      <w:bookmarkEnd w:id="10"/>
     </w:p>
     <w:p>
       <w:r>
@@ -8638,14 +7663,12 @@
             <w:pPr>
               <w:cnfStyle w:val="100000000000" w:firstRow="1" w:lastRow="0" w:firstColumn="0" w:lastColumn="0" w:oddVBand="0" w:evenVBand="0" w:oddHBand="0" w:evenHBand="0" w:firstRowFirstColumn="0" w:firstRowLastColumn="0" w:lastRowFirstColumn="0" w:lastRowLastColumn="0"/>
             </w:pPr>
-            <w:proofErr w:type="spellStart"/>
             <w:r>
               <w:rPr>
                 <w:lang w:val="es-CL"/>
               </w:rPr>
               <w:t>Ruta</w:t>
             </w:r>
-            <w:proofErr w:type="spellEnd"/>
           </w:p>
         </w:tc>
         <w:tc>
@@ -8656,14 +7679,12 @@
             <w:pPr>
               <w:cnfStyle w:val="100000000000" w:firstRow="1" w:lastRow="0" w:firstColumn="0" w:lastColumn="0" w:oddVBand="0" w:evenVBand="0" w:oddHBand="0" w:evenHBand="0" w:firstRowFirstColumn="0" w:firstRowLastColumn="0" w:lastRowFirstColumn="0" w:lastRowLastColumn="0"/>
             </w:pPr>
-            <w:proofErr w:type="spellStart"/>
             <w:r>
               <w:rPr>
                 <w:lang w:val="es-CL"/>
               </w:rPr>
               <w:t>Descripción</w:t>
             </w:r>
-            <w:proofErr w:type="spellEnd"/>
           </w:p>
         </w:tc>
       </w:tr>
@@ -8678,19 +7699,11 @@
             <w:tcW w:w="2880" w:type="dxa"/>
           </w:tcPr>
           <w:p>
-            <w:proofErr w:type="spellStart"/>
-            <w:r>
-              <w:rPr>
-                <w:lang w:val="es-CL"/>
-              </w:rPr>
-              <w:t>Reporte</w:t>
-            </w:r>
-            <w:proofErr w:type="spellEnd"/>
-            <w:r>
-              <w:rPr>
-                <w:lang w:val="es-CL"/>
-              </w:rPr>
-              <w:t xml:space="preserve"> visual</w:t>
+            <w:r>
+              <w:rPr>
+                <w:lang w:val="es-CL"/>
+              </w:rPr>
+              <w:t>Reporte visual</w:t>
             </w:r>
           </w:p>
         </w:tc>
@@ -8760,20 +7773,30 @@
             <w:tcW w:w="2880" w:type="dxa"/>
           </w:tcPr>
           <w:p>
+            <w:r>
+              <w:rPr>
+                <w:lang w:val="es-CL"/>
+              </w:rPr>
+              <w:t>Reporte JSON</w:t>
+            </w:r>
+          </w:p>
+        </w:tc>
+        <w:tc>
+          <w:tcPr>
+            <w:tcW w:w="2880" w:type="dxa"/>
+          </w:tcPr>
+          <w:p>
+            <w:pPr>
+              <w:cnfStyle w:val="000000010000" w:firstRow="0" w:lastRow="0" w:firstColumn="0" w:lastColumn="0" w:oddVBand="0" w:evenVBand="0" w:oddHBand="0" w:evenHBand="1" w:firstRowFirstColumn="0" w:firstRowLastColumn="0" w:lastRowFirstColumn="0" w:lastRowLastColumn="0"/>
+            </w:pPr>
             <w:proofErr w:type="spellStart"/>
             <w:r>
               <w:rPr>
                 <w:lang w:val="es-CL"/>
               </w:rPr>
-              <w:t>Reporte</w:t>
+              <w:t>reporte.json</w:t>
             </w:r>
             <w:proofErr w:type="spellEnd"/>
-            <w:r>
-              <w:rPr>
-                <w:lang w:val="es-CL"/>
-              </w:rPr>
-              <w:t xml:space="preserve"> JSON</w:t>
-            </w:r>
           </w:p>
         </w:tc>
         <w:tc>
@@ -8784,52 +7807,26 @@
             <w:pPr>
               <w:cnfStyle w:val="000000010000" w:firstRow="0" w:lastRow="0" w:firstColumn="0" w:lastColumn="0" w:oddVBand="0" w:evenVBand="0" w:oddHBand="0" w:evenHBand="1" w:firstRowFirstColumn="0" w:firstRowLastColumn="0" w:lastRowFirstColumn="0" w:lastRowLastColumn="0"/>
             </w:pPr>
+            <w:r>
+              <w:rPr>
+                <w:lang w:val="es-CL"/>
+              </w:rPr>
+              <w:t xml:space="preserve">10 </w:t>
+            </w:r>
             <w:proofErr w:type="spellStart"/>
             <w:r>
               <w:rPr>
                 <w:lang w:val="es-CL"/>
               </w:rPr>
-              <w:t>reporte.json</w:t>
+              <w:t>features</w:t>
             </w:r>
             <w:proofErr w:type="spellEnd"/>
-          </w:p>
-        </w:tc>
-        <w:tc>
-          <w:tcPr>
-            <w:tcW w:w="2880" w:type="dxa"/>
-          </w:tcPr>
-          <w:p>
-            <w:pPr>
-              <w:cnfStyle w:val="000000010000" w:firstRow="0" w:lastRow="0" w:firstColumn="0" w:lastColumn="0" w:oddVBand="0" w:evenVBand="0" w:oddHBand="0" w:evenHBand="1" w:firstRowFirstColumn="0" w:firstRowLastColumn="0" w:lastRowFirstColumn="0" w:lastRowLastColumn="0"/>
-            </w:pPr>
-            <w:r>
-              <w:rPr>
-                <w:lang w:val="es-CL"/>
-              </w:rPr>
-              <w:t xml:space="preserve">10 features, 29 </w:t>
-            </w:r>
-            <w:proofErr w:type="spellStart"/>
-            <w:r>
-              <w:rPr>
-                <w:lang w:val="es-CL"/>
-              </w:rPr>
-              <w:t>escenarios</w:t>
-            </w:r>
-            <w:proofErr w:type="spellEnd"/>
-            <w:r>
-              <w:rPr>
-                <w:lang w:val="es-CL"/>
-              </w:rPr>
-              <w:t xml:space="preserve">, </w:t>
-            </w:r>
-            <w:proofErr w:type="spellStart"/>
-            <w:r>
-              <w:rPr>
-                <w:lang w:val="es-CL"/>
-              </w:rPr>
-              <w:t>duraciones</w:t>
-            </w:r>
-            <w:proofErr w:type="spellEnd"/>
+            <w:r>
+              <w:rPr>
+                <w:lang w:val="es-CL"/>
+              </w:rPr>
+              <w:t>, 29 escenarios, duraciones</w:t>
+            </w:r>
           </w:p>
         </w:tc>
       </w:tr>
@@ -8860,72 +7857,36 @@
             <w:pPr>
               <w:cnfStyle w:val="000000100000" w:firstRow="0" w:lastRow="0" w:firstColumn="0" w:lastColumn="0" w:oddVBand="0" w:evenVBand="0" w:oddHBand="1" w:evenHBand="0" w:firstRowFirstColumn="0" w:firstRowLastColumn="0" w:lastRowFirstColumn="0" w:lastRowLastColumn="0"/>
             </w:pPr>
+            <w:r>
+              <w:rPr>
+                <w:lang w:val="es-CL"/>
+              </w:rPr>
+              <w:t>evidencias/ (93 archivos)</w:t>
+            </w:r>
+          </w:p>
+        </w:tc>
+        <w:tc>
+          <w:tcPr>
+            <w:tcW w:w="2880" w:type="dxa"/>
+          </w:tcPr>
+          <w:p>
+            <w:pPr>
+              <w:cnfStyle w:val="000000100000" w:firstRow="0" w:lastRow="0" w:firstColumn="0" w:lastColumn="0" w:oddVBand="0" w:evenVBand="0" w:oddHBand="1" w:evenHBand="0" w:firstRowFirstColumn="0" w:firstRowLastColumn="0" w:lastRowFirstColumn="0" w:lastRowLastColumn="0"/>
+            </w:pPr>
+            <w:r>
+              <w:rPr>
+                <w:lang w:val="es-CL"/>
+              </w:rPr>
+              <w:t xml:space="preserve">Capturas automáticas con </w:t>
+            </w:r>
             <w:proofErr w:type="spellStart"/>
             <w:r>
               <w:rPr>
                 <w:lang w:val="es-CL"/>
               </w:rPr>
-              <w:t>evidencias</w:t>
+              <w:t>timestamp</w:t>
             </w:r>
             <w:proofErr w:type="spellEnd"/>
-            <w:r>
-              <w:rPr>
-                <w:lang w:val="es-CL"/>
-              </w:rPr>
-              <w:t xml:space="preserve">/ (93 </w:t>
-            </w:r>
-            <w:proofErr w:type="spellStart"/>
-            <w:r>
-              <w:rPr>
-                <w:lang w:val="es-CL"/>
-              </w:rPr>
-              <w:t>archivos</w:t>
-            </w:r>
-            <w:proofErr w:type="spellEnd"/>
-            <w:r>
-              <w:rPr>
-                <w:lang w:val="es-CL"/>
-              </w:rPr>
-              <w:t>)</w:t>
-            </w:r>
-          </w:p>
-        </w:tc>
-        <w:tc>
-          <w:tcPr>
-            <w:tcW w:w="2880" w:type="dxa"/>
-          </w:tcPr>
-          <w:p>
-            <w:pPr>
-              <w:cnfStyle w:val="000000100000" w:firstRow="0" w:lastRow="0" w:firstColumn="0" w:lastColumn="0" w:oddVBand="0" w:evenVBand="0" w:oddHBand="1" w:evenHBand="0" w:firstRowFirstColumn="0" w:firstRowLastColumn="0" w:lastRowFirstColumn="0" w:lastRowLastColumn="0"/>
-            </w:pPr>
-            <w:proofErr w:type="spellStart"/>
-            <w:r>
-              <w:rPr>
-                <w:lang w:val="es-CL"/>
-              </w:rPr>
-              <w:t>Capturas</w:t>
-            </w:r>
-            <w:proofErr w:type="spellEnd"/>
-            <w:r>
-              <w:rPr>
-                <w:lang w:val="es-CL"/>
-              </w:rPr>
-              <w:t xml:space="preserve"> </w:t>
-            </w:r>
-            <w:proofErr w:type="spellStart"/>
-            <w:r>
-              <w:rPr>
-                <w:lang w:val="es-CL"/>
-              </w:rPr>
-              <w:t>automáticas</w:t>
-            </w:r>
-            <w:proofErr w:type="spellEnd"/>
-            <w:r>
-              <w:rPr>
-                <w:lang w:val="es-CL"/>
-              </w:rPr>
-              <w:t xml:space="preserve"> con timestamp</w:t>
-            </w:r>
           </w:p>
         </w:tc>
       </w:tr>
@@ -8960,22 +7921,49 @@
         <w:rPr>
           <w:lang w:val="es-CL"/>
         </w:rPr>
-        <w:t xml:space="preserve">Total </w:t>
+        <w:t>Total escenarios: 29</w:t>
+      </w:r>
+    </w:p>
+    <w:p>
+      <w:pPr>
+        <w:pStyle w:val="Listaconvietas"/>
+      </w:pPr>
+      <w:r>
+        <w:rPr>
+          <w:lang w:val="es-CL"/>
+        </w:rPr>
+        <w:t>PASS: 28 (96.55%)</w:t>
+      </w:r>
+    </w:p>
+    <w:p>
+      <w:pPr>
+        <w:pStyle w:val="Listaconvietas"/>
+      </w:pPr>
+      <w:r>
+        <w:rPr>
+          <w:lang w:val="es-CL"/>
+        </w:rPr>
+        <w:t>FAIL: 1 (TC_004 — fallo intencional)</w:t>
+      </w:r>
+    </w:p>
+    <w:p>
+      <w:pPr>
+        <w:pStyle w:val="Listaconvietas"/>
+      </w:pPr>
+      <w:r>
+        <w:rPr>
+          <w:lang w:val="es-CL"/>
+        </w:rPr>
+        <w:t xml:space="preserve">Duración total: ~4 min 42 </w:t>
       </w:r>
       <w:proofErr w:type="spellStart"/>
       <w:r>
         <w:rPr>
           <w:lang w:val="es-CL"/>
         </w:rPr>
-        <w:t>escenarios</w:t>
+        <w:t>seg</w:t>
       </w:r>
       <w:proofErr w:type="spellEnd"/>
-      <w:r>
-        <w:rPr>
-          <w:lang w:val="es-CL"/>
-        </w:rPr>
-        <w:t>: 29</w:t>
-      </w:r>
     </w:p>
     <w:p>
       <w:pPr>
@@ -8985,208 +7973,82 @@
         <w:rPr>
           <w:lang w:val="es-CL"/>
         </w:rPr>
-        <w:t>PASS: 28 (96.55%)</w:t>
-      </w:r>
-    </w:p>
-    <w:p>
-      <w:pPr>
-        <w:pStyle w:val="Listaconvietas"/>
-      </w:pPr>
-      <w:r>
-        <w:rPr>
-          <w:lang w:val="es-CL"/>
-        </w:rPr>
-        <w:t xml:space="preserve">FAIL: 1 (TC_004 — </w:t>
+        <w:t xml:space="preserve">Tiempo promedio por escenario: ~9.7 </w:t>
       </w:r>
       <w:proofErr w:type="spellStart"/>
       <w:r>
         <w:rPr>
           <w:lang w:val="es-CL"/>
         </w:rPr>
-        <w:t>fallo</w:t>
+        <w:t>seg</w:t>
       </w:r>
       <w:proofErr w:type="spellEnd"/>
-      <w:r>
-        <w:rPr>
-          <w:lang w:val="es-CL"/>
-        </w:rPr>
-        <w:t xml:space="preserve"> </w:t>
+    </w:p>
+    <w:p>
+      <w:r>
+        <w:rPr>
+          <w:lang w:val="es-CL"/>
+        </w:rPr>
+        <w:lastRenderedPageBreak/>
+        <w:t xml:space="preserve">Para visualizar los resultados: abrir reporte.html en cualquier navegador. Allí se muestra "28 </w:t>
       </w:r>
       <w:proofErr w:type="spellStart"/>
       <w:r>
         <w:rPr>
           <w:lang w:val="es-CL"/>
         </w:rPr>
-        <w:t>intencional</w:t>
+        <w:t>passed</w:t>
       </w:r>
       <w:proofErr w:type="spellEnd"/>
       <w:r>
         <w:rPr>
           <w:lang w:val="es-CL"/>
         </w:rPr>
-        <w:t>)</w:t>
-      </w:r>
-    </w:p>
-    <w:p>
-      <w:pPr>
-        <w:pStyle w:val="Listaconvietas"/>
-      </w:pPr>
+        <w:t xml:space="preserve">, 1 </w:t>
+      </w:r>
       <w:proofErr w:type="spellStart"/>
       <w:r>
         <w:rPr>
           <w:lang w:val="es-CL"/>
         </w:rPr>
-        <w:t>Duración</w:t>
+        <w:t>failed</w:t>
       </w:r>
       <w:proofErr w:type="spellEnd"/>
       <w:r>
         <w:rPr>
           <w:lang w:val="es-CL"/>
         </w:rPr>
-        <w:t xml:space="preserve"> total: ~4 min 42 </w:t>
+        <w:t>" y el TC_004 marcado en rojo.</w:t>
+      </w:r>
+    </w:p>
+    <w:p>
+      <w:r>
+        <w:rPr>
+          <w:b/>
+          <w:lang w:val="es-CL"/>
+        </w:rPr>
+        <w:t xml:space="preserve">📸 CAPTURA 2 — </w:t>
       </w:r>
       <w:proofErr w:type="spellStart"/>
       <w:r>
         <w:rPr>
-          <w:lang w:val="es-CL"/>
-        </w:rPr>
-        <w:t>seg</w:t>
+          <w:b/>
+          <w:lang w:val="es-CL"/>
+        </w:rPr>
+        <w:t>Tests</w:t>
       </w:r>
       <w:proofErr w:type="spellEnd"/>
-    </w:p>
-    <w:p>
-      <w:pPr>
-        <w:pStyle w:val="Listaconvietas"/>
-      </w:pPr>
-      <w:proofErr w:type="spellStart"/>
-      <w:r>
-        <w:rPr>
-          <w:lang w:val="es-CL"/>
-        </w:rPr>
-        <w:t>Tiempo</w:t>
-      </w:r>
-      <w:proofErr w:type="spellEnd"/>
-      <w:r>
-        <w:rPr>
-          <w:lang w:val="es-CL"/>
-        </w:rPr>
-        <w:t xml:space="preserve"> </w:t>
-      </w:r>
-      <w:proofErr w:type="spellStart"/>
-      <w:r>
-        <w:rPr>
-          <w:lang w:val="es-CL"/>
-        </w:rPr>
-        <w:t>promedio</w:t>
-      </w:r>
-      <w:proofErr w:type="spellEnd"/>
-      <w:r>
-        <w:rPr>
-          <w:lang w:val="es-CL"/>
-        </w:rPr>
-        <w:t xml:space="preserve"> </w:t>
-      </w:r>
-      <w:proofErr w:type="spellStart"/>
-      <w:r>
-        <w:rPr>
-          <w:lang w:val="es-CL"/>
-        </w:rPr>
-        <w:t>por</w:t>
-      </w:r>
-      <w:proofErr w:type="spellEnd"/>
-      <w:r>
-        <w:rPr>
-          <w:lang w:val="es-CL"/>
-        </w:rPr>
-        <w:t xml:space="preserve"> </w:t>
-      </w:r>
-      <w:proofErr w:type="spellStart"/>
-      <w:r>
-        <w:rPr>
-          <w:lang w:val="es-CL"/>
-        </w:rPr>
-        <w:t>escenario</w:t>
-      </w:r>
-      <w:proofErr w:type="spellEnd"/>
-      <w:r>
-        <w:rPr>
-          <w:lang w:val="es-CL"/>
-        </w:rPr>
-        <w:t xml:space="preserve">: ~9.7 </w:t>
-      </w:r>
-      <w:proofErr w:type="spellStart"/>
-      <w:r>
-        <w:rPr>
-          <w:lang w:val="es-CL"/>
-        </w:rPr>
-        <w:t>seg</w:t>
-      </w:r>
-      <w:proofErr w:type="spellEnd"/>
-    </w:p>
-    <w:p>
-      <w:r>
-        <w:rPr>
-          <w:lang w:val="es-CL"/>
-        </w:rPr>
-        <w:t xml:space="preserve">Para visualizar los resultados: abrir reporte.html en cualquier navegador. Allí se muestra "28 </w:t>
-      </w:r>
-      <w:proofErr w:type="spellStart"/>
-      <w:r>
-        <w:rPr>
-          <w:lang w:val="es-CL"/>
-        </w:rPr>
-        <w:t>passed</w:t>
-      </w:r>
-      <w:proofErr w:type="spellEnd"/>
-      <w:r>
-        <w:rPr>
-          <w:lang w:val="es-CL"/>
-        </w:rPr>
-        <w:t xml:space="preserve">, 1 </w:t>
-      </w:r>
-      <w:proofErr w:type="spellStart"/>
-      <w:r>
-        <w:rPr>
-          <w:lang w:val="es-CL"/>
-        </w:rPr>
-        <w:t>failed</w:t>
-      </w:r>
-      <w:proofErr w:type="spellEnd"/>
-      <w:r>
-        <w:rPr>
-          <w:lang w:val="es-CL"/>
-        </w:rPr>
-        <w:t>" y el TC_004 marcado en rojo.</w:t>
-      </w:r>
-    </w:p>
-    <w:p>
       <w:r>
         <w:rPr>
           <w:b/>
           <w:lang w:val="es-CL"/>
         </w:rPr>
-        <w:lastRenderedPageBreak/>
-        <w:t xml:space="preserve">📸 CAPTURA 2 — </w:t>
-      </w:r>
-      <w:proofErr w:type="spellStart"/>
-      <w:r>
-        <w:rPr>
-          <w:b/>
-          <w:lang w:val="es-CL"/>
-        </w:rPr>
-        <w:t>Tests</w:t>
-      </w:r>
-      <w:proofErr w:type="spellEnd"/>
-      <w:r>
-        <w:rPr>
-          <w:b/>
-          <w:lang w:val="es-CL"/>
-        </w:rPr>
         <w:t xml:space="preserve"> en ejecución</w:t>
       </w:r>
       <w:r>
         <w:rPr>
-          <w:lang w:val="es-CL"/>
+          <w:noProof/>
+          <w:lang w:val="es-CL" w:eastAsia="es-ES"/>
         </w:rPr>
         <w:drawing>
           <wp:inline distT="0" distB="0" distL="0" distR="0" wp14:anchorId="75B94535" wp14:editId="1FC72A31">
@@ -9229,36 +8091,14 @@
       <w:pPr>
         <w:pStyle w:val="Ttulo2"/>
       </w:pPr>
-      <w:bookmarkStart w:id="12" w:name="_Toc234786466"/>
-      <w:r>
-        <w:rPr>
-          <w:lang w:val="es-CL"/>
-        </w:rPr>
-        <w:t xml:space="preserve">3. </w:t>
-      </w:r>
-      <w:proofErr w:type="spellStart"/>
-      <w:r>
-        <w:rPr>
-          <w:lang w:val="es-CL"/>
-        </w:rPr>
-        <w:t>Condiciones</w:t>
-      </w:r>
-      <w:proofErr w:type="spellEnd"/>
-      <w:r>
-        <w:rPr>
-          <w:lang w:val="es-CL"/>
-        </w:rPr>
-        <w:t xml:space="preserve"> de </w:t>
-      </w:r>
-      <w:proofErr w:type="spellStart"/>
-      <w:r>
-        <w:rPr>
-          <w:lang w:val="es-CL"/>
-        </w:rPr>
-        <w:t>aceptación</w:t>
-      </w:r>
-      <w:bookmarkEnd w:id="12"/>
-      <w:proofErr w:type="spellEnd"/>
+      <w:bookmarkStart w:id="11" w:name="_Toc234786466"/>
+      <w:r>
+        <w:rPr>
+          <w:lang w:val="es-CL"/>
+        </w:rPr>
+        <w:t>3. Condiciones de aceptación</w:t>
+      </w:r>
+      <w:bookmarkEnd w:id="11"/>
     </w:p>
     <w:tbl>
       <w:tblPr>
@@ -9300,25 +8140,19 @@
             <w:pPr>
               <w:cnfStyle w:val="100000000000" w:firstRow="1" w:lastRow="0" w:firstColumn="0" w:lastColumn="0" w:oddVBand="0" w:evenVBand="0" w:oddHBand="0" w:evenHBand="0" w:firstRowFirstColumn="0" w:firstRowLastColumn="0" w:lastRowFirstColumn="0" w:lastRowLastColumn="0"/>
             </w:pPr>
-            <w:r>
-              <w:rPr>
-                <w:lang w:val="es-CL"/>
-              </w:rPr>
-              <w:t>Given (</w:t>
-            </w:r>
             <w:proofErr w:type="spellStart"/>
             <w:r>
               <w:rPr>
                 <w:lang w:val="es-CL"/>
               </w:rPr>
-              <w:t>Precondición</w:t>
+              <w:t>Given</w:t>
             </w:r>
             <w:proofErr w:type="spellEnd"/>
             <w:r>
               <w:rPr>
                 <w:lang w:val="es-CL"/>
               </w:rPr>
-              <w:t>)</w:t>
+              <w:t xml:space="preserve"> (Precondición)</w:t>
             </w:r>
           </w:p>
         </w:tc>
@@ -9330,25 +8164,19 @@
             <w:pPr>
               <w:cnfStyle w:val="100000000000" w:firstRow="1" w:lastRow="0" w:firstColumn="0" w:lastColumn="0" w:oddVBand="0" w:evenVBand="0" w:oddHBand="0" w:evenHBand="0" w:firstRowFirstColumn="0" w:firstRowLastColumn="0" w:lastRowFirstColumn="0" w:lastRowLastColumn="0"/>
             </w:pPr>
-            <w:r>
-              <w:rPr>
-                <w:lang w:val="es-CL"/>
-              </w:rPr>
-              <w:t>When (</w:t>
-            </w:r>
             <w:proofErr w:type="spellStart"/>
             <w:r>
               <w:rPr>
                 <w:lang w:val="es-CL"/>
               </w:rPr>
-              <w:t>Evento</w:t>
+              <w:t>When</w:t>
             </w:r>
             <w:proofErr w:type="spellEnd"/>
             <w:r>
               <w:rPr>
                 <w:lang w:val="es-CL"/>
               </w:rPr>
-              <w:t>)</w:t>
+              <w:t xml:space="preserve"> (Evento)</w:t>
             </w:r>
           </w:p>
         </w:tc>
@@ -9360,11 +8188,19 @@
             <w:pPr>
               <w:cnfStyle w:val="100000000000" w:firstRow="1" w:lastRow="0" w:firstColumn="0" w:lastColumn="0" w:oddVBand="0" w:evenVBand="0" w:oddHBand="0" w:evenHBand="0" w:firstRowFirstColumn="0" w:firstRowLastColumn="0" w:lastRowFirstColumn="0" w:lastRowLastColumn="0"/>
             </w:pPr>
-            <w:r>
-              <w:rPr>
-                <w:lang w:val="es-CL"/>
-              </w:rPr>
-              <w:t>Then (</w:t>
+            <w:proofErr w:type="spellStart"/>
+            <w:r>
+              <w:rPr>
+                <w:lang w:val="es-CL"/>
+              </w:rPr>
+              <w:t>Then</w:t>
+            </w:r>
+            <w:proofErr w:type="spellEnd"/>
+            <w:r>
+              <w:rPr>
+                <w:lang w:val="es-CL"/>
+              </w:rPr>
+              <w:t xml:space="preserve"> (</w:t>
             </w:r>
             <w:proofErr w:type="spellStart"/>
             <w:r>
@@ -9446,22 +8282,16 @@
               <w:rPr>
                 <w:lang w:val="es-CL"/>
               </w:rPr>
-              <w:t xml:space="preserve">URL </w:t>
+              <w:t xml:space="preserve">URL contiene </w:t>
             </w:r>
             <w:proofErr w:type="spellStart"/>
             <w:r>
               <w:rPr>
                 <w:lang w:val="es-CL"/>
               </w:rPr>
-              <w:t>contiene</w:t>
+              <w:t>dashboard</w:t>
             </w:r>
             <w:proofErr w:type="spellEnd"/>
-            <w:r>
-              <w:rPr>
-                <w:lang w:val="es-CL"/>
-              </w:rPr>
-              <w:t xml:space="preserve"> dashboard</w:t>
-            </w:r>
           </w:p>
         </w:tc>
       </w:tr>
@@ -9508,63 +8338,49 @@
             <w:pPr>
               <w:cnfStyle w:val="000000010000" w:firstRow="0" w:lastRow="0" w:firstColumn="0" w:lastColumn="0" w:oddVBand="0" w:evenVBand="0" w:oddHBand="0" w:evenHBand="1" w:firstRowFirstColumn="0" w:firstRowLastColumn="0" w:lastRowFirstColumn="0" w:lastRowLastColumn="0"/>
             </w:pPr>
-            <w:r>
-              <w:rPr>
-                <w:lang w:val="es-CL"/>
-              </w:rPr>
-              <w:t xml:space="preserve">Login </w:t>
-            </w:r>
             <w:proofErr w:type="spellStart"/>
             <w:r>
               <w:rPr>
                 <w:lang w:val="es-CL"/>
               </w:rPr>
-              <w:t>invalido</w:t>
+              <w:t>Login</w:t>
             </w:r>
             <w:proofErr w:type="spellEnd"/>
             <w:r>
               <w:rPr>
                 <w:lang w:val="es-CL"/>
               </w:rPr>
-              <w:t>/</w:t>
+              <w:t xml:space="preserve"> invalido/invalida</w:t>
+            </w:r>
+          </w:p>
+        </w:tc>
+        <w:tc>
+          <w:tcPr>
+            <w:tcW w:w="2160" w:type="dxa"/>
+          </w:tcPr>
+          <w:p>
+            <w:pPr>
+              <w:cnfStyle w:val="000000010000" w:firstRow="0" w:lastRow="0" w:firstColumn="0" w:lastColumn="0" w:oddVBand="0" w:evenVBand="0" w:oddHBand="0" w:evenHBand="1" w:firstRowFirstColumn="0" w:firstRowLastColumn="0" w:lastRowFirstColumn="0" w:lastRowLastColumn="0"/>
+            </w:pPr>
+            <w:r>
+              <w:rPr>
+                <w:lang w:val="es-CL"/>
+              </w:rPr>
+              <w:t>.</w:t>
             </w:r>
             <w:proofErr w:type="spellStart"/>
             <w:r>
               <w:rPr>
                 <w:lang w:val="es-CL"/>
               </w:rPr>
-              <w:t>invalida</w:t>
+              <w:t>oxd-alert-content</w:t>
             </w:r>
             <w:proofErr w:type="spellEnd"/>
-          </w:p>
-        </w:tc>
-        <w:tc>
-          <w:tcPr>
-            <w:tcW w:w="2160" w:type="dxa"/>
-          </w:tcPr>
-          <w:p>
-            <w:pPr>
-              <w:cnfStyle w:val="000000010000" w:firstRow="0" w:lastRow="0" w:firstColumn="0" w:lastColumn="0" w:oddVBand="0" w:evenVBand="0" w:oddHBand="0" w:evenHBand="1" w:firstRowFirstColumn="0" w:firstRowLastColumn="0" w:lastRowFirstColumn="0" w:lastRowLastColumn="0"/>
-            </w:pPr>
-            <w:r>
-              <w:rPr>
-                <w:lang w:val="es-CL"/>
-              </w:rPr>
-              <w:t>.</w:t>
-            </w:r>
-            <w:proofErr w:type="spellStart"/>
-            <w:r>
-              <w:rPr>
-                <w:lang w:val="es-CL"/>
-              </w:rPr>
-              <w:t>oxd</w:t>
-            </w:r>
-            <w:proofErr w:type="spellEnd"/>
-            <w:r>
-              <w:rPr>
-                <w:lang w:val="es-CL"/>
-              </w:rPr>
-              <w:t>-alert-content visible</w:t>
+            <w:r>
+              <w:rPr>
+                <w:lang w:val="es-CL"/>
+              </w:rPr>
+              <w:t xml:space="preserve"> visible</w:t>
             </w:r>
           </w:p>
         </w:tc>
@@ -9596,26 +8412,42 @@
             <w:pPr>
               <w:cnfStyle w:val="000000100000" w:firstRow="0" w:lastRow="0" w:firstColumn="0" w:lastColumn="0" w:oddVBand="0" w:evenVBand="0" w:oddHBand="1" w:evenHBand="0" w:firstRowFirstColumn="0" w:firstRowLastColumn="0" w:lastRowFirstColumn="0" w:lastRowLastColumn="0"/>
             </w:pPr>
+            <w:r>
+              <w:rPr>
+                <w:lang w:val="es-CL"/>
+              </w:rPr>
+              <w:t xml:space="preserve">Usuario </w:t>
+            </w:r>
             <w:proofErr w:type="spellStart"/>
             <w:r>
               <w:rPr>
                 <w:lang w:val="es-CL"/>
               </w:rPr>
-              <w:t>Usuario</w:t>
+              <w:t>logueado</w:t>
             </w:r>
             <w:proofErr w:type="spellEnd"/>
-            <w:r>
-              <w:rPr>
-                <w:lang w:val="es-CL"/>
-              </w:rPr>
-              <w:t xml:space="preserve"> </w:t>
+          </w:p>
+        </w:tc>
+        <w:tc>
+          <w:tcPr>
+            <w:tcW w:w="2160" w:type="dxa"/>
+          </w:tcPr>
+          <w:p>
+            <w:pPr>
+              <w:cnfStyle w:val="000000100000" w:firstRow="0" w:lastRow="0" w:firstColumn="0" w:lastColumn="0" w:oddVBand="0" w:evenVBand="0" w:oddHBand="1" w:evenHBand="0" w:firstRowFirstColumn="0" w:firstRowLastColumn="0" w:lastRowFirstColumn="0" w:lastRowLastColumn="0"/>
+            </w:pPr>
+            <w:r>
+              <w:rPr>
+                <w:lang w:val="es-CL"/>
+              </w:rPr>
+              <w:t xml:space="preserve">Menú usuario + </w:t>
             </w:r>
             <w:proofErr w:type="spellStart"/>
             <w:r>
               <w:rPr>
                 <w:lang w:val="es-CL"/>
               </w:rPr>
-              <w:t>logueado</w:t>
+              <w:t>Logout</w:t>
             </w:r>
             <w:proofErr w:type="spellEnd"/>
           </w:p>
@@ -9628,78 +8460,34 @@
             <w:pPr>
               <w:cnfStyle w:val="000000100000" w:firstRow="0" w:lastRow="0" w:firstColumn="0" w:lastColumn="0" w:oddVBand="0" w:evenVBand="0" w:oddHBand="1" w:evenHBand="0" w:firstRowFirstColumn="0" w:firstRowLastColumn="0" w:lastRowFirstColumn="0" w:lastRowLastColumn="0"/>
             </w:pPr>
+            <w:r>
+              <w:rPr>
+                <w:lang w:val="es-CL"/>
+              </w:rPr>
+              <w:t xml:space="preserve">URL contiene </w:t>
+            </w:r>
             <w:proofErr w:type="spellStart"/>
             <w:r>
               <w:rPr>
                 <w:lang w:val="es-CL"/>
               </w:rPr>
-              <w:t>Menú</w:t>
+              <w:t>auth</w:t>
             </w:r>
             <w:proofErr w:type="spellEnd"/>
             <w:r>
               <w:rPr>
                 <w:lang w:val="es-CL"/>
               </w:rPr>
-              <w:t xml:space="preserve"> </w:t>
+              <w:t>/</w:t>
             </w:r>
             <w:proofErr w:type="spellStart"/>
             <w:r>
               <w:rPr>
                 <w:lang w:val="es-CL"/>
               </w:rPr>
-              <w:t>usuario</w:t>
+              <w:t>login</w:t>
             </w:r>
             <w:proofErr w:type="spellEnd"/>
-            <w:r>
-              <w:rPr>
-                <w:lang w:val="es-CL"/>
-              </w:rPr>
-              <w:t xml:space="preserve"> + Logout</w:t>
-            </w:r>
-          </w:p>
-        </w:tc>
-        <w:tc>
-          <w:tcPr>
-            <w:tcW w:w="2160" w:type="dxa"/>
-          </w:tcPr>
-          <w:p>
-            <w:pPr>
-              <w:cnfStyle w:val="000000100000" w:firstRow="0" w:lastRow="0" w:firstColumn="0" w:lastColumn="0" w:oddVBand="0" w:evenVBand="0" w:oddHBand="1" w:evenHBand="0" w:firstRowFirstColumn="0" w:firstRowLastColumn="0" w:lastRowFirstColumn="0" w:lastRowLastColumn="0"/>
-            </w:pPr>
-            <w:r>
-              <w:rPr>
-                <w:lang w:val="es-CL"/>
-              </w:rPr>
-              <w:t xml:space="preserve">URL </w:t>
-            </w:r>
-            <w:proofErr w:type="spellStart"/>
-            <w:r>
-              <w:rPr>
-                <w:lang w:val="es-CL"/>
-              </w:rPr>
-              <w:t>contiene</w:t>
-            </w:r>
-            <w:proofErr w:type="spellEnd"/>
-            <w:r>
-              <w:rPr>
-                <w:lang w:val="es-CL"/>
-              </w:rPr>
-              <w:t xml:space="preserve"> </w:t>
-            </w:r>
-            <w:proofErr w:type="spellStart"/>
-            <w:r>
-              <w:rPr>
-                <w:lang w:val="es-CL"/>
-              </w:rPr>
-              <w:t>auth</w:t>
-            </w:r>
-            <w:proofErr w:type="spellEnd"/>
-            <w:r>
-              <w:rPr>
-                <w:lang w:val="es-CL"/>
-              </w:rPr>
-              <w:t>/login</w:t>
-            </w:r>
           </w:p>
         </w:tc>
       </w:tr>
@@ -9746,20 +8534,20 @@
             <w:pPr>
               <w:cnfStyle w:val="000000010000" w:firstRow="0" w:lastRow="0" w:firstColumn="0" w:lastColumn="0" w:oddVBand="0" w:evenVBand="0" w:oddHBand="0" w:evenHBand="1" w:firstRowFirstColumn="0" w:firstRowLastColumn="0" w:lastRowFirstColumn="0" w:lastRowLastColumn="0"/>
             </w:pPr>
-            <w:r>
-              <w:rPr>
-                <w:lang w:val="es-CL"/>
-              </w:rPr>
-              <w:t xml:space="preserve">Login </w:t>
-            </w:r>
             <w:proofErr w:type="spellStart"/>
             <w:r>
               <w:rPr>
                 <w:lang w:val="es-CL"/>
               </w:rPr>
-              <w:t>exitoso</w:t>
+              <w:t>Login</w:t>
             </w:r>
             <w:proofErr w:type="spellEnd"/>
+            <w:r>
+              <w:rPr>
+                <w:lang w:val="es-CL"/>
+              </w:rPr>
+              <w:t xml:space="preserve"> exitoso</w:t>
+            </w:r>
           </w:p>
         </w:tc>
         <w:tc>
@@ -9770,47 +8558,25 @@
             <w:pPr>
               <w:cnfStyle w:val="000000010000" w:firstRow="0" w:lastRow="0" w:firstColumn="0" w:lastColumn="0" w:oddVBand="0" w:evenVBand="0" w:oddHBand="0" w:evenHBand="1" w:firstRowFirstColumn="0" w:firstRowLastColumn="0" w:lastRowFirstColumn="0" w:lastRowLastColumn="0"/>
             </w:pPr>
+            <w:r>
+              <w:rPr>
+                <w:lang w:val="es-CL"/>
+              </w:rPr>
+              <w:t xml:space="preserve">Título = </w:t>
+            </w:r>
             <w:proofErr w:type="spellStart"/>
             <w:r>
               <w:rPr>
                 <w:lang w:val="es-CL"/>
               </w:rPr>
-              <w:t>Título</w:t>
+              <w:t>OrangeHRM</w:t>
             </w:r>
             <w:proofErr w:type="spellEnd"/>
             <w:r>
               <w:rPr>
                 <w:lang w:val="es-CL"/>
               </w:rPr>
-              <w:t xml:space="preserve"> = </w:t>
-            </w:r>
-            <w:proofErr w:type="spellStart"/>
-            <w:r>
-              <w:rPr>
-                <w:lang w:val="es-CL"/>
-              </w:rPr>
-              <w:t>OrangeHRM</w:t>
-            </w:r>
-            <w:proofErr w:type="spellEnd"/>
-            <w:r>
-              <w:rPr>
-                <w:lang w:val="es-CL"/>
-              </w:rPr>
-              <w:t xml:space="preserve"> OS 5.7 (</w:t>
-            </w:r>
-            <w:proofErr w:type="spellStart"/>
-            <w:r>
-              <w:rPr>
-                <w:lang w:val="es-CL"/>
-              </w:rPr>
-              <w:t>falla</w:t>
-            </w:r>
-            <w:proofErr w:type="spellEnd"/>
-            <w:r>
-              <w:rPr>
-                <w:lang w:val="es-CL"/>
-              </w:rPr>
-              <w:t>)</w:t>
+              <w:t xml:space="preserve"> OS 5.7 (falla)</w:t>
             </w:r>
           </w:p>
         </w:tc>
@@ -9842,57 +8608,49 @@
             <w:pPr>
               <w:cnfStyle w:val="000000100000" w:firstRow="0" w:lastRow="0" w:firstColumn="0" w:lastColumn="0" w:oddVBand="0" w:evenVBand="0" w:oddHBand="1" w:evenHBand="0" w:firstRowFirstColumn="0" w:firstRowLastColumn="0" w:lastRowFirstColumn="0" w:lastRowLastColumn="0"/>
             </w:pPr>
+            <w:r>
+              <w:rPr>
+                <w:lang w:val="es-CL"/>
+              </w:rPr>
+              <w:t xml:space="preserve">Usuario </w:t>
+            </w:r>
             <w:proofErr w:type="spellStart"/>
             <w:r>
               <w:rPr>
                 <w:lang w:val="es-CL"/>
               </w:rPr>
-              <w:t>Usuario</w:t>
+              <w:t>logueado</w:t>
             </w:r>
             <w:proofErr w:type="spellEnd"/>
-            <w:r>
-              <w:rPr>
-                <w:lang w:val="es-CL"/>
-              </w:rPr>
-              <w:t xml:space="preserve"> </w:t>
+          </w:p>
+        </w:tc>
+        <w:tc>
+          <w:tcPr>
+            <w:tcW w:w="2160" w:type="dxa"/>
+          </w:tcPr>
+          <w:p>
+            <w:pPr>
+              <w:cnfStyle w:val="000000100000" w:firstRow="0" w:lastRow="0" w:firstColumn="0" w:lastColumn="0" w:oddVBand="0" w:evenVBand="0" w:oddHBand="1" w:evenHBand="0" w:firstRowFirstColumn="0" w:firstRowLastColumn="0" w:lastRowFirstColumn="0" w:lastRowLastColumn="0"/>
+            </w:pPr>
+            <w:r>
+              <w:rPr>
+                <w:lang w:val="es-CL"/>
+              </w:rPr>
+              <w:t xml:space="preserve">PIM &gt; </w:t>
             </w:r>
             <w:proofErr w:type="spellStart"/>
             <w:r>
               <w:rPr>
                 <w:lang w:val="es-CL"/>
               </w:rPr>
-              <w:t>logueado</w:t>
+              <w:t>Add</w:t>
             </w:r>
             <w:proofErr w:type="spellEnd"/>
-          </w:p>
-        </w:tc>
-        <w:tc>
-          <w:tcPr>
-            <w:tcW w:w="2160" w:type="dxa"/>
-          </w:tcPr>
-          <w:p>
-            <w:pPr>
-              <w:cnfStyle w:val="000000100000" w:firstRow="0" w:lastRow="0" w:firstColumn="0" w:lastColumn="0" w:oddVBand="0" w:evenVBand="0" w:oddHBand="1" w:evenHBand="0" w:firstRowFirstColumn="0" w:firstRowLastColumn="0" w:lastRowFirstColumn="0" w:lastRowLastColumn="0"/>
-            </w:pPr>
-            <w:r>
-              <w:rPr>
-                <w:lang w:val="es-CL"/>
-              </w:rPr>
-              <w:t xml:space="preserve">PIM &gt; Add + </w:t>
-            </w:r>
-            <w:proofErr w:type="spellStart"/>
-            <w:r>
-              <w:rPr>
-                <w:lang w:val="es-CL"/>
-              </w:rPr>
-              <w:t>datos</w:t>
-            </w:r>
-            <w:proofErr w:type="spellEnd"/>
-            <w:r>
-              <w:rPr>
-                <w:lang w:val="es-CL"/>
-              </w:rPr>
-              <w:t xml:space="preserve"> Excel</w:t>
+            <w:r>
+              <w:rPr>
+                <w:lang w:val="es-CL"/>
+              </w:rPr>
+              <w:t xml:space="preserve"> + datos Excel</w:t>
             </w:r>
           </w:p>
         </w:tc>
@@ -9948,52 +8706,50 @@
             <w:pPr>
               <w:cnfStyle w:val="000000010000" w:firstRow="0" w:lastRow="0" w:firstColumn="0" w:lastColumn="0" w:oddVBand="0" w:evenVBand="0" w:oddHBand="0" w:evenHBand="1" w:firstRowFirstColumn="0" w:firstRowLastColumn="0" w:lastRowFirstColumn="0" w:lastRowLastColumn="0"/>
             </w:pPr>
+            <w:r>
+              <w:rPr>
+                <w:lang w:val="es-CL"/>
+              </w:rPr>
+              <w:t xml:space="preserve">Usuario </w:t>
+            </w:r>
             <w:proofErr w:type="spellStart"/>
             <w:r>
               <w:rPr>
                 <w:lang w:val="es-CL"/>
               </w:rPr>
-              <w:t>Usuario</w:t>
+              <w:t>logueado</w:t>
             </w:r>
             <w:proofErr w:type="spellEnd"/>
-            <w:r>
-              <w:rPr>
-                <w:lang w:val="es-CL"/>
-              </w:rPr>
-              <w:t xml:space="preserve"> </w:t>
+          </w:p>
+        </w:tc>
+        <w:tc>
+          <w:tcPr>
+            <w:tcW w:w="2160" w:type="dxa"/>
+          </w:tcPr>
+          <w:p>
+            <w:pPr>
+              <w:cnfStyle w:val="000000010000" w:firstRow="0" w:lastRow="0" w:firstColumn="0" w:lastColumn="0" w:oddVBand="0" w:evenVBand="0" w:oddHBand="0" w:evenHBand="1" w:firstRowFirstColumn="0" w:firstRowLastColumn="0" w:lastRowFirstColumn="0" w:lastRowLastColumn="0"/>
+            </w:pPr>
+            <w:r>
+              <w:rPr>
+                <w:lang w:val="es-CL"/>
+              </w:rPr>
+              <w:t xml:space="preserve">PIM &gt; </w:t>
             </w:r>
             <w:proofErr w:type="spellStart"/>
             <w:r>
               <w:rPr>
                 <w:lang w:val="es-CL"/>
               </w:rPr>
-              <w:t>logueado</w:t>
+              <w:t>List</w:t>
             </w:r>
             <w:proofErr w:type="spellEnd"/>
-          </w:p>
-        </w:tc>
-        <w:tc>
-          <w:tcPr>
-            <w:tcW w:w="2160" w:type="dxa"/>
-          </w:tcPr>
-          <w:p>
-            <w:pPr>
-              <w:cnfStyle w:val="000000010000" w:firstRow="0" w:lastRow="0" w:firstColumn="0" w:lastColumn="0" w:oddVBand="0" w:evenVBand="0" w:oddHBand="0" w:evenHBand="1" w:firstRowFirstColumn="0" w:firstRowLastColumn="0" w:lastRowFirstColumn="0" w:lastRowLastColumn="0"/>
-            </w:pPr>
-            <w:r>
-              <w:rPr>
-                <w:lang w:val="es-CL"/>
-              </w:rPr>
-              <w:t xml:space="preserve">PIM &gt; List + </w:t>
-            </w:r>
-            <w:proofErr w:type="spellStart"/>
-            <w:r>
-              <w:rPr>
-                <w:lang w:val="es-CL"/>
-              </w:rPr>
-              <w:t>filtros</w:t>
-            </w:r>
-            <w:proofErr w:type="spellEnd"/>
+            <w:r>
+              <w:rPr>
+                <w:lang w:val="es-CL"/>
+              </w:rPr>
+              <w:t xml:space="preserve"> + filtros</w:t>
+            </w:r>
           </w:p>
         </w:tc>
         <w:tc>
@@ -10043,28 +8799,20 @@
             <w:pPr>
               <w:cnfStyle w:val="000000100000" w:firstRow="0" w:lastRow="0" w:firstColumn="0" w:lastColumn="0" w:oddVBand="0" w:evenVBand="0" w:oddHBand="1" w:evenHBand="0" w:firstRowFirstColumn="0" w:firstRowLastColumn="0" w:lastRowFirstColumn="0" w:lastRowLastColumn="0"/>
             </w:pPr>
+            <w:r>
+              <w:rPr>
+                <w:lang w:val="es-CL"/>
+              </w:rPr>
+              <w:t xml:space="preserve">Usuario </w:t>
+            </w:r>
             <w:proofErr w:type="spellStart"/>
             <w:r>
               <w:rPr>
                 <w:lang w:val="es-CL"/>
               </w:rPr>
-              <w:t>Usuario</w:t>
+              <w:t>logueado</w:t>
             </w:r>
             <w:proofErr w:type="spellEnd"/>
-            <w:r>
-              <w:rPr>
-                <w:lang w:val="es-CL"/>
-              </w:rPr>
-              <w:t xml:space="preserve"> </w:t>
-            </w:r>
-            <w:proofErr w:type="spellStart"/>
-            <w:r>
-              <w:rPr>
-                <w:lang w:val="es-CL"/>
-              </w:rPr>
-              <w:t>logueado</w:t>
-            </w:r>
-            <w:proofErr w:type="spellEnd"/>
           </w:p>
         </w:tc>
         <w:tc>
@@ -10075,28 +8823,12 @@
             <w:pPr>
               <w:cnfStyle w:val="000000100000" w:firstRow="0" w:lastRow="0" w:firstColumn="0" w:lastColumn="0" w:oddVBand="0" w:evenVBand="0" w:oddHBand="1" w:evenHBand="0" w:firstRowFirstColumn="0" w:firstRowLastColumn="0" w:lastRowFirstColumn="0" w:lastRowLastColumn="0"/>
             </w:pPr>
-            <w:proofErr w:type="spellStart"/>
-            <w:r>
-              <w:rPr>
-                <w:lang w:val="es-CL"/>
-              </w:rPr>
-              <w:t>Buscar</w:t>
-            </w:r>
-            <w:proofErr w:type="spellEnd"/>
-            <w:r>
-              <w:rPr>
-                <w:lang w:val="es-CL"/>
-              </w:rPr>
-              <w:t xml:space="preserve"> ID + </w:t>
-            </w:r>
-            <w:proofErr w:type="spellStart"/>
-            <w:r>
-              <w:rPr>
-                <w:lang w:val="es-CL"/>
-              </w:rPr>
-              <w:t>editar</w:t>
-            </w:r>
-            <w:proofErr w:type="spellEnd"/>
+            <w:r>
+              <w:rPr>
+                <w:lang w:val="es-CL"/>
+              </w:rPr>
+              <w:t>Buscar ID + editar</w:t>
+            </w:r>
           </w:p>
         </w:tc>
         <w:tc>
@@ -10139,6 +8871,7 @@
               <w:rPr>
                 <w:lang w:val="es-CL"/>
               </w:rPr>
+              <w:lastRenderedPageBreak/>
               <w:t>TC_008</w:t>
             </w:r>
           </w:p>
@@ -10151,51 +8884,49 @@
             <w:pPr>
               <w:cnfStyle w:val="000000010000" w:firstRow="0" w:lastRow="0" w:firstColumn="0" w:lastColumn="0" w:oddVBand="0" w:evenVBand="0" w:oddHBand="0" w:evenHBand="1" w:firstRowFirstColumn="0" w:firstRowLastColumn="0" w:lastRowFirstColumn="0" w:lastRowLastColumn="0"/>
             </w:pPr>
+            <w:r>
+              <w:rPr>
+                <w:lang w:val="es-CL"/>
+              </w:rPr>
+              <w:t xml:space="preserve">Usuario </w:t>
+            </w:r>
             <w:proofErr w:type="spellStart"/>
             <w:r>
               <w:rPr>
                 <w:lang w:val="es-CL"/>
               </w:rPr>
-              <w:t>Usuario</w:t>
+              <w:t>logueado</w:t>
             </w:r>
             <w:proofErr w:type="spellEnd"/>
-            <w:r>
-              <w:rPr>
-                <w:lang w:val="es-CL"/>
-              </w:rPr>
-              <w:t xml:space="preserve"> </w:t>
+          </w:p>
+        </w:tc>
+        <w:tc>
+          <w:tcPr>
+            <w:tcW w:w="2160" w:type="dxa"/>
+          </w:tcPr>
+          <w:p>
+            <w:pPr>
+              <w:cnfStyle w:val="000000010000" w:firstRow="0" w:lastRow="0" w:firstColumn="0" w:lastColumn="0" w:oddVBand="0" w:evenVBand="0" w:oddHBand="0" w:evenHBand="1" w:firstRowFirstColumn="0" w:firstRowLastColumn="0" w:lastRowFirstColumn="0" w:lastRowLastColumn="0"/>
+            </w:pPr>
+            <w:r>
+              <w:rPr>
+                <w:lang w:val="es-CL"/>
+              </w:rPr>
+              <w:t xml:space="preserve">Buscar + </w:t>
             </w:r>
             <w:proofErr w:type="spellStart"/>
             <w:r>
               <w:rPr>
                 <w:lang w:val="es-CL"/>
               </w:rPr>
-              <w:t>logueado</w:t>
+              <w:t>Delete</w:t>
             </w:r>
             <w:proofErr w:type="spellEnd"/>
-          </w:p>
-        </w:tc>
-        <w:tc>
-          <w:tcPr>
-            <w:tcW w:w="2160" w:type="dxa"/>
-          </w:tcPr>
-          <w:p>
-            <w:pPr>
-              <w:cnfStyle w:val="000000010000" w:firstRow="0" w:lastRow="0" w:firstColumn="0" w:lastColumn="0" w:oddVBand="0" w:evenVBand="0" w:oddHBand="0" w:evenHBand="1" w:firstRowFirstColumn="0" w:firstRowLastColumn="0" w:lastRowFirstColumn="0" w:lastRowLastColumn="0"/>
-            </w:pPr>
-            <w:proofErr w:type="spellStart"/>
-            <w:r>
-              <w:rPr>
-                <w:lang w:val="es-CL"/>
-              </w:rPr>
-              <w:t>Buscar</w:t>
-            </w:r>
-            <w:proofErr w:type="spellEnd"/>
-            <w:r>
-              <w:rPr>
-                <w:lang w:val="es-CL"/>
-              </w:rPr>
-              <w:t xml:space="preserve"> + Delete + Confirm</w:t>
+            <w:r>
+              <w:rPr>
+                <w:lang w:val="es-CL"/>
+              </w:rPr>
+              <w:t xml:space="preserve"> + Confirm</w:t>
             </w:r>
           </w:p>
         </w:tc>
@@ -10234,7 +8965,6 @@
               <w:rPr>
                 <w:lang w:val="es-CL"/>
               </w:rPr>
-              <w:lastRenderedPageBreak/>
               <w:t>TC_010</w:t>
             </w:r>
           </w:p>
@@ -10267,22 +8997,16 @@
               <w:rPr>
                 <w:lang w:val="es-CL"/>
               </w:rPr>
-              <w:t xml:space="preserve">Campos </w:t>
+              <w:t xml:space="preserve">Campos vacíos + </w:t>
             </w:r>
             <w:proofErr w:type="spellStart"/>
             <w:r>
               <w:rPr>
                 <w:lang w:val="es-CL"/>
               </w:rPr>
-              <w:t>vacíos</w:t>
+              <w:t>Login</w:t>
             </w:r>
             <w:proofErr w:type="spellEnd"/>
-            <w:r>
-              <w:rPr>
-                <w:lang w:val="es-CL"/>
-              </w:rPr>
-              <w:t xml:space="preserve"> + Login</w:t>
-            </w:r>
           </w:p>
         </w:tc>
         <w:tc>
@@ -10293,28 +9017,12 @@
             <w:pPr>
               <w:cnfStyle w:val="000000100000" w:firstRow="0" w:lastRow="0" w:firstColumn="0" w:lastColumn="0" w:oddVBand="0" w:evenVBand="0" w:oddHBand="1" w:evenHBand="0" w:firstRowFirstColumn="0" w:firstRowLastColumn="0" w:lastRowFirstColumn="0" w:lastRowLastColumn="0"/>
             </w:pPr>
-            <w:proofErr w:type="spellStart"/>
-            <w:r>
-              <w:rPr>
-                <w:lang w:val="es-CL"/>
-              </w:rPr>
-              <w:t>Mensajes</w:t>
-            </w:r>
-            <w:proofErr w:type="spellEnd"/>
-            <w:r>
-              <w:rPr>
-                <w:lang w:val="es-CL"/>
-              </w:rPr>
-              <w:t xml:space="preserve"> error </w:t>
-            </w:r>
-            <w:proofErr w:type="spellStart"/>
-            <w:r>
-              <w:rPr>
-                <w:lang w:val="es-CL"/>
-              </w:rPr>
-              <w:t>visibles</w:t>
-            </w:r>
-            <w:proofErr w:type="spellEnd"/>
+            <w:r>
+              <w:rPr>
+                <w:lang w:val="es-CL"/>
+              </w:rPr>
+              <w:t>Mensajes error visibles</w:t>
+            </w:r>
           </w:p>
         </w:tc>
       </w:tr>
@@ -10345,58 +9053,58 @@
             <w:pPr>
               <w:cnfStyle w:val="000000010000" w:firstRow="0" w:lastRow="0" w:firstColumn="0" w:lastColumn="0" w:oddVBand="0" w:evenVBand="0" w:oddHBand="0" w:evenHBand="1" w:firstRowFirstColumn="0" w:firstRowLastColumn="0" w:lastRowFirstColumn="0" w:lastRowLastColumn="0"/>
             </w:pPr>
+            <w:r>
+              <w:rPr>
+                <w:lang w:val="es-CL"/>
+              </w:rPr>
+              <w:t xml:space="preserve">Usuario </w:t>
+            </w:r>
             <w:proofErr w:type="spellStart"/>
             <w:r>
               <w:rPr>
                 <w:lang w:val="es-CL"/>
               </w:rPr>
-              <w:t>Usuario</w:t>
+              <w:t>logueado</w:t>
             </w:r>
             <w:proofErr w:type="spellEnd"/>
-            <w:r>
-              <w:rPr>
-                <w:lang w:val="es-CL"/>
-              </w:rPr>
-              <w:t xml:space="preserve"> </w:t>
+          </w:p>
+        </w:tc>
+        <w:tc>
+          <w:tcPr>
+            <w:tcW w:w="2160" w:type="dxa"/>
+          </w:tcPr>
+          <w:p>
+            <w:pPr>
+              <w:cnfStyle w:val="000000010000" w:firstRow="0" w:lastRow="0" w:firstColumn="0" w:lastColumn="0" w:oddVBand="0" w:evenVBand="0" w:oddHBand="0" w:evenHBand="1" w:firstRowFirstColumn="0" w:firstRowLastColumn="0" w:lastRowFirstColumn="0" w:lastRowLastColumn="0"/>
+            </w:pPr>
+            <w:r>
+              <w:rPr>
+                <w:lang w:val="es-CL"/>
+              </w:rPr>
+              <w:t xml:space="preserve">PIM + </w:t>
             </w:r>
             <w:proofErr w:type="spellStart"/>
             <w:r>
               <w:rPr>
                 <w:lang w:val="es-CL"/>
               </w:rPr>
-              <w:t>logueado</w:t>
+              <w:t>Add</w:t>
             </w:r>
             <w:proofErr w:type="spellEnd"/>
-          </w:p>
-        </w:tc>
-        <w:tc>
-          <w:tcPr>
-            <w:tcW w:w="2160" w:type="dxa"/>
-          </w:tcPr>
-          <w:p>
-            <w:pPr>
-              <w:cnfStyle w:val="000000010000" w:firstRow="0" w:lastRow="0" w:firstColumn="0" w:lastColumn="0" w:oddVBand="0" w:evenVBand="0" w:oddHBand="0" w:evenHBand="1" w:firstRowFirstColumn="0" w:firstRowLastColumn="0" w:lastRowFirstColumn="0" w:lastRowLastColumn="0"/>
-            </w:pPr>
-            <w:r>
-              <w:rPr>
-                <w:lang w:val="es-CL"/>
-              </w:rPr>
-              <w:t xml:space="preserve">PIM + Add + </w:t>
+            <w:r>
+              <w:rPr>
+                <w:lang w:val="es-CL"/>
+              </w:rPr>
+              <w:t xml:space="preserve"> + nombre + </w:t>
             </w:r>
             <w:proofErr w:type="spellStart"/>
             <w:r>
               <w:rPr>
                 <w:lang w:val="es-CL"/>
               </w:rPr>
-              <w:t>nombre</w:t>
+              <w:t>Save</w:t>
             </w:r>
             <w:proofErr w:type="spellEnd"/>
-            <w:r>
-              <w:rPr>
-                <w:lang w:val="es-CL"/>
-              </w:rPr>
-              <w:t xml:space="preserve"> + Save</w:t>
-            </w:r>
           </w:p>
         </w:tc>
         <w:tc>
@@ -10451,14 +9159,44 @@
             <w:pPr>
               <w:cnfStyle w:val="000000100000" w:firstRow="0" w:lastRow="0" w:firstColumn="0" w:lastColumn="0" w:oddVBand="0" w:evenVBand="0" w:oddHBand="1" w:evenHBand="0" w:firstRowFirstColumn="0" w:firstRowLastColumn="0" w:lastRowFirstColumn="0" w:lastRowLastColumn="0"/>
             </w:pPr>
+            <w:r>
+              <w:rPr>
+                <w:lang w:val="es-CL"/>
+              </w:rPr>
+              <w:t xml:space="preserve">Usuario </w:t>
+            </w:r>
             <w:proofErr w:type="spellStart"/>
             <w:r>
               <w:rPr>
                 <w:lang w:val="es-CL"/>
               </w:rPr>
-              <w:t>Usuario</w:t>
+              <w:t>logueado</w:t>
             </w:r>
             <w:proofErr w:type="spellEnd"/>
+          </w:p>
+        </w:tc>
+        <w:tc>
+          <w:tcPr>
+            <w:tcW w:w="2160" w:type="dxa"/>
+          </w:tcPr>
+          <w:p>
+            <w:pPr>
+              <w:cnfStyle w:val="000000100000" w:firstRow="0" w:lastRow="0" w:firstColumn="0" w:lastColumn="0" w:oddVBand="0" w:evenVBand="0" w:oddHBand="1" w:evenHBand="0" w:firstRowFirstColumn="0" w:firstRowLastColumn="0" w:lastRowFirstColumn="0" w:lastRowLastColumn="0"/>
+            </w:pPr>
+            <w:r>
+              <w:rPr>
+                <w:lang w:val="es-CL"/>
+              </w:rPr>
+              <w:t xml:space="preserve">Navegar </w:t>
+            </w:r>
+            <w:proofErr w:type="spellStart"/>
+            <w:r>
+              <w:rPr>
+                <w:lang w:val="es-CL"/>
+              </w:rPr>
+              <w:t>My</w:t>
+            </w:r>
+            <w:proofErr w:type="spellEnd"/>
             <w:r>
               <w:rPr>
                 <w:lang w:val="es-CL"/>
@@ -10470,33 +9208,9 @@
               <w:rPr>
                 <w:lang w:val="es-CL"/>
               </w:rPr>
-              <w:t>logueado</w:t>
+              <w:t>Info</w:t>
             </w:r>
             <w:proofErr w:type="spellEnd"/>
-          </w:p>
-        </w:tc>
-        <w:tc>
-          <w:tcPr>
-            <w:tcW w:w="2160" w:type="dxa"/>
-          </w:tcPr>
-          <w:p>
-            <w:pPr>
-              <w:cnfStyle w:val="000000100000" w:firstRow="0" w:lastRow="0" w:firstColumn="0" w:lastColumn="0" w:oddVBand="0" w:evenVBand="0" w:oddHBand="1" w:evenHBand="0" w:firstRowFirstColumn="0" w:firstRowLastColumn="0" w:lastRowFirstColumn="0" w:lastRowLastColumn="0"/>
-            </w:pPr>
-            <w:proofErr w:type="spellStart"/>
-            <w:r>
-              <w:rPr>
-                <w:lang w:val="es-CL"/>
-              </w:rPr>
-              <w:t>Navegar</w:t>
-            </w:r>
-            <w:proofErr w:type="spellEnd"/>
-            <w:r>
-              <w:rPr>
-                <w:lang w:val="es-CL"/>
-              </w:rPr>
-              <w:t xml:space="preserve"> My Info</w:t>
-            </w:r>
           </w:p>
         </w:tc>
         <w:tc>
@@ -10551,28 +9265,58 @@
             <w:pPr>
               <w:cnfStyle w:val="000000010000" w:firstRow="0" w:lastRow="0" w:firstColumn="0" w:lastColumn="0" w:oddVBand="0" w:evenVBand="0" w:oddHBand="0" w:evenHBand="1" w:firstRowFirstColumn="0" w:firstRowLastColumn="0" w:lastRowFirstColumn="0" w:lastRowLastColumn="0"/>
             </w:pPr>
+            <w:r>
+              <w:rPr>
+                <w:lang w:val="es-CL"/>
+              </w:rPr>
+              <w:t xml:space="preserve">Usuario </w:t>
+            </w:r>
             <w:proofErr w:type="spellStart"/>
             <w:r>
               <w:rPr>
                 <w:lang w:val="es-CL"/>
               </w:rPr>
-              <w:t>Usuario</w:t>
+              <w:t>logueado</w:t>
             </w:r>
             <w:proofErr w:type="spellEnd"/>
-            <w:r>
-              <w:rPr>
-                <w:lang w:val="es-CL"/>
-              </w:rPr>
-              <w:t xml:space="preserve"> </w:t>
+          </w:p>
+        </w:tc>
+        <w:tc>
+          <w:tcPr>
+            <w:tcW w:w="2160" w:type="dxa"/>
+          </w:tcPr>
+          <w:p>
+            <w:pPr>
+              <w:cnfStyle w:val="000000010000" w:firstRow="0" w:lastRow="0" w:firstColumn="0" w:lastColumn="0" w:oddVBand="0" w:evenVBand="0" w:oddHBand="0" w:evenHBand="1" w:firstRowFirstColumn="0" w:firstRowLastColumn="0" w:lastRowFirstColumn="0" w:lastRowLastColumn="0"/>
+            </w:pPr>
+            <w:r>
+              <w:rPr>
+                <w:lang w:val="es-CL"/>
+              </w:rPr>
+              <w:t xml:space="preserve">Navegar </w:t>
             </w:r>
             <w:proofErr w:type="spellStart"/>
             <w:r>
               <w:rPr>
                 <w:lang w:val="es-CL"/>
               </w:rPr>
-              <w:t>logueado</w:t>
+              <w:t>Leave</w:t>
             </w:r>
             <w:proofErr w:type="spellEnd"/>
+            <w:r>
+              <w:rPr>
+                <w:lang w:val="es-CL"/>
+              </w:rPr>
+              <w:t xml:space="preserve"> &gt; </w:t>
+            </w:r>
+            <w:proofErr w:type="spellStart"/>
+            <w:r>
+              <w:rPr>
+                <w:lang w:val="es-CL"/>
+              </w:rPr>
+              <w:t>Apply</w:t>
+            </w:r>
+            <w:proofErr w:type="spellEnd"/>
           </w:p>
         </w:tc>
         <w:tc>
@@ -10583,50 +9327,20 @@
             <w:pPr>
               <w:cnfStyle w:val="000000010000" w:firstRow="0" w:lastRow="0" w:firstColumn="0" w:lastColumn="0" w:oddVBand="0" w:evenVBand="0" w:oddHBand="0" w:evenHBand="1" w:firstRowFirstColumn="0" w:firstRowLastColumn="0" w:lastRowFirstColumn="0" w:lastRowLastColumn="0"/>
             </w:pPr>
+            <w:r>
+              <w:rPr>
+                <w:lang w:val="es-CL"/>
+              </w:rPr>
+              <w:t xml:space="preserve">URL contiene </w:t>
+            </w:r>
             <w:proofErr w:type="spellStart"/>
             <w:r>
               <w:rPr>
                 <w:lang w:val="es-CL"/>
               </w:rPr>
-              <w:t>Navegar</w:t>
+              <w:t>leave</w:t>
             </w:r>
             <w:proofErr w:type="spellEnd"/>
-            <w:r>
-              <w:rPr>
-                <w:lang w:val="es-CL"/>
-              </w:rPr>
-              <w:t xml:space="preserve"> Leave &gt; Apply</w:t>
-            </w:r>
-          </w:p>
-        </w:tc>
-        <w:tc>
-          <w:tcPr>
-            <w:tcW w:w="2160" w:type="dxa"/>
-          </w:tcPr>
-          <w:p>
-            <w:pPr>
-              <w:cnfStyle w:val="000000010000" w:firstRow="0" w:lastRow="0" w:firstColumn="0" w:lastColumn="0" w:oddVBand="0" w:evenVBand="0" w:oddHBand="0" w:evenHBand="1" w:firstRowFirstColumn="0" w:firstRowLastColumn="0" w:lastRowFirstColumn="0" w:lastRowLastColumn="0"/>
-            </w:pPr>
-            <w:r>
-              <w:rPr>
-                <w:lang w:val="es-CL"/>
-              </w:rPr>
-              <w:t xml:space="preserve">URL </w:t>
-            </w:r>
-            <w:proofErr w:type="spellStart"/>
-            <w:r>
-              <w:rPr>
-                <w:lang w:val="es-CL"/>
-              </w:rPr>
-              <w:t>contiene</w:t>
-            </w:r>
-            <w:proofErr w:type="spellEnd"/>
-            <w:r>
-              <w:rPr>
-                <w:lang w:val="es-CL"/>
-              </w:rPr>
-              <w:t xml:space="preserve"> leave</w:t>
-            </w:r>
           </w:p>
         </w:tc>
       </w:tr>
@@ -10635,36 +9349,14 @@
       <w:pPr>
         <w:pStyle w:val="Ttulo2"/>
       </w:pPr>
-      <w:bookmarkStart w:id="13" w:name="_Toc234786467"/>
-      <w:r>
-        <w:rPr>
-          <w:lang w:val="es-CL"/>
-        </w:rPr>
-        <w:t xml:space="preserve">4. </w:t>
-      </w:r>
-      <w:proofErr w:type="spellStart"/>
-      <w:r>
-        <w:rPr>
-          <w:lang w:val="es-CL"/>
-        </w:rPr>
-        <w:t>Casos</w:t>
-      </w:r>
-      <w:proofErr w:type="spellEnd"/>
-      <w:r>
-        <w:rPr>
-          <w:lang w:val="es-CL"/>
-        </w:rPr>
-        <w:t xml:space="preserve"> BDD — </w:t>
-      </w:r>
-      <w:proofErr w:type="spellStart"/>
-      <w:r>
-        <w:rPr>
-          <w:lang w:val="es-CL"/>
-        </w:rPr>
-        <w:t>Configuración</w:t>
-      </w:r>
-      <w:bookmarkEnd w:id="13"/>
-      <w:proofErr w:type="spellEnd"/>
+      <w:bookmarkStart w:id="12" w:name="_Toc234786467"/>
+      <w:r>
+        <w:rPr>
+          <w:lang w:val="es-CL"/>
+        </w:rPr>
+        <w:t>4. Casos BDD — Configuración</w:t>
+      </w:r>
+      <w:bookmarkEnd w:id="12"/>
     </w:p>
     <w:p>
       <w:r>
@@ -10891,7 +9583,7 @@
           <w:lang w:val="es-ES"/>
         </w:rPr>
       </w:pPr>
-      <w:bookmarkStart w:id="14" w:name="_Toc234786468"/>
+      <w:bookmarkStart w:id="13" w:name="_Toc234786468"/>
       <w:r>
         <w:rPr>
           <w:lang w:val="es-CL"/>
@@ -10899,23 +9591,23 @@
         <w:lastRenderedPageBreak/>
         <w:t>III. ANÁLISIS Y EVALUACIÓN DE RESULTADOS</w:t>
       </w:r>
+      <w:bookmarkEnd w:id="13"/>
+    </w:p>
+    <w:p>
+      <w:pPr>
+        <w:pStyle w:val="Ttulo2"/>
+        <w:rPr>
+          <w:lang w:val="es-ES"/>
+        </w:rPr>
+      </w:pPr>
+      <w:bookmarkStart w:id="14" w:name="_Toc234786469"/>
+      <w:r>
+        <w:rPr>
+          <w:lang w:val="es-CL"/>
+        </w:rPr>
+        <w:t>1. Ejecución de pruebas y evidencias</w:t>
+      </w:r>
       <w:bookmarkEnd w:id="14"/>
-    </w:p>
-    <w:p>
-      <w:pPr>
-        <w:pStyle w:val="Ttulo2"/>
-        <w:rPr>
-          <w:lang w:val="es-ES"/>
-        </w:rPr>
-      </w:pPr>
-      <w:bookmarkStart w:id="15" w:name="_Toc234786469"/>
-      <w:r>
-        <w:rPr>
-          <w:lang w:val="es-CL"/>
-        </w:rPr>
-        <w:t>1. Ejecución de pruebas y evidencias</w:t>
-      </w:r>
-      <w:bookmarkEnd w:id="15"/>
     </w:p>
     <w:p>
       <w:r>
@@ -10980,14 +9672,12 @@
             <w:pPr>
               <w:cnfStyle w:val="100000000000" w:firstRow="1" w:lastRow="0" w:firstColumn="0" w:lastColumn="0" w:oddVBand="0" w:evenVBand="0" w:oddHBand="0" w:evenHBand="0" w:firstRowFirstColumn="0" w:firstRowLastColumn="0" w:lastRowFirstColumn="0" w:lastRowLastColumn="0"/>
             </w:pPr>
-            <w:proofErr w:type="spellStart"/>
             <w:r>
               <w:rPr>
                 <w:lang w:val="es-CL"/>
               </w:rPr>
               <w:t>Evidencia</w:t>
             </w:r>
-            <w:proofErr w:type="spellEnd"/>
           </w:p>
         </w:tc>
       </w:tr>
@@ -11046,22 +9736,16 @@
               <w:rPr>
                 <w:lang w:val="es-CL"/>
               </w:rPr>
-              <w:t xml:space="preserve">Sin </w:t>
+              <w:t xml:space="preserve">Sin errores de </w:t>
             </w:r>
             <w:proofErr w:type="spellStart"/>
             <w:r>
               <w:rPr>
                 <w:lang w:val="es-CL"/>
               </w:rPr>
-              <w:t>errores</w:t>
+              <w:t>version</w:t>
             </w:r>
             <w:proofErr w:type="spellEnd"/>
-            <w:r>
-              <w:rPr>
-                <w:lang w:val="es-CL"/>
-              </w:rPr>
-              <w:t xml:space="preserve"> de version</w:t>
-            </w:r>
           </w:p>
         </w:tc>
       </w:tr>
@@ -11076,82 +9760,60 @@
             <w:tcW w:w="2880" w:type="dxa"/>
           </w:tcPr>
           <w:p>
+            <w:r>
+              <w:rPr>
+                <w:lang w:val="es-CL"/>
+              </w:rPr>
+              <w:t xml:space="preserve">Acceso </w:t>
+            </w:r>
             <w:proofErr w:type="spellStart"/>
             <w:r>
               <w:rPr>
                 <w:lang w:val="es-CL"/>
               </w:rPr>
-              <w:t>Acceso</w:t>
+              <w:t>OrangeHRM</w:t>
             </w:r>
             <w:proofErr w:type="spellEnd"/>
-            <w:r>
-              <w:rPr>
-                <w:lang w:val="es-CL"/>
-              </w:rPr>
-              <w:t xml:space="preserve"> </w:t>
-            </w:r>
+          </w:p>
+        </w:tc>
+        <w:tc>
+          <w:tcPr>
+            <w:tcW w:w="2880" w:type="dxa"/>
+          </w:tcPr>
+          <w:p>
+            <w:pPr>
+              <w:cnfStyle w:val="000000010000" w:firstRow="0" w:lastRow="0" w:firstColumn="0" w:lastColumn="0" w:oddVBand="0" w:evenVBand="0" w:oddHBand="0" w:evenHBand="1" w:firstRowFirstColumn="0" w:firstRowLastColumn="0" w:lastRowFirstColumn="0" w:lastRowLastColumn="0"/>
+            </w:pPr>
+            <w:r>
+              <w:rPr>
+                <w:lang w:val="es-CL"/>
+              </w:rPr>
+              <w:t>OK</w:t>
+            </w:r>
+          </w:p>
+        </w:tc>
+        <w:tc>
+          <w:tcPr>
+            <w:tcW w:w="2880" w:type="dxa"/>
+          </w:tcPr>
+          <w:p>
+            <w:pPr>
+              <w:cnfStyle w:val="000000010000" w:firstRow="0" w:lastRow="0" w:firstColumn="0" w:lastColumn="0" w:oddVBand="0" w:evenVBand="0" w:oddHBand="0" w:evenHBand="1" w:firstRowFirstColumn="0" w:firstRowLastColumn="0" w:lastRowFirstColumn="0" w:lastRowLastColumn="0"/>
+            </w:pPr>
             <w:proofErr w:type="spellStart"/>
             <w:r>
               <w:rPr>
                 <w:lang w:val="es-CL"/>
               </w:rPr>
-              <w:t>OrangeHRM</w:t>
+              <w:t>Login</w:t>
             </w:r>
             <w:proofErr w:type="spellEnd"/>
-          </w:p>
-        </w:tc>
-        <w:tc>
-          <w:tcPr>
-            <w:tcW w:w="2880" w:type="dxa"/>
-          </w:tcPr>
-          <w:p>
-            <w:pPr>
-              <w:cnfStyle w:val="000000010000" w:firstRow="0" w:lastRow="0" w:firstColumn="0" w:lastColumn="0" w:oddVBand="0" w:evenVBand="0" w:oddHBand="0" w:evenHBand="1" w:firstRowFirstColumn="0" w:firstRowLastColumn="0" w:lastRowFirstColumn="0" w:lastRowLastColumn="0"/>
-            </w:pPr>
-            <w:r>
-              <w:rPr>
-                <w:lang w:val="es-CL"/>
-              </w:rPr>
-              <w:t>OK</w:t>
-            </w:r>
-          </w:p>
-        </w:tc>
-        <w:tc>
-          <w:tcPr>
-            <w:tcW w:w="2880" w:type="dxa"/>
-          </w:tcPr>
-          <w:p>
-            <w:pPr>
-              <w:cnfStyle w:val="000000010000" w:firstRow="0" w:lastRow="0" w:firstColumn="0" w:lastColumn="0" w:oddVBand="0" w:evenVBand="0" w:oddHBand="0" w:evenHBand="1" w:firstRowFirstColumn="0" w:firstRowLastColumn="0" w:lastRowFirstColumn="0" w:lastRowLastColumn="0"/>
-            </w:pPr>
-            <w:r>
-              <w:rPr>
-                <w:lang w:val="es-CL"/>
-              </w:rPr>
-              <w:t xml:space="preserve">Login </w:t>
-            </w:r>
-            <w:proofErr w:type="spellStart"/>
-            <w:r>
-              <w:rPr>
-                <w:lang w:val="es-CL"/>
-              </w:rPr>
-              <w:t>en</w:t>
-            </w:r>
-            <w:proofErr w:type="spellEnd"/>
-            <w:r>
-              <w:rPr>
-                <w:lang w:val="es-CL"/>
-              </w:rPr>
-              <w:t xml:space="preserve"> 29 </w:t>
-            </w:r>
-            <w:proofErr w:type="spellStart"/>
-            <w:r>
-              <w:rPr>
-                <w:lang w:val="es-CL"/>
-              </w:rPr>
-              <w:t>escenarios</w:t>
-            </w:r>
-            <w:proofErr w:type="spellEnd"/>
+            <w:r>
+              <w:rPr>
+                <w:lang w:val="es-CL"/>
+              </w:rPr>
+              <w:t xml:space="preserve"> en 29 escenarios</w:t>
+            </w:r>
           </w:p>
         </w:tc>
       </w:tr>
@@ -11170,16 +9832,8 @@
               <w:rPr>
                 <w:lang w:val="es-CL"/>
               </w:rPr>
-              <w:t xml:space="preserve">Proyecto </w:t>
-            </w:r>
-            <w:proofErr w:type="spellStart"/>
-            <w:r>
-              <w:rPr>
-                <w:lang w:val="es-CL"/>
-              </w:rPr>
-              <w:t>compila</w:t>
-            </w:r>
-            <w:proofErr w:type="spellEnd"/>
+              <w:t>Proyecto compila</w:t>
+            </w:r>
           </w:p>
         </w:tc>
         <w:tc>
@@ -11226,28 +9880,12 @@
             <w:tcW w:w="2880" w:type="dxa"/>
           </w:tcPr>
           <w:p>
-            <w:proofErr w:type="spellStart"/>
-            <w:r>
-              <w:rPr>
-                <w:lang w:val="es-CL"/>
-              </w:rPr>
-              <w:t>Datos</w:t>
-            </w:r>
-            <w:proofErr w:type="spellEnd"/>
-            <w:r>
-              <w:rPr>
-                <w:lang w:val="es-CL"/>
-              </w:rPr>
-              <w:t xml:space="preserve"> </w:t>
-            </w:r>
-            <w:proofErr w:type="spellStart"/>
-            <w:r>
-              <w:rPr>
-                <w:lang w:val="es-CL"/>
-              </w:rPr>
-              <w:t>limpios</w:t>
-            </w:r>
-            <w:proofErr w:type="spellEnd"/>
+            <w:r>
+              <w:rPr>
+                <w:lang w:val="es-CL"/>
+              </w:rPr>
+              <w:t>Datos limpios</w:t>
+            </w:r>
           </w:p>
         </w:tc>
         <w:tc>
@@ -11297,19 +9935,11 @@
             <w:tcW w:w="2880" w:type="dxa"/>
           </w:tcPr>
           <w:p>
-            <w:proofErr w:type="spellStart"/>
-            <w:r>
-              <w:rPr>
-                <w:lang w:val="es-CL"/>
-              </w:rPr>
-              <w:t>Reporte</w:t>
-            </w:r>
-            <w:proofErr w:type="spellEnd"/>
-            <w:r>
-              <w:rPr>
-                <w:lang w:val="es-CL"/>
-              </w:rPr>
-              <w:t xml:space="preserve"> JSON</w:t>
+            <w:r>
+              <w:rPr>
+                <w:lang w:val="es-CL"/>
+              </w:rPr>
+              <w:t>Reporte JSON</w:t>
             </w:r>
           </w:p>
         </w:tc>
@@ -11364,10 +9994,10 @@
         <w:tblLook w:val="04A0" w:firstRow="1" w:lastRow="0" w:firstColumn="1" w:lastColumn="0" w:noHBand="0" w:noVBand="1"/>
       </w:tblPr>
       <w:tblGrid>
-        <w:gridCol w:w="2715"/>
-        <w:gridCol w:w="2067"/>
-        <w:gridCol w:w="2022"/>
-        <w:gridCol w:w="2016"/>
+        <w:gridCol w:w="2766"/>
+        <w:gridCol w:w="2055"/>
+        <w:gridCol w:w="2003"/>
+        <w:gridCol w:w="1996"/>
       </w:tblGrid>
       <w:tr>
         <w:trPr>
@@ -11396,14 +10026,12 @@
             <w:pPr>
               <w:cnfStyle w:val="100000000000" w:firstRow="1" w:lastRow="0" w:firstColumn="0" w:lastColumn="0" w:oddVBand="0" w:evenVBand="0" w:oddHBand="0" w:evenHBand="0" w:firstRowFirstColumn="0" w:firstRowLastColumn="0" w:lastRowFirstColumn="0" w:lastRowLastColumn="0"/>
             </w:pPr>
-            <w:proofErr w:type="spellStart"/>
             <w:r>
               <w:rPr>
                 <w:lang w:val="es-CL"/>
               </w:rPr>
               <w:t>Escenarios</w:t>
             </w:r>
-            <w:proofErr w:type="spellEnd"/>
           </w:p>
         </w:tc>
         <w:tc>
@@ -12062,8 +10690,6 @@
               </w:rPr>
               <w:t>3</w:t>
             </w:r>
-            <w:bookmarkStart w:id="16" w:name="_GoBack"/>
-            <w:bookmarkEnd w:id="16"/>
           </w:p>
         </w:tc>
         <w:tc>
@@ -12305,75 +10931,53 @@
       <w:pPr>
         <w:pStyle w:val="Listaconvietas"/>
       </w:pPr>
+      <w:r>
+        <w:rPr>
+          <w:lang w:val="es-CL"/>
+        </w:rPr>
+        <w:t xml:space="preserve">Tabla por </w:t>
+      </w:r>
       <w:proofErr w:type="spellStart"/>
       <w:r>
         <w:rPr>
           <w:lang w:val="es-CL"/>
         </w:rPr>
+        <w:t>feature</w:t>
+      </w:r>
+      <w:proofErr w:type="spellEnd"/>
+      <w:r>
+        <w:rPr>
+          <w:lang w:val="es-CL"/>
+        </w:rPr>
+        <w:t xml:space="preserve"> con color </w:t>
+      </w:r>
+      <w:proofErr w:type="spellStart"/>
+      <w:r>
+        <w:rPr>
+          <w:lang w:val="es-CL"/>
+        </w:rPr>
+        <w:t>coding</w:t>
+      </w:r>
+      <w:proofErr w:type="spellEnd"/>
+      <w:r>
+        <w:rPr>
+          <w:lang w:val="es-CL"/>
+        </w:rPr>
+        <w:t xml:space="preserve"> (verde = PASS, rojo = FAIL)</w:t>
+      </w:r>
+    </w:p>
+    <w:p>
+      <w:pPr>
+        <w:pStyle w:val="Listaconvietas"/>
+        <w:rPr>
+          <w:lang w:val="es-ES"/>
+        </w:rPr>
+      </w:pPr>
+      <w:r>
+        <w:rPr>
+          <w:lang w:val="es-CL"/>
+        </w:rPr>
         <w:lastRenderedPageBreak/>
-        <w:t>Tabla</w:t>
-      </w:r>
-      <w:proofErr w:type="spellEnd"/>
-      <w:r>
-        <w:rPr>
-          <w:lang w:val="es-CL"/>
-        </w:rPr>
-        <w:t xml:space="preserve"> </w:t>
-      </w:r>
-      <w:proofErr w:type="spellStart"/>
-      <w:r>
-        <w:rPr>
-          <w:lang w:val="es-CL"/>
-        </w:rPr>
-        <w:t>por</w:t>
-      </w:r>
-      <w:proofErr w:type="spellEnd"/>
-      <w:r>
-        <w:rPr>
-          <w:lang w:val="es-CL"/>
-        </w:rPr>
-        <w:t xml:space="preserve"> feature con color coding (</w:t>
-      </w:r>
-      <w:proofErr w:type="spellStart"/>
-      <w:r>
-        <w:rPr>
-          <w:lang w:val="es-CL"/>
-        </w:rPr>
-        <w:t>verde</w:t>
-      </w:r>
-      <w:proofErr w:type="spellEnd"/>
-      <w:r>
-        <w:rPr>
-          <w:lang w:val="es-CL"/>
-        </w:rPr>
-        <w:t xml:space="preserve"> = PASS, </w:t>
-      </w:r>
-      <w:proofErr w:type="spellStart"/>
-      <w:r>
-        <w:rPr>
-          <w:lang w:val="es-CL"/>
-        </w:rPr>
-        <w:t>rojo</w:t>
-      </w:r>
-      <w:proofErr w:type="spellEnd"/>
-      <w:r>
-        <w:rPr>
-          <w:lang w:val="es-CL"/>
-        </w:rPr>
-        <w:t xml:space="preserve"> = FAIL)</w:t>
-      </w:r>
-    </w:p>
-    <w:p>
-      <w:pPr>
-        <w:pStyle w:val="Listaconvietas"/>
-        <w:rPr>
-          <w:lang w:val="es-ES"/>
-        </w:rPr>
-      </w:pPr>
-      <w:r>
-        <w:rPr>
-          <w:lang w:val="es-CL"/>
-        </w:rPr>
         <w:t xml:space="preserve">TC_004 visible en rojo en </w:t>
       </w:r>
       <w:proofErr w:type="spellStart"/>
@@ -12856,7 +11460,7 @@
       <w:r>
         <w:rPr>
           <w:noProof/>
-          <w:lang w:eastAsia="es-ES" w:val="es-CL"/>
+          <w:lang w:val="es-CL" w:eastAsia="es-ES"/>
         </w:rPr>
         <w:drawing>
           <wp:inline distT="0" distB="0" distL="0" distR="0" wp14:anchorId="2D882DE5" wp14:editId="5C5578F1">
@@ -12902,7 +11506,7 @@
           <w:lang w:val="es-ES"/>
         </w:rPr>
       </w:pPr>
-      <w:bookmarkStart w:id="17" w:name="_Toc234786470"/>
+      <w:bookmarkStart w:id="15" w:name="_Toc234786470"/>
       <w:r>
         <w:rPr>
           <w:lang w:val="es-CL"/>
@@ -12910,451 +11514,465 @@
         <w:lastRenderedPageBreak/>
         <w:t>2. Evaluación de resultados</w:t>
       </w:r>
+      <w:bookmarkEnd w:id="15"/>
+    </w:p>
+    <w:p>
+      <w:proofErr w:type="spellStart"/>
+      <w:r>
+        <w:rPr>
+          <w:lang w:val="es-CL"/>
+        </w:rPr>
+        <w:t>Login</w:t>
+      </w:r>
+      <w:proofErr w:type="spellEnd"/>
+      <w:r>
+        <w:rPr>
+          <w:lang w:val="es-CL"/>
+        </w:rPr>
+        <w:t>: 3/4 PASS — TC_004 intencional.</w:t>
+      </w:r>
+    </w:p>
+    <w:p>
+      <w:r>
+        <w:rPr>
+          <w:lang w:val="es-CL"/>
+        </w:rPr>
+        <w:t>Navegación y Sesión: 4/4 PASS.</w:t>
+      </w:r>
+    </w:p>
+    <w:p>
+      <w:r>
+        <w:rPr>
+          <w:lang w:val="es-CL"/>
+        </w:rPr>
+        <w:t>PIM CRUD: 12/12 PASS — todos los Data-Driven completos.</w:t>
+      </w:r>
+    </w:p>
+    <w:p>
+      <w:r>
+        <w:rPr>
+          <w:lang w:val="es-CL"/>
+        </w:rPr>
+        <w:t>Perfil y Licencias: 6/6 PASS.</w:t>
+      </w:r>
+    </w:p>
+    <w:p>
+      <w:r>
+        <w:rPr>
+          <w:lang w:val="es-CL"/>
+        </w:rPr>
+        <w:t>Aporte al ciclo de vida: detección temprana de regresiones, documentación ejecutable (</w:t>
+      </w:r>
+      <w:proofErr w:type="spellStart"/>
+      <w:r>
+        <w:rPr>
+          <w:lang w:val="es-CL"/>
+        </w:rPr>
+        <w:t>Gherkin</w:t>
+      </w:r>
+      <w:proofErr w:type="spellEnd"/>
+      <w:r>
+        <w:rPr>
+          <w:lang w:val="es-CL"/>
+        </w:rPr>
+        <w:t>), base para CI/CD, cobertura Data-Driven expandible.</w:t>
+      </w:r>
+    </w:p>
+    <w:p>
+      <w:pPr>
+        <w:pStyle w:val="Ttulo2"/>
+        <w:rPr>
+          <w:lang w:val="es-ES"/>
+        </w:rPr>
+      </w:pPr>
+      <w:bookmarkStart w:id="16" w:name="_Toc234786471"/>
+      <w:r>
+        <w:rPr>
+          <w:lang w:val="es-CL"/>
+        </w:rPr>
+        <w:t>3. Oportunidades de mejora (A+B+C)</w:t>
+      </w:r>
+      <w:bookmarkEnd w:id="16"/>
+    </w:p>
+    <w:p>
+      <w:r>
+        <w:rPr>
+          <w:b/>
+          <w:lang w:val="es-CL"/>
+        </w:rPr>
+        <w:t xml:space="preserve">O1: Menú en chino: </w:t>
+      </w:r>
+      <w:r>
+        <w:rPr>
+          <w:lang w:val="es-CL"/>
+        </w:rPr>
+        <w:t xml:space="preserve">A) TC_007-009_Nav fallaban con </w:t>
+      </w:r>
+      <w:proofErr w:type="spellStart"/>
+      <w:r>
+        <w:rPr>
+          <w:lang w:val="es-CL"/>
+        </w:rPr>
+        <w:t>AssertionError</w:t>
+      </w:r>
+      <w:proofErr w:type="spellEnd"/>
+      <w:r>
+        <w:rPr>
+          <w:lang w:val="es-CL"/>
+        </w:rPr>
+        <w:t xml:space="preserve">. B) Servidor cambia </w:t>
+      </w:r>
+      <w:proofErr w:type="spellStart"/>
+      <w:r>
+        <w:rPr>
+          <w:lang w:val="es-CL"/>
+        </w:rPr>
+        <w:t>locale</w:t>
+      </w:r>
+      <w:proofErr w:type="spellEnd"/>
+      <w:r>
+        <w:rPr>
+          <w:lang w:val="es-CL"/>
+        </w:rPr>
+        <w:t xml:space="preserve"> a chino (</w:t>
+      </w:r>
+      <w:proofErr w:type="spellStart"/>
+      <w:r>
+        <w:rPr>
+          <w:lang w:val="es-CL"/>
+        </w:rPr>
+        <w:t>休假</w:t>
+      </w:r>
+      <w:proofErr w:type="spellEnd"/>
+      <w:r>
+        <w:rPr>
+          <w:lang w:val="es-CL"/>
+        </w:rPr>
+        <w:t>, 管理员). C) MENU_TRANSLATIONS + _</w:t>
+      </w:r>
+      <w:proofErr w:type="spellStart"/>
+      <w:r>
+        <w:rPr>
+          <w:lang w:val="es-CL"/>
+        </w:rPr>
+        <w:t>click_</w:t>
+      </w:r>
+      <w:proofErr w:type="gramStart"/>
+      <w:r>
+        <w:rPr>
+          <w:lang w:val="es-CL"/>
+        </w:rPr>
+        <w:t>menu</w:t>
+      </w:r>
+      <w:proofErr w:type="spellEnd"/>
+      <w:r>
+        <w:rPr>
+          <w:lang w:val="es-CL"/>
+        </w:rPr>
+        <w:t>(</w:t>
+      </w:r>
+      <w:proofErr w:type="gramEnd"/>
+      <w:r>
+        <w:rPr>
+          <w:lang w:val="es-CL"/>
+        </w:rPr>
+        <w:t>) con variantes EN/ZH — IMPLEMENTADO.</w:t>
+      </w:r>
+    </w:p>
+    <w:p>
+      <w:pPr>
+        <w:rPr>
+          <w:lang w:val="en-US"/>
+        </w:rPr>
+      </w:pPr>
+      <w:r>
+        <w:rPr>
+          <w:b/>
+          <w:lang w:val="es-CL"/>
+        </w:rPr>
+        <w:t xml:space="preserve">O2: </w:t>
+      </w:r>
+      <w:proofErr w:type="spellStart"/>
+      <w:r>
+        <w:rPr>
+          <w:b/>
+          <w:lang w:val="es-CL"/>
+        </w:rPr>
+        <w:t>Botón</w:t>
+      </w:r>
+      <w:proofErr w:type="spellEnd"/>
+      <w:r>
+        <w:rPr>
+          <w:b/>
+          <w:lang w:val="es-CL"/>
+        </w:rPr>
+        <w:t xml:space="preserve"> Save + Spinner: </w:t>
+      </w:r>
+      <w:r>
+        <w:rPr>
+          <w:lang w:val="es-CL"/>
+        </w:rPr>
+        <w:t xml:space="preserve">A) </w:t>
+      </w:r>
+      <w:proofErr w:type="spellStart"/>
+      <w:r>
+        <w:rPr>
+          <w:lang w:val="es-CL"/>
+        </w:rPr>
+        <w:t>ElementClickInterceptedException</w:t>
+      </w:r>
+      <w:proofErr w:type="spellEnd"/>
+      <w:r>
+        <w:rPr>
+          <w:lang w:val="es-CL"/>
+        </w:rPr>
+        <w:t xml:space="preserve"> </w:t>
+      </w:r>
+      <w:proofErr w:type="spellStart"/>
+      <w:r>
+        <w:rPr>
+          <w:lang w:val="es-CL"/>
+        </w:rPr>
+        <w:t>en</w:t>
+      </w:r>
+      <w:proofErr w:type="spellEnd"/>
+      <w:r>
+        <w:rPr>
+          <w:lang w:val="es-CL"/>
+        </w:rPr>
+        <w:t xml:space="preserve"> Save. B) Spinner OX tapa </w:t>
+      </w:r>
+      <w:proofErr w:type="spellStart"/>
+      <w:r>
+        <w:rPr>
+          <w:lang w:val="es-CL"/>
+        </w:rPr>
+        <w:t>botón</w:t>
+      </w:r>
+      <w:proofErr w:type="spellEnd"/>
+      <w:r>
+        <w:rPr>
+          <w:lang w:val="es-CL"/>
+        </w:rPr>
+        <w:t xml:space="preserve"> submit. C) _</w:t>
+      </w:r>
+      <w:proofErr w:type="spellStart"/>
+      <w:r>
+        <w:rPr>
+          <w:lang w:val="es-CL"/>
+        </w:rPr>
+        <w:t>wait_spinner_</w:t>
+      </w:r>
+      <w:proofErr w:type="gramStart"/>
+      <w:r>
+        <w:rPr>
+          <w:lang w:val="es-CL"/>
+        </w:rPr>
+        <w:t>done</w:t>
+      </w:r>
+      <w:proofErr w:type="spellEnd"/>
+      <w:r>
+        <w:rPr>
+          <w:lang w:val="es-CL"/>
+        </w:rPr>
+        <w:t>(</w:t>
+      </w:r>
+      <w:proofErr w:type="gramEnd"/>
+      <w:r>
+        <w:rPr>
+          <w:lang w:val="es-CL"/>
+        </w:rPr>
+        <w:t>) + JS click fallback — IMPLEMENTADO.</w:t>
+      </w:r>
+    </w:p>
+    <w:p>
+      <w:r>
+        <w:rPr>
+          <w:b/>
+          <w:lang w:val="es-CL"/>
+        </w:rPr>
+        <w:t xml:space="preserve">O3: Validación título: </w:t>
+      </w:r>
+      <w:r>
+        <w:rPr>
+          <w:lang w:val="es-CL"/>
+        </w:rPr>
+        <w:t xml:space="preserve">A) TC_004 falla: título esperado vs real. B) </w:t>
+      </w:r>
+      <w:proofErr w:type="gramStart"/>
+      <w:r>
+        <w:rPr>
+          <w:lang w:val="es-CL"/>
+        </w:rPr>
+        <w:t>driver.title</w:t>
+      </w:r>
+      <w:proofErr w:type="gramEnd"/>
+      <w:r>
+        <w:rPr>
+          <w:lang w:val="es-CL"/>
+        </w:rPr>
+        <w:t xml:space="preserve"> = "OrangeHRM", sin versión. C) Validación por URL </w:t>
+      </w:r>
+      <w:proofErr w:type="spellStart"/>
+      <w:r>
+        <w:rPr>
+          <w:lang w:val="es-CL"/>
+        </w:rPr>
+        <w:t>url_contains</w:t>
+      </w:r>
+      <w:proofErr w:type="spellEnd"/>
+      <w:r>
+        <w:rPr>
+          <w:lang w:val="es-CL"/>
+        </w:rPr>
+        <w:t>("</w:t>
+      </w:r>
+      <w:proofErr w:type="spellStart"/>
+      <w:r>
+        <w:rPr>
+          <w:lang w:val="es-CL"/>
+        </w:rPr>
+        <w:t>dashboard</w:t>
+      </w:r>
+      <w:proofErr w:type="spellEnd"/>
+      <w:r>
+        <w:rPr>
+          <w:lang w:val="es-CL"/>
+        </w:rPr>
+        <w:t>") — IMPLEMENTADO.</w:t>
+      </w:r>
+    </w:p>
+    <w:p>
+      <w:r>
+        <w:rPr>
+          <w:b/>
+          <w:lang w:val="es-CL"/>
+        </w:rPr>
+        <w:t xml:space="preserve">O4: Tiempo ejecución: </w:t>
+      </w:r>
+      <w:r>
+        <w:rPr>
+          <w:lang w:val="es-CL"/>
+        </w:rPr>
+        <w:t xml:space="preserve">A) Suite completa ~7 min, PIM ~40s c/u. B) Cada escenario abre nuevo Chrome. C) </w:t>
+      </w:r>
+      <w:proofErr w:type="spellStart"/>
+      <w:r>
+        <w:rPr>
+          <w:lang w:val="es-CL"/>
+        </w:rPr>
+        <w:t>behave</w:t>
+      </w:r>
+      <w:proofErr w:type="spellEnd"/>
+      <w:r>
+        <w:rPr>
+          <w:lang w:val="es-CL"/>
+        </w:rPr>
+        <w:t xml:space="preserve"> -j 4 para </w:t>
+      </w:r>
+      <w:proofErr w:type="spellStart"/>
+      <w:r>
+        <w:rPr>
+          <w:lang w:val="es-CL"/>
+        </w:rPr>
+        <w:t>paralelización</w:t>
+      </w:r>
+      <w:proofErr w:type="spellEnd"/>
+      <w:r>
+        <w:rPr>
+          <w:lang w:val="es-CL"/>
+        </w:rPr>
+        <w:t xml:space="preserve"> — PROPUESTA.</w:t>
+      </w:r>
+    </w:p>
+    <w:p>
+      <w:r>
+        <w:rPr>
+          <w:b/>
+          <w:lang w:val="es-CL"/>
+        </w:rPr>
+        <w:t xml:space="preserve">O5: Excel no </w:t>
+      </w:r>
+      <w:proofErr w:type="spellStart"/>
+      <w:r>
+        <w:rPr>
+          <w:b/>
+          <w:lang w:val="es-CL"/>
+        </w:rPr>
+        <w:t>versionables</w:t>
+      </w:r>
+      <w:proofErr w:type="spellEnd"/>
+      <w:r>
+        <w:rPr>
+          <w:b/>
+          <w:lang w:val="es-CL"/>
+        </w:rPr>
+        <w:t xml:space="preserve">: </w:t>
+      </w:r>
+      <w:r>
+        <w:rPr>
+          <w:lang w:val="es-CL"/>
+        </w:rPr>
+        <w:t>A) 6 .</w:t>
+      </w:r>
+      <w:proofErr w:type="spellStart"/>
+      <w:r>
+        <w:rPr>
+          <w:lang w:val="es-CL"/>
+        </w:rPr>
+        <w:t>xlsx</w:t>
+      </w:r>
+      <w:proofErr w:type="spellEnd"/>
+      <w:r>
+        <w:rPr>
+          <w:lang w:val="es-CL"/>
+        </w:rPr>
+        <w:t xml:space="preserve"> sin control de cambios. B) Binarios, </w:t>
+      </w:r>
+      <w:proofErr w:type="spellStart"/>
+      <w:r>
+        <w:rPr>
+          <w:lang w:val="es-CL"/>
+        </w:rPr>
+        <w:t>git</w:t>
+      </w:r>
+      <w:proofErr w:type="spellEnd"/>
+      <w:r>
+        <w:rPr>
+          <w:lang w:val="es-CL"/>
+        </w:rPr>
+        <w:t xml:space="preserve"> </w:t>
+      </w:r>
+      <w:proofErr w:type="spellStart"/>
+      <w:r>
+        <w:rPr>
+          <w:lang w:val="es-CL"/>
+        </w:rPr>
+        <w:t>diff</w:t>
+      </w:r>
+      <w:proofErr w:type="spellEnd"/>
+      <w:r>
+        <w:rPr>
+          <w:lang w:val="es-CL"/>
+        </w:rPr>
+        <w:t xml:space="preserve"> no funciona. C) Regenerar con generar_excel.py — PROPUESTA.</w:t>
+      </w:r>
+    </w:p>
+    <w:p>
+      <w:pPr>
+        <w:pStyle w:val="Ttulo2"/>
+        <w:rPr>
+          <w:lang w:val="es-ES"/>
+        </w:rPr>
+      </w:pPr>
+      <w:bookmarkStart w:id="17" w:name="_Toc234786472"/>
+      <w:r>
+        <w:rPr>
+          <w:lang w:val="es-CL"/>
+        </w:rPr>
+        <w:t>4. Métricas de calidad y rendimiento</w:t>
+      </w:r>
       <w:bookmarkEnd w:id="17"/>
-    </w:p>
-    <w:p>
-      <w:proofErr w:type="spellStart"/>
-      <w:r>
-        <w:rPr>
-          <w:lang w:val="es-CL"/>
-        </w:rPr>
-        <w:t>Login</w:t>
-      </w:r>
-      <w:proofErr w:type="spellEnd"/>
-      <w:r>
-        <w:rPr>
-          <w:lang w:val="es-CL"/>
-        </w:rPr>
-        <w:t>: 3/4 PASS — TC_004 intencional.</w:t>
-      </w:r>
-    </w:p>
-    <w:p>
-      <w:r>
-        <w:rPr>
-          <w:lang w:val="es-CL"/>
-        </w:rPr>
-        <w:t>Navegación y Sesión: 4/4 PASS.</w:t>
-      </w:r>
-    </w:p>
-    <w:p>
-      <w:r>
-        <w:rPr>
-          <w:lang w:val="es-CL"/>
-        </w:rPr>
-        <w:t>PIM CRUD: 12/12 PASS — todos los Data-Driven completos.</w:t>
-      </w:r>
-    </w:p>
-    <w:p>
-      <w:r>
-        <w:rPr>
-          <w:lang w:val="es-CL"/>
-        </w:rPr>
-        <w:t>Perfil y Licencias: 6/6 PASS.</w:t>
-      </w:r>
-    </w:p>
-    <w:p>
-      <w:r>
-        <w:rPr>
-          <w:lang w:val="es-CL"/>
-        </w:rPr>
-        <w:t>Aporte al ciclo de vida: detección temprana de regresiones, documentación ejecutable (</w:t>
-      </w:r>
-      <w:proofErr w:type="spellStart"/>
-      <w:r>
-        <w:rPr>
-          <w:lang w:val="es-CL"/>
-        </w:rPr>
-        <w:t>Gherkin</w:t>
-      </w:r>
-      <w:proofErr w:type="spellEnd"/>
-      <w:r>
-        <w:rPr>
-          <w:lang w:val="es-CL"/>
-        </w:rPr>
-        <w:t>), base para CI/CD, cobertura Data-Driven expandible.</w:t>
-      </w:r>
-    </w:p>
-    <w:p>
-      <w:pPr>
-        <w:pStyle w:val="Ttulo2"/>
-        <w:rPr>
-          <w:lang w:val="es-ES"/>
-        </w:rPr>
-      </w:pPr>
-      <w:bookmarkStart w:id="18" w:name="_Toc234786471"/>
-      <w:r>
-        <w:rPr>
-          <w:lang w:val="es-CL"/>
-        </w:rPr>
-        <w:t>3. Oportunidades de mejora (A+B+C)</w:t>
-      </w:r>
-      <w:bookmarkEnd w:id="18"/>
-    </w:p>
-    <w:p>
-      <w:r>
-        <w:rPr>
-          <w:b/>
-          <w:lang w:val="es-CL"/>
-        </w:rPr>
-        <w:t xml:space="preserve">O1: Menú en chino: </w:t>
-      </w:r>
-      <w:r>
-        <w:rPr>
-          <w:lang w:val="es-CL"/>
-        </w:rPr>
-        <w:t xml:space="preserve">A) TC_007-009_Nav fallaban con </w:t>
-      </w:r>
-      <w:proofErr w:type="spellStart"/>
-      <w:r>
-        <w:rPr>
-          <w:lang w:val="es-CL"/>
-        </w:rPr>
-        <w:t>AssertionError</w:t>
-      </w:r>
-      <w:proofErr w:type="spellEnd"/>
-      <w:r>
-        <w:rPr>
-          <w:lang w:val="es-CL"/>
-        </w:rPr>
-        <w:t xml:space="preserve">. B) Servidor cambia </w:t>
-      </w:r>
-      <w:proofErr w:type="spellStart"/>
-      <w:r>
-        <w:rPr>
-          <w:lang w:val="es-CL"/>
-        </w:rPr>
-        <w:t>locale</w:t>
-      </w:r>
-      <w:proofErr w:type="spellEnd"/>
-      <w:r>
-        <w:rPr>
-          <w:lang w:val="es-CL"/>
-        </w:rPr>
-        <w:t xml:space="preserve"> a chino (休假, 管理员). C) MENU_TRANSLATIONS + _</w:t>
-      </w:r>
-      <w:proofErr w:type="spellStart"/>
-      <w:r>
-        <w:rPr>
-          <w:lang w:val="es-CL"/>
-        </w:rPr>
-        <w:t>click_</w:t>
-      </w:r>
-      <w:proofErr w:type="gramStart"/>
-      <w:r>
-        <w:rPr>
-          <w:lang w:val="es-CL"/>
-        </w:rPr>
-        <w:t>menu</w:t>
-      </w:r>
-      <w:proofErr w:type="spellEnd"/>
-      <w:r>
-        <w:rPr>
-          <w:lang w:val="es-CL"/>
-        </w:rPr>
-        <w:t>(</w:t>
-      </w:r>
-      <w:proofErr w:type="gramEnd"/>
-      <w:r>
-        <w:rPr>
-          <w:lang w:val="es-CL"/>
-        </w:rPr>
-        <w:t>) con variantes EN/ZH — IMPLEMENTADO.</w:t>
-      </w:r>
-    </w:p>
-    <w:p>
-      <w:pPr>
-        <w:rPr>
-          <w:lang w:val="en-US"/>
-        </w:rPr>
-      </w:pPr>
-      <w:r>
-        <w:rPr>
-          <w:b/>
-          <w:lang w:val="es-CL"/>
-        </w:rPr>
-        <w:t xml:space="preserve">O2: </w:t>
-      </w:r>
-      <w:proofErr w:type="spellStart"/>
-      <w:r>
-        <w:rPr>
-          <w:b/>
-          <w:lang w:val="es-CL"/>
-        </w:rPr>
-        <w:t>Botón</w:t>
-      </w:r>
-      <w:proofErr w:type="spellEnd"/>
-      <w:r>
-        <w:rPr>
-          <w:b/>
-          <w:lang w:val="es-CL"/>
-        </w:rPr>
-        <w:t xml:space="preserve"> Save + Spinner: </w:t>
-      </w:r>
-      <w:r>
-        <w:rPr>
-          <w:lang w:val="es-CL"/>
-        </w:rPr>
-        <w:t xml:space="preserve">A) </w:t>
-      </w:r>
-      <w:proofErr w:type="spellStart"/>
-      <w:r>
-        <w:rPr>
-          <w:lang w:val="es-CL"/>
-        </w:rPr>
-        <w:t>ElementClickInterceptedException</w:t>
-      </w:r>
-      <w:proofErr w:type="spellEnd"/>
-      <w:r>
-        <w:rPr>
-          <w:lang w:val="es-CL"/>
-        </w:rPr>
-        <w:t xml:space="preserve"> </w:t>
-      </w:r>
-      <w:proofErr w:type="spellStart"/>
-      <w:r>
-        <w:rPr>
-          <w:lang w:val="es-CL"/>
-        </w:rPr>
-        <w:t>en</w:t>
-      </w:r>
-      <w:proofErr w:type="spellEnd"/>
-      <w:r>
-        <w:rPr>
-          <w:lang w:val="es-CL"/>
-        </w:rPr>
-        <w:t xml:space="preserve"> Save. B) Spinner OX tapa </w:t>
-      </w:r>
-      <w:proofErr w:type="spellStart"/>
-      <w:r>
-        <w:rPr>
-          <w:lang w:val="es-CL"/>
-        </w:rPr>
-        <w:t>botón</w:t>
-      </w:r>
-      <w:proofErr w:type="spellEnd"/>
-      <w:r>
-        <w:rPr>
-          <w:lang w:val="es-CL"/>
-        </w:rPr>
-        <w:t xml:space="preserve"> submit. C) _</w:t>
-      </w:r>
-      <w:proofErr w:type="spellStart"/>
-      <w:r>
-        <w:rPr>
-          <w:lang w:val="es-CL"/>
-        </w:rPr>
-        <w:t>wait_spinner_</w:t>
-      </w:r>
-      <w:proofErr w:type="gramStart"/>
-      <w:r>
-        <w:rPr>
-          <w:lang w:val="es-CL"/>
-        </w:rPr>
-        <w:t>done</w:t>
-      </w:r>
-      <w:proofErr w:type="spellEnd"/>
-      <w:r>
-        <w:rPr>
-          <w:lang w:val="es-CL"/>
-        </w:rPr>
-        <w:t>(</w:t>
-      </w:r>
-      <w:proofErr w:type="gramEnd"/>
-      <w:r>
-        <w:rPr>
-          <w:lang w:val="es-CL"/>
-        </w:rPr>
-        <w:t>) + JS click fallback — IMPLEMENTADO.</w:t>
-      </w:r>
-    </w:p>
-    <w:p>
-      <w:r>
-        <w:rPr>
-          <w:b/>
-          <w:lang w:val="es-CL"/>
-        </w:rPr>
-        <w:t xml:space="preserve">O3: Validación título: </w:t>
-      </w:r>
-      <w:r>
-        <w:rPr>
-          <w:lang w:val="es-CL"/>
-        </w:rPr>
-        <w:t xml:space="preserve">A) TC_004 falla: título esperado vs real. B) </w:t>
-      </w:r>
-      <w:proofErr w:type="gramStart"/>
-      <w:r>
-        <w:rPr>
-          <w:lang w:val="es-CL"/>
-        </w:rPr>
-        <w:t>driver.title</w:t>
-      </w:r>
-      <w:proofErr w:type="gramEnd"/>
-      <w:r>
-        <w:rPr>
-          <w:lang w:val="es-CL"/>
-        </w:rPr>
-        <w:t xml:space="preserve"> = "OrangeHRM", sin versión. C) Validación por URL </w:t>
-      </w:r>
-      <w:proofErr w:type="spellStart"/>
-      <w:r>
-        <w:rPr>
-          <w:lang w:val="es-CL"/>
-        </w:rPr>
-        <w:t>url_contains</w:t>
-      </w:r>
-      <w:proofErr w:type="spellEnd"/>
-      <w:r>
-        <w:rPr>
-          <w:lang w:val="es-CL"/>
-        </w:rPr>
-        <w:t>("</w:t>
-      </w:r>
-      <w:proofErr w:type="spellStart"/>
-      <w:r>
-        <w:rPr>
-          <w:lang w:val="es-CL"/>
-        </w:rPr>
-        <w:t>dashboard</w:t>
-      </w:r>
-      <w:proofErr w:type="spellEnd"/>
-      <w:r>
-        <w:rPr>
-          <w:lang w:val="es-CL"/>
-        </w:rPr>
-        <w:t>") — IMPLEMENTADO.</w:t>
-      </w:r>
-    </w:p>
-    <w:p>
-      <w:r>
-        <w:rPr>
-          <w:b/>
-          <w:lang w:val="es-CL"/>
-        </w:rPr>
-        <w:t xml:space="preserve">O4: Tiempo ejecución: </w:t>
-      </w:r>
-      <w:r>
-        <w:rPr>
-          <w:lang w:val="es-CL"/>
-        </w:rPr>
-        <w:t xml:space="preserve">A) Suite completa ~7 min, PIM ~40s c/u. B) Cada escenario abre nuevo Chrome. C) </w:t>
-      </w:r>
-      <w:proofErr w:type="spellStart"/>
-      <w:r>
-        <w:rPr>
-          <w:lang w:val="es-CL"/>
-        </w:rPr>
-        <w:t>behave</w:t>
-      </w:r>
-      <w:proofErr w:type="spellEnd"/>
-      <w:r>
-        <w:rPr>
-          <w:lang w:val="es-CL"/>
-        </w:rPr>
-        <w:t xml:space="preserve"> -j 4 para </w:t>
-      </w:r>
-      <w:proofErr w:type="spellStart"/>
-      <w:r>
-        <w:rPr>
-          <w:lang w:val="es-CL"/>
-        </w:rPr>
-        <w:t>paralelización</w:t>
-      </w:r>
-      <w:proofErr w:type="spellEnd"/>
-      <w:r>
-        <w:rPr>
-          <w:lang w:val="es-CL"/>
-        </w:rPr>
-        <w:t xml:space="preserve"> — PROPUESTA.</w:t>
-      </w:r>
-    </w:p>
-    <w:p>
-      <w:r>
-        <w:rPr>
-          <w:b/>
-          <w:lang w:val="es-CL"/>
-        </w:rPr>
-        <w:t xml:space="preserve">O5: Excel no </w:t>
-      </w:r>
-      <w:proofErr w:type="spellStart"/>
-      <w:r>
-        <w:rPr>
-          <w:b/>
-          <w:lang w:val="es-CL"/>
-        </w:rPr>
-        <w:t>versionables</w:t>
-      </w:r>
-      <w:proofErr w:type="spellEnd"/>
-      <w:r>
-        <w:rPr>
-          <w:b/>
-          <w:lang w:val="es-CL"/>
-        </w:rPr>
-        <w:t xml:space="preserve">: </w:t>
-      </w:r>
-      <w:r>
-        <w:rPr>
-          <w:lang w:val="es-CL"/>
-        </w:rPr>
-        <w:t>A) 6 .</w:t>
-      </w:r>
-      <w:proofErr w:type="spellStart"/>
-      <w:r>
-        <w:rPr>
-          <w:lang w:val="es-CL"/>
-        </w:rPr>
-        <w:t>xlsx</w:t>
-      </w:r>
-      <w:proofErr w:type="spellEnd"/>
-      <w:r>
-        <w:rPr>
-          <w:lang w:val="es-CL"/>
-        </w:rPr>
-        <w:t xml:space="preserve"> sin control de cambios. B) Binarios, </w:t>
-      </w:r>
-      <w:proofErr w:type="spellStart"/>
-      <w:r>
-        <w:rPr>
-          <w:lang w:val="es-CL"/>
-        </w:rPr>
-        <w:t>git</w:t>
-      </w:r>
-      <w:proofErr w:type="spellEnd"/>
-      <w:r>
-        <w:rPr>
-          <w:lang w:val="es-CL"/>
-        </w:rPr>
-        <w:t xml:space="preserve"> </w:t>
-      </w:r>
-      <w:proofErr w:type="spellStart"/>
-      <w:r>
-        <w:rPr>
-          <w:lang w:val="es-CL"/>
-        </w:rPr>
-        <w:t>diff</w:t>
-      </w:r>
-      <w:proofErr w:type="spellEnd"/>
-      <w:r>
-        <w:rPr>
-          <w:lang w:val="es-CL"/>
-        </w:rPr>
-        <w:t xml:space="preserve"> no funciona. C) Regenerar con generar_excel.py — PROPUESTA.</w:t>
-      </w:r>
-    </w:p>
-    <w:p>
-      <w:pPr>
-        <w:pStyle w:val="Ttulo2"/>
-        <w:rPr>
-          <w:lang w:val="es-ES"/>
-        </w:rPr>
-      </w:pPr>
-      <w:bookmarkStart w:id="19" w:name="_Toc234786472"/>
-      <w:r>
-        <w:rPr>
-          <w:lang w:val="es-CL"/>
-        </w:rPr>
-        <w:t>4. Métricas de calidad y rendimiento</w:t>
-      </w:r>
-      <w:bookmarkEnd w:id="19"/>
     </w:p>
     <w:p>
       <w:r>
@@ -13404,14 +12022,12 @@
             <w:pPr>
               <w:cnfStyle w:val="100000000000" w:firstRow="1" w:lastRow="0" w:firstColumn="0" w:lastColumn="0" w:oddVBand="0" w:evenVBand="0" w:oddHBand="0" w:evenHBand="0" w:firstRowFirstColumn="0" w:firstRowLastColumn="0" w:lastRowFirstColumn="0" w:lastRowLastColumn="0"/>
             </w:pPr>
-            <w:proofErr w:type="spellStart"/>
             <w:r>
               <w:rPr>
                 <w:lang w:val="es-CL"/>
               </w:rPr>
               <w:t>Fórmula</w:t>
             </w:r>
-            <w:proofErr w:type="spellEnd"/>
           </w:p>
         </w:tc>
         <w:tc>
@@ -13422,14 +12038,12 @@
             <w:pPr>
               <w:cnfStyle w:val="100000000000" w:firstRow="1" w:lastRow="0" w:firstColumn="0" w:lastColumn="0" w:oddVBand="0" w:evenVBand="0" w:oddHBand="0" w:evenHBand="0" w:firstRowFirstColumn="0" w:firstRowLastColumn="0" w:lastRowFirstColumn="0" w:lastRowLastColumn="0"/>
             </w:pPr>
-            <w:proofErr w:type="spellStart"/>
             <w:r>
               <w:rPr>
                 <w:lang w:val="es-CL"/>
               </w:rPr>
               <w:t>Resultado</w:t>
             </w:r>
-            <w:proofErr w:type="spellEnd"/>
           </w:p>
         </w:tc>
         <w:tc>
@@ -13464,16 +12078,8 @@
               <w:rPr>
                 <w:lang w:val="es-CL"/>
               </w:rPr>
-              <w:t xml:space="preserve">% </w:t>
-            </w:r>
-            <w:proofErr w:type="spellStart"/>
-            <w:r>
-              <w:rPr>
-                <w:lang w:val="es-CL"/>
-              </w:rPr>
-              <w:t>Automatizable</w:t>
-            </w:r>
-            <w:proofErr w:type="spellEnd"/>
+              <w:t>% Automatizable</w:t>
+            </w:r>
           </w:p>
         </w:tc>
         <w:tc>
@@ -13536,19 +12142,11 @@
             <w:tcW w:w="2160" w:type="dxa"/>
           </w:tcPr>
           <w:p>
-            <w:proofErr w:type="spellStart"/>
-            <w:r>
-              <w:rPr>
-                <w:lang w:val="es-CL"/>
-              </w:rPr>
-              <w:t>Progreso</w:t>
-            </w:r>
-            <w:proofErr w:type="spellEnd"/>
-            <w:r>
-              <w:rPr>
-                <w:lang w:val="es-CL"/>
-              </w:rPr>
-              <w:t xml:space="preserve"> </w:t>
+            <w:r>
+              <w:rPr>
+                <w:lang w:val="es-CL"/>
+              </w:rPr>
+              <w:t xml:space="preserve">Progreso </w:t>
             </w:r>
             <w:proofErr w:type="spellStart"/>
             <w:r>
@@ -13640,14 +12238,30 @@
               <w:rPr>
                 <w:lang w:val="es-CL"/>
               </w:rPr>
-              <w:t xml:space="preserve">. </w:t>
+              <w:t>. Diseño</w:t>
+            </w:r>
+          </w:p>
+        </w:tc>
+        <w:tc>
+          <w:tcPr>
+            <w:tcW w:w="2160" w:type="dxa"/>
+          </w:tcPr>
+          <w:p>
+            <w:pPr>
+              <w:cnfStyle w:val="000000100000" w:firstRow="0" w:lastRow="0" w:firstColumn="0" w:lastColumn="0" w:oddVBand="0" w:evenVBand="0" w:oddHBand="1" w:evenHBand="0" w:firstRowFirstColumn="0" w:firstRowLastColumn="0" w:lastRowFirstColumn="0" w:lastRowLastColumn="0"/>
+            </w:pPr>
+            <w:r>
+              <w:rPr>
+                <w:lang w:val="es-CL"/>
+              </w:rPr>
+              <w:t xml:space="preserve">29 / 4 </w:t>
             </w:r>
             <w:proofErr w:type="spellStart"/>
             <w:r>
               <w:rPr>
                 <w:lang w:val="es-CL"/>
               </w:rPr>
-              <w:t>Diseño</w:t>
+              <w:t>hrs</w:t>
             </w:r>
             <w:proofErr w:type="spellEnd"/>
           </w:p>
@@ -13664,16 +12278,8 @@
               <w:rPr>
                 <w:lang w:val="es-CL"/>
               </w:rPr>
-              <w:t xml:space="preserve">29 / 4 </w:t>
-            </w:r>
-            <w:proofErr w:type="spellStart"/>
-            <w:r>
-              <w:rPr>
-                <w:lang w:val="es-CL"/>
-              </w:rPr>
-              <w:t>hrs</w:t>
-            </w:r>
-            <w:proofErr w:type="spellEnd"/>
+              <w:t>7.25 esc/h</w:t>
+            </w:r>
           </w:p>
         </w:tc>
         <w:tc>
@@ -13688,40 +12294,8 @@
               <w:rPr>
                 <w:lang w:val="es-CL"/>
               </w:rPr>
-              <w:t>7.25 esc/h</w:t>
-            </w:r>
-          </w:p>
-        </w:tc>
-        <w:tc>
-          <w:tcPr>
-            <w:tcW w:w="2160" w:type="dxa"/>
-          </w:tcPr>
-          <w:p>
-            <w:pPr>
-              <w:cnfStyle w:val="000000100000" w:firstRow="0" w:lastRow="0" w:firstColumn="0" w:lastColumn="0" w:oddVBand="0" w:evenVBand="0" w:oddHBand="1" w:evenHBand="0" w:firstRowFirstColumn="0" w:firstRowLastColumn="0" w:lastRowFirstColumn="0" w:lastRowLastColumn="0"/>
-            </w:pPr>
-            <w:proofErr w:type="spellStart"/>
-            <w:r>
-              <w:rPr>
-                <w:lang w:val="es-CL"/>
-              </w:rPr>
-              <w:t>Tiempo</w:t>
-            </w:r>
-            <w:proofErr w:type="spellEnd"/>
-            <w:r>
-              <w:rPr>
-                <w:lang w:val="es-CL"/>
-              </w:rPr>
-              <w:t xml:space="preserve"> </w:t>
-            </w:r>
-            <w:proofErr w:type="spellStart"/>
-            <w:r>
-              <w:rPr>
-                <w:lang w:val="es-CL"/>
-              </w:rPr>
-              <w:t>asignado</w:t>
-            </w:r>
-            <w:proofErr w:type="spellEnd"/>
+              <w:t>Tiempo asignado</w:t>
+            </w:r>
           </w:p>
         </w:tc>
       </w:tr>
@@ -13814,28 +12388,12 @@
             <w:tcW w:w="2160" w:type="dxa"/>
           </w:tcPr>
           <w:p>
-            <w:proofErr w:type="spellStart"/>
-            <w:r>
-              <w:rPr>
-                <w:lang w:val="es-CL"/>
-              </w:rPr>
-              <w:t>Tasa</w:t>
-            </w:r>
-            <w:proofErr w:type="spellEnd"/>
-            <w:r>
-              <w:rPr>
-                <w:lang w:val="es-CL"/>
-              </w:rPr>
-              <w:t xml:space="preserve"> de </w:t>
-            </w:r>
-            <w:proofErr w:type="spellStart"/>
-            <w:r>
-              <w:rPr>
-                <w:lang w:val="es-CL"/>
-              </w:rPr>
-              <w:t>Fallos</w:t>
-            </w:r>
-            <w:proofErr w:type="spellEnd"/>
+            <w:r>
+              <w:rPr>
+                <w:lang w:val="es-CL"/>
+              </w:rPr>
+              <w:t>Tasa de Fallos</w:t>
+            </w:r>
           </w:p>
         </w:tc>
         <w:tc>
@@ -13936,14 +12494,12 @@
             <w:pPr>
               <w:cnfStyle w:val="100000000000" w:firstRow="1" w:lastRow="0" w:firstColumn="0" w:lastColumn="0" w:oddVBand="0" w:evenVBand="0" w:oddHBand="0" w:evenHBand="0" w:firstRowFirstColumn="0" w:firstRowLastColumn="0" w:lastRowFirstColumn="0" w:lastRowLastColumn="0"/>
             </w:pPr>
-            <w:proofErr w:type="spellStart"/>
             <w:r>
               <w:rPr>
                 <w:lang w:val="es-CL"/>
               </w:rPr>
               <w:t>Resultado</w:t>
             </w:r>
-            <w:proofErr w:type="spellEnd"/>
           </w:p>
         </w:tc>
         <w:tc>
@@ -13974,35 +12530,21 @@
             <w:tcW w:w="2880" w:type="dxa"/>
           </w:tcPr>
           <w:p>
+            <w:r>
+              <w:rPr>
+                <w:lang w:val="es-CL"/>
+              </w:rPr>
+              <w:lastRenderedPageBreak/>
+              <w:t>Tiempo promedio/</w:t>
+            </w:r>
             <w:proofErr w:type="spellStart"/>
             <w:r>
               <w:rPr>
                 <w:lang w:val="es-CL"/>
               </w:rPr>
-              <w:lastRenderedPageBreak/>
-              <w:t>Tiempo</w:t>
+              <w:t>esc</w:t>
             </w:r>
             <w:proofErr w:type="spellEnd"/>
-            <w:r>
-              <w:rPr>
-                <w:lang w:val="es-CL"/>
-              </w:rPr>
-              <w:t xml:space="preserve"> </w:t>
-            </w:r>
-            <w:proofErr w:type="spellStart"/>
-            <w:r>
-              <w:rPr>
-                <w:lang w:val="es-CL"/>
-              </w:rPr>
-              <w:t>promedio</w:t>
-            </w:r>
-            <w:proofErr w:type="spellEnd"/>
-            <w:r>
-              <w:rPr>
-                <w:lang w:val="es-CL"/>
-              </w:rPr>
-              <w:t>/esc</w:t>
-            </w:r>
           </w:p>
         </w:tc>
         <w:tc>
@@ -14059,34 +12601,20 @@
             <w:tcW w:w="2880" w:type="dxa"/>
           </w:tcPr>
           <w:p>
-            <w:r>
-              <w:rPr>
-                <w:lang w:val="es-CL"/>
-              </w:rPr>
-              <w:t xml:space="preserve">Feature </w:t>
-            </w:r>
             <w:proofErr w:type="spellStart"/>
             <w:r>
               <w:rPr>
                 <w:lang w:val="es-CL"/>
               </w:rPr>
-              <w:t>más</w:t>
+              <w:t>Feature</w:t>
             </w:r>
             <w:proofErr w:type="spellEnd"/>
             <w:r>
               <w:rPr>
                 <w:lang w:val="es-CL"/>
               </w:rPr>
-              <w:t xml:space="preserve"> </w:t>
-            </w:r>
-            <w:proofErr w:type="spellStart"/>
-            <w:r>
-              <w:rPr>
-                <w:lang w:val="es-CL"/>
-              </w:rPr>
-              <w:t>lenta</w:t>
-            </w:r>
-            <w:proofErr w:type="spellEnd"/>
+              <w:t xml:space="preserve"> más lenta</w:t>
+            </w:r>
           </w:p>
         </w:tc>
         <w:tc>
@@ -14187,19 +12715,11 @@
             <w:tcW w:w="2880" w:type="dxa"/>
           </w:tcPr>
           <w:p>
-            <w:proofErr w:type="spellStart"/>
-            <w:r>
-              <w:rPr>
-                <w:lang w:val="es-CL"/>
-              </w:rPr>
-              <w:t>Cobertura</w:t>
-            </w:r>
-            <w:proofErr w:type="spellEnd"/>
-            <w:r>
-              <w:rPr>
-                <w:lang w:val="es-CL"/>
-              </w:rPr>
-              <w:t xml:space="preserve"> DD</w:t>
+            <w:r>
+              <w:rPr>
+                <w:lang w:val="es-CL"/>
+              </w:rPr>
+              <w:t>Cobertura DD</w:t>
             </w:r>
           </w:p>
         </w:tc>
@@ -14293,36 +12813,14 @@
       <w:pPr>
         <w:pStyle w:val="Ttulo2"/>
       </w:pPr>
-      <w:bookmarkStart w:id="20" w:name="_Toc234786473"/>
-      <w:r>
-        <w:rPr>
-          <w:lang w:val="es-CL"/>
-        </w:rPr>
-        <w:t xml:space="preserve">5. </w:t>
-      </w:r>
-      <w:proofErr w:type="spellStart"/>
-      <w:r>
-        <w:rPr>
-          <w:lang w:val="es-CL"/>
-        </w:rPr>
-        <w:t>Propuestas</w:t>
-      </w:r>
-      <w:proofErr w:type="spellEnd"/>
-      <w:r>
-        <w:rPr>
-          <w:lang w:val="es-CL"/>
-        </w:rPr>
-        <w:t xml:space="preserve"> de </w:t>
-      </w:r>
-      <w:proofErr w:type="spellStart"/>
-      <w:r>
-        <w:rPr>
-          <w:lang w:val="es-CL"/>
-        </w:rPr>
-        <w:t>mejora</w:t>
-      </w:r>
-      <w:bookmarkEnd w:id="20"/>
-      <w:proofErr w:type="spellEnd"/>
+      <w:bookmarkStart w:id="18" w:name="_Toc234786473"/>
+      <w:r>
+        <w:rPr>
+          <w:lang w:val="es-CL"/>
+        </w:rPr>
+        <w:t>5. Propuestas de mejora</w:t>
+      </w:r>
+      <w:bookmarkEnd w:id="18"/>
     </w:p>
     <w:p>
       <w:r>
@@ -14712,7 +13210,21 @@
         <w:rPr>
           <w:lang w:val="es-CL"/>
         </w:rPr>
-        <w:t>/ con ejecución automática en push.</w:t>
+        <w:t xml:space="preserve">/ con ejecución automática en </w:t>
+      </w:r>
+      <w:proofErr w:type="spellStart"/>
+      <w:r>
+        <w:rPr>
+          <w:lang w:val="es-CL"/>
+        </w:rPr>
+        <w:t>push</w:t>
+      </w:r>
+      <w:proofErr w:type="spellEnd"/>
+      <w:r>
+        <w:rPr>
+          <w:lang w:val="es-CL"/>
+        </w:rPr>
+        <w:t>.</w:t>
       </w:r>
     </w:p>
     <w:p>
@@ -14722,14 +13234,14 @@
           <w:lang w:val="es-ES"/>
         </w:rPr>
       </w:pPr>
-      <w:bookmarkStart w:id="21" w:name="_Toc234786474"/>
+      <w:bookmarkStart w:id="19" w:name="_Toc234786474"/>
       <w:r>
         <w:rPr>
           <w:lang w:val="es-CL"/>
         </w:rPr>
         <w:t>6. Conclusiones y proyecciones</w:t>
       </w:r>
-      <w:bookmarkEnd w:id="21"/>
+      <w:bookmarkEnd w:id="19"/>
     </w:p>
     <w:p>
       <w:r>
@@ -14747,121 +13259,43 @@
         <w:rPr>
           <w:lang w:val="es-CL"/>
         </w:rPr>
-        <w:t xml:space="preserve">29/29 </w:t>
+        <w:t>29/29 escenarios ejecutados, 96.55% aprobación</w:t>
+      </w:r>
+    </w:p>
+    <w:p>
+      <w:pPr>
+        <w:pStyle w:val="Listaconvietas"/>
+      </w:pPr>
+      <w:r>
+        <w:rPr>
+          <w:lang w:val="es-CL"/>
+        </w:rPr>
+        <w:t>Suite bilingüe: inglés + chino</w:t>
+      </w:r>
+    </w:p>
+    <w:p>
+      <w:pPr>
+        <w:pStyle w:val="Listaconvietas"/>
+      </w:pPr>
+      <w:r>
+        <w:rPr>
+          <w:lang w:val="es-CL"/>
+        </w:rPr>
+        <w:t>Data-</w:t>
       </w:r>
       <w:proofErr w:type="spellStart"/>
       <w:r>
         <w:rPr>
           <w:lang w:val="es-CL"/>
         </w:rPr>
-        <w:t>escenarios</w:t>
+        <w:t>Driven</w:t>
       </w:r>
       <w:proofErr w:type="spellEnd"/>
       <w:r>
         <w:rPr>
           <w:lang w:val="es-CL"/>
         </w:rPr>
-        <w:t xml:space="preserve"> </w:t>
-      </w:r>
-      <w:proofErr w:type="spellStart"/>
-      <w:r>
-        <w:rPr>
-          <w:lang w:val="es-CL"/>
-        </w:rPr>
-        <w:t>ejecutados</w:t>
-      </w:r>
-      <w:proofErr w:type="spellEnd"/>
-      <w:r>
-        <w:rPr>
-          <w:lang w:val="es-CL"/>
-        </w:rPr>
-        <w:t xml:space="preserve">, 96.55% </w:t>
-      </w:r>
-      <w:proofErr w:type="spellStart"/>
-      <w:r>
-        <w:rPr>
-          <w:lang w:val="es-CL"/>
-        </w:rPr>
-        <w:t>aprobación</w:t>
-      </w:r>
-      <w:proofErr w:type="spellEnd"/>
-    </w:p>
-    <w:p>
-      <w:pPr>
-        <w:pStyle w:val="Listaconvietas"/>
-      </w:pPr>
-      <w:r>
-        <w:rPr>
-          <w:lang w:val="es-CL"/>
-        </w:rPr>
-        <w:t xml:space="preserve">Suite </w:t>
-      </w:r>
-      <w:proofErr w:type="spellStart"/>
-      <w:r>
-        <w:rPr>
-          <w:lang w:val="es-CL"/>
-        </w:rPr>
-        <w:t>bilingüe</w:t>
-      </w:r>
-      <w:proofErr w:type="spellEnd"/>
-      <w:r>
-        <w:rPr>
-          <w:lang w:val="es-CL"/>
-        </w:rPr>
-        <w:t xml:space="preserve">: </w:t>
-      </w:r>
-      <w:proofErr w:type="spellStart"/>
-      <w:r>
-        <w:rPr>
-          <w:lang w:val="es-CL"/>
-        </w:rPr>
-        <w:t>inglés</w:t>
-      </w:r>
-      <w:proofErr w:type="spellEnd"/>
-      <w:r>
-        <w:rPr>
-          <w:lang w:val="es-CL"/>
-        </w:rPr>
-        <w:t xml:space="preserve"> + chino</w:t>
-      </w:r>
-    </w:p>
-    <w:p>
-      <w:pPr>
-        <w:pStyle w:val="Listaconvietas"/>
-      </w:pPr>
-      <w:r>
-        <w:rPr>
-          <w:lang w:val="es-CL"/>
-        </w:rPr>
-        <w:t xml:space="preserve">Data-Driven: 18 </w:t>
-      </w:r>
-      <w:proofErr w:type="spellStart"/>
-      <w:r>
-        <w:rPr>
-          <w:lang w:val="es-CL"/>
-        </w:rPr>
-        <w:t>escenarios</w:t>
-      </w:r>
-      <w:proofErr w:type="spellEnd"/>
-      <w:r>
-        <w:rPr>
-          <w:lang w:val="es-CL"/>
-        </w:rPr>
-        <w:t xml:space="preserve"> </w:t>
-      </w:r>
-      <w:proofErr w:type="spellStart"/>
-      <w:r>
-        <w:rPr>
-          <w:lang w:val="es-CL"/>
-        </w:rPr>
-        <w:t>parametrizados</w:t>
-      </w:r>
-      <w:proofErr w:type="spellEnd"/>
-      <w:r>
-        <w:rPr>
-          <w:lang w:val="es-CL"/>
-        </w:rPr>
-        <w:t xml:space="preserve"> (62%)</w:t>
+        <w:t>: 18 escenarios parametrizados (62%)</w:t>
       </w:r>
     </w:p>
     <w:p>
@@ -14930,58 +13364,8 @@
         <w:rPr>
           <w:lang w:val="es-CL"/>
         </w:rPr>
-        <w:t xml:space="preserve">5 </w:t>
-      </w:r>
-      <w:proofErr w:type="spellStart"/>
-      <w:r>
-        <w:rPr>
-          <w:lang w:val="es-CL"/>
-        </w:rPr>
-        <w:t>oportunidades</w:t>
-      </w:r>
-      <w:proofErr w:type="spellEnd"/>
-      <w:r>
-        <w:rPr>
-          <w:lang w:val="es-CL"/>
-        </w:rPr>
-        <w:t xml:space="preserve"> </w:t>
-      </w:r>
-      <w:proofErr w:type="spellStart"/>
-      <w:r>
-        <w:rPr>
-          <w:lang w:val="es-CL"/>
-        </w:rPr>
-        <w:t>documentadas</w:t>
-      </w:r>
-      <w:proofErr w:type="spellEnd"/>
-      <w:r>
-        <w:rPr>
-          <w:lang w:val="es-CL"/>
-        </w:rPr>
-        <w:t xml:space="preserve">, 6 </w:t>
-      </w:r>
-      <w:proofErr w:type="spellStart"/>
-      <w:r>
-        <w:rPr>
-          <w:lang w:val="es-CL"/>
-        </w:rPr>
-        <w:t>propuestas</w:t>
-      </w:r>
-      <w:proofErr w:type="spellEnd"/>
-      <w:r>
-        <w:rPr>
-          <w:lang w:val="es-CL"/>
-        </w:rPr>
-        <w:t xml:space="preserve"> </w:t>
-      </w:r>
-      <w:proofErr w:type="spellStart"/>
-      <w:r>
-        <w:rPr>
-          <w:lang w:val="es-CL"/>
-        </w:rPr>
-        <w:t>formales</w:t>
-      </w:r>
-      <w:proofErr w:type="spellEnd"/>
+        <w:t>5 oportunidades documentadas, 6 propuestas formales</w:t>
+      </w:r>
     </w:p>
     <w:p/>
     <w:p>
@@ -15008,47 +13392,65 @@
       <w:pPr>
         <w:pStyle w:val="Listaconvietas"/>
       </w:pPr>
+      <w:r>
+        <w:rPr>
+          <w:lang w:val="es-CL"/>
+        </w:rPr>
+        <w:t xml:space="preserve">Migrar a Page </w:t>
+      </w:r>
       <w:proofErr w:type="spellStart"/>
       <w:r>
         <w:rPr>
           <w:lang w:val="es-CL"/>
         </w:rPr>
-        <w:t>Migrar</w:t>
+        <w:t>Object</w:t>
       </w:r>
       <w:proofErr w:type="spellEnd"/>
       <w:r>
         <w:rPr>
           <w:lang w:val="es-CL"/>
         </w:rPr>
-        <w:t xml:space="preserve"> a Page Object Model</w:t>
+        <w:t xml:space="preserve"> Model</w:t>
       </w:r>
     </w:p>
     <w:p>
       <w:pPr>
         <w:pStyle w:val="Listaconvietas"/>
       </w:pPr>
+      <w:r>
+        <w:rPr>
+          <w:lang w:val="es-CL"/>
+        </w:rPr>
+        <w:t xml:space="preserve">Agregar </w:t>
+      </w:r>
       <w:proofErr w:type="spellStart"/>
       <w:r>
         <w:rPr>
           <w:lang w:val="es-CL"/>
         </w:rPr>
-        <w:t>Agregar</w:t>
+        <w:t>Allure</w:t>
       </w:r>
       <w:proofErr w:type="spellEnd"/>
       <w:r>
         <w:rPr>
           <w:lang w:val="es-CL"/>
         </w:rPr>
-        <w:t xml:space="preserve"> Allure Reports para </w:t>
+        <w:t xml:space="preserve"> </w:t>
       </w:r>
       <w:proofErr w:type="spellStart"/>
       <w:r>
         <w:rPr>
           <w:lang w:val="es-CL"/>
         </w:rPr>
-        <w:t>tendencias</w:t>
+        <w:t>Reports</w:t>
       </w:r>
       <w:proofErr w:type="spellEnd"/>
+      <w:r>
+        <w:rPr>
+          <w:lang w:val="es-CL"/>
+        </w:rPr>
+        <w:t xml:space="preserve"> para tendencias</w:t>
+      </w:r>
     </w:p>
     <w:p>
       <w:pPr>
@@ -15108,12 +13510,23 @@
     </w:p>
     <w:p/>
     <w:p>
-      <w:proofErr w:type="gramStart"/>
-      <w:r>
-        <w:rPr>
-          <w:lang w:val="es-CL"/>
-        </w:rPr>
-        <w:t>La principales d</w:t>
+      <w:r>
+        <w:rPr>
+          <w:lang w:val="es-CL"/>
+        </w:rPr>
+        <w:t>La</w:t>
+      </w:r>
+      <w:r>
+        <w:rPr>
+          <w:lang w:val="es-CL"/>
+        </w:rPr>
+        <w:t>s</w:t>
+      </w:r>
+      <w:r>
+        <w:rPr>
+          <w:lang w:val="es-CL"/>
+        </w:rPr>
+        <w:t xml:space="preserve"> principales d</w:t>
       </w:r>
       <w:r>
         <w:rPr>
@@ -15121,7 +13534,6 @@
         </w:rPr>
         <w:t>ificultades</w:t>
       </w:r>
-      <w:proofErr w:type="gramEnd"/>
       <w:r>
         <w:rPr>
           <w:lang w:val="es-CL"/>
@@ -15202,6 +13614,8 @@
         </w:rPr>
         <w:t xml:space="preserve"> es obligatorio al escalar.</w:t>
       </w:r>
+      <w:bookmarkStart w:id="20" w:name="_GoBack"/>
+      <w:bookmarkEnd w:id="20"/>
     </w:p>
     <w:p/>
     <w:p>
@@ -15293,7 +13707,7 @@
     <w:r>
       <w:rPr>
         <w:noProof/>
-        <w:lang w:eastAsia="es-ES"/>
+        <w:lang w:val="es-ES" w:eastAsia="es-ES"/>
       </w:rPr>
       <w:drawing>
         <wp:anchor distT="0" distB="0" distL="114300" distR="114300" simplePos="0" relativeHeight="251661312" behindDoc="1" locked="0" layoutInCell="1" allowOverlap="1" wp14:anchorId="4F56E65D" wp14:editId="71CED0CC">
@@ -15372,7 +13786,7 @@
     <w:r>
       <w:rPr>
         <w:noProof/>
-        <w:lang w:eastAsia="es-ES"/>
+        <w:lang w:val="es-ES" w:eastAsia="es-ES"/>
       </w:rPr>
       <w:drawing>
         <wp:anchor distT="0" distB="0" distL="114300" distR="114300" simplePos="0" relativeHeight="251660288" behindDoc="1" locked="0" layoutInCell="1" allowOverlap="1" wp14:anchorId="26C708FD" wp14:editId="6034A047">
@@ -15451,7 +13865,7 @@
     <w:r>
       <w:rPr>
         <w:noProof/>
-        <w:lang w:eastAsia="es-ES"/>
+        <w:lang w:val="es-ES" w:eastAsia="es-ES"/>
       </w:rPr>
       <w:drawing>
         <wp:anchor distT="0" distB="0" distL="114300" distR="114300" simplePos="0" relativeHeight="251659264" behindDoc="1" locked="0" layoutInCell="1" allowOverlap="1" wp14:anchorId="3335EEE7" wp14:editId="17C6B80E">
@@ -19741,7 +18155,7 @@
 </file>
 
 <file path=customXml/itemProps1.xml><?xml version="1.0" encoding="utf-8"?>
-<ds:datastoreItem xmlns:ds="http://schemas.openxmlformats.org/officeDocument/2006/customXml" ds:itemID="{1CFEE72B-0E85-4B63-9532-387A2838A9CB}">
+<ds:datastoreItem xmlns:ds="http://schemas.openxmlformats.org/officeDocument/2006/customXml" ds:itemID="{2548CAAB-EFB2-4E7A-8FFD-03049FFBCB50}">
   <ds:schemaRefs>
     <ds:schemaRef ds:uri="http://schemas.openxmlformats.org/officeDocument/2006/bibliography"/>
   </ds:schemaRefs>
